--- a/диплом/ПРЕДДИПЛОМНАЯ_ПРАКТИКА/ПДП_ПарусовПА.docx
+++ b/диплом/ПРЕДДИПЛОМНАЯ_ПРАКТИКА/ПДП_ПарусовПА.docx
@@ -2,6 +2,416 @@
 <file path=word/document.xml><?xml version="1.0" encoding="utf-8"?>
 <w:document xmlns:wpc="http://schemas.microsoft.com/office/word/2010/wordprocessingCanvas" xmlns:cx="http://schemas.microsoft.com/office/drawing/2014/chartex" xmlns:mc="http://schemas.openxmlformats.org/markup-compatibility/2006" xmlns:o="urn:schemas-microsoft-com:office:office" xmlns:r="http://schemas.openxmlformats.org/officeDocument/2006/relationships" xmlns:m="http://schemas.openxmlformats.org/officeDocument/2006/math" xmlns:v="urn:schemas-microsoft-com:vml" xmlns:wp14="http://schemas.microsoft.com/office/word/2010/wordprocessingDrawing" xmlns:wp="http://schemas.openxmlformats.org/drawingml/2006/wordprocessingDrawing" xmlns:w10="urn:schemas-microsoft-com:office:word" xmlns:w="http://schemas.openxmlformats.org/wordprocessingml/2006/main" xmlns:w14="http://schemas.microsoft.com/office/word/2010/wordml" xmlns:w15="http://schemas.microsoft.com/office/word/2012/wordml" xmlns:w16se="http://schemas.microsoft.com/office/word/2015/wordml/symex" xmlns:wpg="http://schemas.microsoft.com/office/word/2010/wordprocessingGroup" xmlns:wpi="http://schemas.microsoft.com/office/word/2010/wordprocessingInk" xmlns:wne="http://schemas.microsoft.com/office/word/2006/wordml" xmlns:wps="http://schemas.microsoft.com/office/word/2010/wordprocessingShape" mc:Ignorable="w14 w15 w16se wp14">
   <w:body>
+    <w:p>
+      <w:pPr>
+        <w:spacing w:before="100" w:beforeAutospacing="1" w:after="100" w:afterAutospacing="1" w:line="240" w:lineRule="auto"/>
+        <w:rPr>
+          <w:rFonts w:ascii="Times New Roman" w:eastAsia="Times New Roman" w:hAnsi="Times New Roman" w:cs="Times New Roman"/>
+          <w:sz w:val="24"/>
+          <w:szCs w:val="24"/>
+          <w:lang w:eastAsia="ru-RU"/>
+        </w:rPr>
+      </w:pPr>
+      <w:r>
+        <w:rPr>
+          <w:rFonts w:ascii="Times New Roman" w:eastAsia="Times New Roman" w:hAnsi="Times New Roman" w:cs="Times New Roman"/>
+          <w:noProof/>
+          <w:sz w:val="24"/>
+          <w:szCs w:val="24"/>
+          <w:lang w:eastAsia="ru-RU"/>
+        </w:rPr>
+        <w:drawing>
+          <wp:anchor distT="0" distB="0" distL="114300" distR="114300" simplePos="0" relativeHeight="251658240" behindDoc="0" locked="0" layoutInCell="1" allowOverlap="1" wp14:anchorId="67AABACB" wp14:editId="4C764EF0">
+            <wp:simplePos x="0" y="0"/>
+            <wp:positionH relativeFrom="page">
+              <wp:align>center</wp:align>
+            </wp:positionH>
+            <wp:positionV relativeFrom="paragraph">
+              <wp:posOffset>264291</wp:posOffset>
+            </wp:positionV>
+            <wp:extent cx="6986111" cy="9314815"/>
+            <wp:effectExtent l="0" t="0" r="5715" b="635"/>
+            <wp:wrapNone/>
+            <wp:docPr id="2" name="Рисунок 2" descr="C:\Study\4year\Diplom\диплом\ПРЕДДИПЛОМНАЯ_ПРАКТИКА\2.jpg"/>
+            <wp:cNvGraphicFramePr>
+              <a:graphicFrameLocks xmlns:a="http://schemas.openxmlformats.org/drawingml/2006/main" noChangeAspect="1"/>
+            </wp:cNvGraphicFramePr>
+            <a:graphic xmlns:a="http://schemas.openxmlformats.org/drawingml/2006/main">
+              <a:graphicData uri="http://schemas.openxmlformats.org/drawingml/2006/picture">
+                <pic:pic xmlns:pic="http://schemas.openxmlformats.org/drawingml/2006/picture">
+                  <pic:nvPicPr>
+                    <pic:cNvPr id="0" name="Picture 1" descr="C:\Study\4year\Diplom\диплом\ПРЕДДИПЛОМНАЯ_ПРАКТИКА\2.jpg"/>
+                    <pic:cNvPicPr>
+                      <a:picLocks noChangeAspect="1" noChangeArrowheads="1"/>
+                    </pic:cNvPicPr>
+                  </pic:nvPicPr>
+                  <pic:blipFill>
+                    <a:blip r:embed="rId8">
+                      <a:extLst>
+                        <a:ext uri="{28A0092B-C50C-407E-A947-70E740481C1C}">
+                          <a14:useLocalDpi xmlns:a14="http://schemas.microsoft.com/office/drawing/2010/main" val="0"/>
+                        </a:ext>
+                      </a:extLst>
+                    </a:blip>
+                    <a:srcRect/>
+                    <a:stretch>
+                      <a:fillRect/>
+                    </a:stretch>
+                  </pic:blipFill>
+                  <pic:spPr bwMode="auto">
+                    <a:xfrm>
+                      <a:off x="0" y="0"/>
+                      <a:ext cx="6986111" cy="9314815"/>
+                    </a:xfrm>
+                    <a:prstGeom prst="rect">
+                      <a:avLst/>
+                    </a:prstGeom>
+                    <a:noFill/>
+                    <a:ln>
+                      <a:noFill/>
+                    </a:ln>
+                  </pic:spPr>
+                </pic:pic>
+              </a:graphicData>
+            </a:graphic>
+            <wp14:sizeRelH relativeFrom="margin">
+              <wp14:pctWidth>0</wp14:pctWidth>
+            </wp14:sizeRelH>
+            <wp14:sizeRelV relativeFrom="margin">
+              <wp14:pctHeight>0</wp14:pctHeight>
+            </wp14:sizeRelV>
+          </wp:anchor>
+        </w:drawing>
+      </w:r>
+    </w:p>
+    <w:p>
+      <w:pPr>
+        <w:spacing w:after="0" w:line="240" w:lineRule="auto"/>
+        <w:rPr>
+          <w:rFonts w:ascii="Times New Roman" w:eastAsiaTheme="majorEastAsia" w:hAnsi="Times New Roman" w:cs="Times New Roman"/>
+          <w:b/>
+          <w:bCs/>
+          <w:sz w:val="28"/>
+          <w:szCs w:val="28"/>
+        </w:rPr>
+      </w:pPr>
+    </w:p>
+    <w:p>
+      <w:pPr>
+        <w:pStyle w:val="a6"/>
+      </w:pPr>
+      <w:bookmarkStart w:id="0" w:name="_Toc198341503"/>
+      <w:r>
+        <w:rPr>
+          <w:rFonts w:eastAsiaTheme="majorEastAsia"/>
+          <w:szCs w:val="28"/>
+          <w:lang w:eastAsia="en-US"/>
+        </w:rPr>
+        <w:br w:type="page"/>
+      </w:r>
+      <w:r>
+        <w:rPr>
+          <w:noProof/>
+        </w:rPr>
+        <w:lastRenderedPageBreak/>
+        <w:drawing>
+          <wp:anchor distT="0" distB="0" distL="114300" distR="114300" simplePos="0" relativeHeight="251659264" behindDoc="0" locked="0" layoutInCell="1" allowOverlap="1" wp14:anchorId="3B42A3B5" wp14:editId="6A093489">
+            <wp:simplePos x="0" y="0"/>
+            <wp:positionH relativeFrom="margin">
+              <wp:posOffset>-716564</wp:posOffset>
+            </wp:positionH>
+            <wp:positionV relativeFrom="paragraph">
+              <wp:posOffset>272831</wp:posOffset>
+            </wp:positionV>
+            <wp:extent cx="6970986" cy="9294648"/>
+            <wp:effectExtent l="0" t="0" r="1905" b="1905"/>
+            <wp:wrapNone/>
+            <wp:docPr id="3" name="Рисунок 3" descr="C:\Study\4year\Diplom\диплом\ПРЕДДИПЛОМНАЯ_ПРАКТИКА\6.jpg"/>
+            <wp:cNvGraphicFramePr>
+              <a:graphicFrameLocks xmlns:a="http://schemas.openxmlformats.org/drawingml/2006/main" noChangeAspect="1"/>
+            </wp:cNvGraphicFramePr>
+            <a:graphic xmlns:a="http://schemas.openxmlformats.org/drawingml/2006/main">
+              <a:graphicData uri="http://schemas.openxmlformats.org/drawingml/2006/picture">
+                <pic:pic xmlns:pic="http://schemas.openxmlformats.org/drawingml/2006/picture">
+                  <pic:nvPicPr>
+                    <pic:cNvPr id="0" name="Picture 3" descr="C:\Study\4year\Diplom\диплом\ПРЕДДИПЛОМНАЯ_ПРАКТИКА\6.jpg"/>
+                    <pic:cNvPicPr>
+                      <a:picLocks noChangeAspect="1" noChangeArrowheads="1"/>
+                    </pic:cNvPicPr>
+                  </pic:nvPicPr>
+                  <pic:blipFill>
+                    <a:blip r:embed="rId9">
+                      <a:extLst>
+                        <a:ext uri="{28A0092B-C50C-407E-A947-70E740481C1C}">
+                          <a14:useLocalDpi xmlns:a14="http://schemas.microsoft.com/office/drawing/2010/main" val="0"/>
+                        </a:ext>
+                      </a:extLst>
+                    </a:blip>
+                    <a:srcRect/>
+                    <a:stretch>
+                      <a:fillRect/>
+                    </a:stretch>
+                  </pic:blipFill>
+                  <pic:spPr bwMode="auto">
+                    <a:xfrm>
+                      <a:off x="0" y="0"/>
+                      <a:ext cx="6970986" cy="9294648"/>
+                    </a:xfrm>
+                    <a:prstGeom prst="rect">
+                      <a:avLst/>
+                    </a:prstGeom>
+                    <a:noFill/>
+                    <a:ln>
+                      <a:noFill/>
+                    </a:ln>
+                  </pic:spPr>
+                </pic:pic>
+              </a:graphicData>
+            </a:graphic>
+            <wp14:sizeRelH relativeFrom="margin">
+              <wp14:pctWidth>0</wp14:pctWidth>
+            </wp14:sizeRelH>
+            <wp14:sizeRelV relativeFrom="margin">
+              <wp14:pctHeight>0</wp14:pctHeight>
+            </wp14:sizeRelV>
+          </wp:anchor>
+        </w:drawing>
+      </w:r>
+      <w:r>
+        <w:rPr>
+          <w:rFonts w:eastAsiaTheme="majorEastAsia"/>
+          <w:lang w:eastAsia="en-US"/>
+        </w:rPr>
+        <w:br w:type="page"/>
+      </w:r>
+      <w:r>
+        <w:rPr>
+          <w:noProof/>
+        </w:rPr>
+        <w:lastRenderedPageBreak/>
+        <w:drawing>
+          <wp:anchor distT="0" distB="0" distL="114300" distR="114300" simplePos="0" relativeHeight="251660288" behindDoc="0" locked="0" layoutInCell="1" allowOverlap="1" wp14:anchorId="76C0D841" wp14:editId="04532F14">
+            <wp:simplePos x="0" y="0"/>
+            <wp:positionH relativeFrom="page">
+              <wp:align>center</wp:align>
+            </wp:positionH>
+            <wp:positionV relativeFrom="paragraph">
+              <wp:posOffset>320259</wp:posOffset>
+            </wp:positionV>
+            <wp:extent cx="6919485" cy="9222136"/>
+            <wp:effectExtent l="0" t="0" r="0" b="0"/>
+            <wp:wrapNone/>
+            <wp:docPr id="14" name="Рисунок 14" descr="C:\Study\4year\Diplom\диплом\ПРЕДДИПЛОМНАЯ_ПРАКТИКА\5.jpg"/>
+            <wp:cNvGraphicFramePr>
+              <a:graphicFrameLocks xmlns:a="http://schemas.openxmlformats.org/drawingml/2006/main" noChangeAspect="1"/>
+            </wp:cNvGraphicFramePr>
+            <a:graphic xmlns:a="http://schemas.openxmlformats.org/drawingml/2006/main">
+              <a:graphicData uri="http://schemas.openxmlformats.org/drawingml/2006/picture">
+                <pic:pic xmlns:pic="http://schemas.openxmlformats.org/drawingml/2006/picture">
+                  <pic:nvPicPr>
+                    <pic:cNvPr id="0" name="Picture 5" descr="C:\Study\4year\Diplom\диплом\ПРЕДДИПЛОМНАЯ_ПРАКТИКА\5.jpg"/>
+                    <pic:cNvPicPr>
+                      <a:picLocks noChangeAspect="1" noChangeArrowheads="1"/>
+                    </pic:cNvPicPr>
+                  </pic:nvPicPr>
+                  <pic:blipFill>
+                    <a:blip r:embed="rId10">
+                      <a:extLst>
+                        <a:ext uri="{28A0092B-C50C-407E-A947-70E740481C1C}">
+                          <a14:useLocalDpi xmlns:a14="http://schemas.microsoft.com/office/drawing/2010/main" val="0"/>
+                        </a:ext>
+                      </a:extLst>
+                    </a:blip>
+                    <a:srcRect/>
+                    <a:stretch>
+                      <a:fillRect/>
+                    </a:stretch>
+                  </pic:blipFill>
+                  <pic:spPr bwMode="auto">
+                    <a:xfrm>
+                      <a:off x="0" y="0"/>
+                      <a:ext cx="6919485" cy="9222136"/>
+                    </a:xfrm>
+                    <a:prstGeom prst="rect">
+                      <a:avLst/>
+                    </a:prstGeom>
+                    <a:noFill/>
+                    <a:ln>
+                      <a:noFill/>
+                    </a:ln>
+                  </pic:spPr>
+                </pic:pic>
+              </a:graphicData>
+            </a:graphic>
+            <wp14:sizeRelH relativeFrom="margin">
+              <wp14:pctWidth>0</wp14:pctWidth>
+            </wp14:sizeRelH>
+            <wp14:sizeRelV relativeFrom="margin">
+              <wp14:pctHeight>0</wp14:pctHeight>
+            </wp14:sizeRelV>
+          </wp:anchor>
+        </w:drawing>
+      </w:r>
+      <w:r>
+        <w:rPr>
+          <w:rFonts w:eastAsiaTheme="majorEastAsia"/>
+          <w:lang w:eastAsia="en-US"/>
+        </w:rPr>
+        <w:br w:type="page"/>
+      </w:r>
+      <w:r>
+        <w:rPr>
+          <w:noProof/>
+        </w:rPr>
+        <w:lastRenderedPageBreak/>
+        <w:drawing>
+          <wp:anchor distT="0" distB="0" distL="114300" distR="114300" simplePos="0" relativeHeight="251661312" behindDoc="0" locked="0" layoutInCell="1" allowOverlap="1" wp14:anchorId="0D0FDC8C" wp14:editId="6331781B">
+            <wp:simplePos x="0" y="0"/>
+            <wp:positionH relativeFrom="column">
+              <wp:posOffset>-859418</wp:posOffset>
+            </wp:positionH>
+            <wp:positionV relativeFrom="paragraph">
+              <wp:posOffset>68291</wp:posOffset>
+            </wp:positionV>
+            <wp:extent cx="7155771" cy="9537053"/>
+            <wp:effectExtent l="0" t="0" r="7620" b="7620"/>
+            <wp:wrapNone/>
+            <wp:docPr id="15" name="Рисунок 15" descr="C:\Study\4year\Diplom\диплом\ПРЕДДИПЛОМНАЯ_ПРАКТИКА\4.jpg"/>
+            <wp:cNvGraphicFramePr>
+              <a:graphicFrameLocks xmlns:a="http://schemas.openxmlformats.org/drawingml/2006/main" noChangeAspect="1"/>
+            </wp:cNvGraphicFramePr>
+            <a:graphic xmlns:a="http://schemas.openxmlformats.org/drawingml/2006/main">
+              <a:graphicData uri="http://schemas.openxmlformats.org/drawingml/2006/picture">
+                <pic:pic xmlns:pic="http://schemas.openxmlformats.org/drawingml/2006/picture">
+                  <pic:nvPicPr>
+                    <pic:cNvPr id="0" name="Picture 7" descr="C:\Study\4year\Diplom\диплом\ПРЕДДИПЛОМНАЯ_ПРАКТИКА\4.jpg"/>
+                    <pic:cNvPicPr>
+                      <a:picLocks noChangeAspect="1" noChangeArrowheads="1"/>
+                    </pic:cNvPicPr>
+                  </pic:nvPicPr>
+                  <pic:blipFill>
+                    <a:blip r:embed="rId11">
+                      <a:extLst>
+                        <a:ext uri="{28A0092B-C50C-407E-A947-70E740481C1C}">
+                          <a14:useLocalDpi xmlns:a14="http://schemas.microsoft.com/office/drawing/2010/main" val="0"/>
+                        </a:ext>
+                      </a:extLst>
+                    </a:blip>
+                    <a:srcRect/>
+                    <a:stretch>
+                      <a:fillRect/>
+                    </a:stretch>
+                  </pic:blipFill>
+                  <pic:spPr bwMode="auto">
+                    <a:xfrm>
+                      <a:off x="0" y="0"/>
+                      <a:ext cx="7159242" cy="9541679"/>
+                    </a:xfrm>
+                    <a:prstGeom prst="rect">
+                      <a:avLst/>
+                    </a:prstGeom>
+                    <a:noFill/>
+                    <a:ln>
+                      <a:noFill/>
+                    </a:ln>
+                  </pic:spPr>
+                </pic:pic>
+              </a:graphicData>
+            </a:graphic>
+            <wp14:sizeRelH relativeFrom="margin">
+              <wp14:pctWidth>0</wp14:pctWidth>
+            </wp14:sizeRelH>
+            <wp14:sizeRelV relativeFrom="margin">
+              <wp14:pctHeight>0</wp14:pctHeight>
+            </wp14:sizeRelV>
+          </wp:anchor>
+        </w:drawing>
+      </w:r>
+      <w:r>
+        <w:rPr>
+          <w:rFonts w:eastAsiaTheme="majorEastAsia"/>
+          <w:lang w:eastAsia="en-US"/>
+        </w:rPr>
+        <w:br w:type="page"/>
+      </w:r>
+      <w:r>
+        <w:rPr>
+          <w:noProof/>
+        </w:rPr>
+        <w:lastRenderedPageBreak/>
+        <w:drawing>
+          <wp:anchor distT="0" distB="0" distL="114300" distR="114300" simplePos="0" relativeHeight="251662336" behindDoc="0" locked="0" layoutInCell="1" allowOverlap="1" wp14:anchorId="272046D8" wp14:editId="4CB488D6">
+            <wp:simplePos x="0" y="0"/>
+            <wp:positionH relativeFrom="page">
+              <wp:posOffset>130120</wp:posOffset>
+            </wp:positionH>
+            <wp:positionV relativeFrom="paragraph">
+              <wp:posOffset>-121000</wp:posOffset>
+            </wp:positionV>
+            <wp:extent cx="7368595" cy="9820700"/>
+            <wp:effectExtent l="0" t="0" r="3810" b="9525"/>
+            <wp:wrapNone/>
+            <wp:docPr id="17" name="Рисунок 17" descr="C:\Study\4year\Diplom\диплом\ПРЕДДИПЛОМНАЯ_ПРАКТИКА\3.jpg"/>
+            <wp:cNvGraphicFramePr>
+              <a:graphicFrameLocks xmlns:a="http://schemas.openxmlformats.org/drawingml/2006/main" noChangeAspect="1"/>
+            </wp:cNvGraphicFramePr>
+            <a:graphic xmlns:a="http://schemas.openxmlformats.org/drawingml/2006/main">
+              <a:graphicData uri="http://schemas.openxmlformats.org/drawingml/2006/picture">
+                <pic:pic xmlns:pic="http://schemas.openxmlformats.org/drawingml/2006/picture">
+                  <pic:nvPicPr>
+                    <pic:cNvPr id="0" name="Picture 9" descr="C:\Study\4year\Diplom\диплом\ПРЕДДИПЛОМНАЯ_ПРАКТИКА\3.jpg"/>
+                    <pic:cNvPicPr>
+                      <a:picLocks noChangeAspect="1" noChangeArrowheads="1"/>
+                    </pic:cNvPicPr>
+                  </pic:nvPicPr>
+                  <pic:blipFill>
+                    <a:blip r:embed="rId12">
+                      <a:extLst>
+                        <a:ext uri="{28A0092B-C50C-407E-A947-70E740481C1C}">
+                          <a14:useLocalDpi xmlns:a14="http://schemas.microsoft.com/office/drawing/2010/main" val="0"/>
+                        </a:ext>
+                      </a:extLst>
+                    </a:blip>
+                    <a:srcRect/>
+                    <a:stretch>
+                      <a:fillRect/>
+                    </a:stretch>
+                  </pic:blipFill>
+                  <pic:spPr bwMode="auto">
+                    <a:xfrm>
+                      <a:off x="0" y="0"/>
+                      <a:ext cx="7371238" cy="9824223"/>
+                    </a:xfrm>
+                    <a:prstGeom prst="rect">
+                      <a:avLst/>
+                    </a:prstGeom>
+                    <a:noFill/>
+                    <a:ln>
+                      <a:noFill/>
+                    </a:ln>
+                  </pic:spPr>
+                </pic:pic>
+              </a:graphicData>
+            </a:graphic>
+            <wp14:sizeRelH relativeFrom="page">
+              <wp14:pctWidth>0</wp14:pctWidth>
+            </wp14:sizeRelH>
+            <wp14:sizeRelV relativeFrom="page">
+              <wp14:pctHeight>0</wp14:pctHeight>
+            </wp14:sizeRelV>
+          </wp:anchor>
+        </w:drawing>
+      </w:r>
+      <w:r>
+        <w:rPr>
+          <w:rFonts w:eastAsiaTheme="majorEastAsia"/>
+          <w:lang w:eastAsia="en-US"/>
+        </w:rPr>
+        <w:br w:type="page"/>
+      </w:r>
+      <w:bookmarkStart w:id="1" w:name="_GoBack"/>
+      <w:bookmarkEnd w:id="1"/>
+    </w:p>
     <w:sdt>
       <w:sdtPr>
         <w:id w:val="730197908"/>
@@ -2410,6 +2820,8 @@
       <w:r>
         <w:rPr>
           <w:rFonts w:ascii="Times New Roman" w:eastAsiaTheme="majorEastAsia" w:hAnsi="Times New Roman" w:cs="Times New Roman"/>
+          <w:b/>
+          <w:bCs/>
           <w:sz w:val="28"/>
           <w:szCs w:val="28"/>
         </w:rPr>
@@ -2429,7 +2841,6 @@
           <w:lang w:eastAsia="en-US"/>
         </w:rPr>
       </w:pPr>
-      <w:bookmarkStart w:id="0" w:name="_Toc198341503"/>
       <w:r>
         <w:rPr>
           <w:rFonts w:eastAsiaTheme="majorEastAsia"/>
@@ -3133,10 +3544,10 @@
           <w:lang w:eastAsia="en-US"/>
         </w:rPr>
       </w:pPr>
-      <w:bookmarkStart w:id="1" w:name="_Toc198341504"/>
-      <w:bookmarkStart w:id="2" w:name="_Toc184290736"/>
-      <w:bookmarkStart w:id="3" w:name="_Toc184290963"/>
-      <w:bookmarkStart w:id="4" w:name="_Toc184298299"/>
+      <w:bookmarkStart w:id="2" w:name="_Toc198341504"/>
+      <w:bookmarkStart w:id="3" w:name="_Toc184290736"/>
+      <w:bookmarkStart w:id="4" w:name="_Toc184290963"/>
+      <w:bookmarkStart w:id="5" w:name="_Toc184298299"/>
       <w:r>
         <w:rPr>
           <w:rFonts w:eastAsiaTheme="majorEastAsia"/>
@@ -3147,7 +3558,7 @@
         <w:lastRenderedPageBreak/>
         <w:t>ОСНОВНАЯ ЧАСТЬ</w:t>
       </w:r>
-      <w:bookmarkEnd w:id="1"/>
+      <w:bookmarkEnd w:id="2"/>
     </w:p>
     <w:p>
       <w:pPr>
@@ -3162,9 +3573,9 @@
         </w:rPr>
         <w:t>И</w:t>
       </w:r>
-      <w:bookmarkEnd w:id="2"/>
       <w:bookmarkEnd w:id="3"/>
       <w:bookmarkEnd w:id="4"/>
+      <w:bookmarkEnd w:id="5"/>
       <w:r>
         <w:rPr>
           <w:szCs w:val="28"/>
@@ -3176,11 +3587,11 @@
       <w:pPr>
         <w:pStyle w:val="-10"/>
       </w:pPr>
-      <w:bookmarkStart w:id="5" w:name="_Toc198341505"/>
+      <w:bookmarkStart w:id="6" w:name="_Toc198341505"/>
       <w:r>
         <w:t>Анализ существующих решений</w:t>
       </w:r>
-      <w:bookmarkEnd w:id="5"/>
+      <w:bookmarkEnd w:id="6"/>
     </w:p>
     <w:p>
       <w:pPr>
@@ -4731,46 +5142,46 @@
       <w:pPr>
         <w:pStyle w:val="-10"/>
       </w:pPr>
-      <w:bookmarkStart w:id="6" w:name="_Toc198341506"/>
+      <w:bookmarkStart w:id="7" w:name="_Toc198341506"/>
       <w:r>
         <w:t>Определение требований к решению</w:t>
       </w:r>
-      <w:bookmarkEnd w:id="6"/>
+      <w:bookmarkEnd w:id="7"/>
     </w:p>
     <w:p>
       <w:pPr>
         <w:pStyle w:val="-2"/>
       </w:pPr>
-      <w:bookmarkStart w:id="7" w:name="_Toc191995555"/>
-      <w:bookmarkStart w:id="8" w:name="_Toc192967835"/>
-      <w:bookmarkStart w:id="9" w:name="_Toc192968080"/>
-      <w:bookmarkStart w:id="10" w:name="_Toc193132602"/>
-      <w:bookmarkStart w:id="11" w:name="_Toc193244198"/>
-      <w:bookmarkStart w:id="12" w:name="_Toc197905757"/>
-      <w:bookmarkStart w:id="13" w:name="_Toc198341507"/>
+      <w:bookmarkStart w:id="8" w:name="_Toc191995555"/>
+      <w:bookmarkStart w:id="9" w:name="_Toc192967835"/>
+      <w:bookmarkStart w:id="10" w:name="_Toc192968080"/>
+      <w:bookmarkStart w:id="11" w:name="_Toc193132602"/>
+      <w:bookmarkStart w:id="12" w:name="_Toc193244198"/>
+      <w:bookmarkStart w:id="13" w:name="_Toc197905757"/>
+      <w:bookmarkStart w:id="14" w:name="_Toc198341507"/>
       <w:r>
         <w:t>Формулирование требований к программной части системы</w:t>
       </w:r>
-      <w:bookmarkStart w:id="14" w:name="_Toc192967836"/>
-      <w:bookmarkStart w:id="15" w:name="_Toc192968081"/>
-      <w:bookmarkStart w:id="16" w:name="_Toc193132603"/>
-      <w:bookmarkStart w:id="17" w:name="_Toc193244199"/>
-      <w:bookmarkStart w:id="18" w:name="_Toc195720152"/>
-      <w:bookmarkStart w:id="19" w:name="_Toc197905758"/>
-      <w:bookmarkEnd w:id="7"/>
+      <w:bookmarkStart w:id="15" w:name="_Toc192967836"/>
+      <w:bookmarkStart w:id="16" w:name="_Toc192968081"/>
+      <w:bookmarkStart w:id="17" w:name="_Toc193132603"/>
+      <w:bookmarkStart w:id="18" w:name="_Toc193244199"/>
+      <w:bookmarkStart w:id="19" w:name="_Toc195720152"/>
+      <w:bookmarkStart w:id="20" w:name="_Toc197905758"/>
       <w:bookmarkEnd w:id="8"/>
       <w:bookmarkEnd w:id="9"/>
       <w:bookmarkEnd w:id="10"/>
       <w:bookmarkEnd w:id="11"/>
       <w:bookmarkEnd w:id="12"/>
       <w:bookmarkEnd w:id="13"/>
-    </w:p>
-    <w:bookmarkEnd w:id="14"/>
+      <w:bookmarkEnd w:id="14"/>
+    </w:p>
     <w:bookmarkEnd w:id="15"/>
     <w:bookmarkEnd w:id="16"/>
     <w:bookmarkEnd w:id="17"/>
     <w:bookmarkEnd w:id="18"/>
     <w:bookmarkEnd w:id="19"/>
+    <w:bookmarkEnd w:id="20"/>
     <w:p>
       <w:pPr>
         <w:pStyle w:val="14"/>
@@ -5259,23 +5670,23 @@
       <w:pPr>
         <w:pStyle w:val="-2"/>
       </w:pPr>
-      <w:bookmarkStart w:id="20" w:name="_Toc191995556"/>
-      <w:bookmarkStart w:id="21" w:name="_Toc192967837"/>
-      <w:bookmarkStart w:id="22" w:name="_Toc192968082"/>
-      <w:bookmarkStart w:id="23" w:name="_Toc193132604"/>
-      <w:bookmarkStart w:id="24" w:name="_Toc193244200"/>
-      <w:bookmarkStart w:id="25" w:name="_Toc197905759"/>
-      <w:bookmarkStart w:id="26" w:name="_Toc198341508"/>
+      <w:bookmarkStart w:id="21" w:name="_Toc191995556"/>
+      <w:bookmarkStart w:id="22" w:name="_Toc192967837"/>
+      <w:bookmarkStart w:id="23" w:name="_Toc192968082"/>
+      <w:bookmarkStart w:id="24" w:name="_Toc193132604"/>
+      <w:bookmarkStart w:id="25" w:name="_Toc193244200"/>
+      <w:bookmarkStart w:id="26" w:name="_Toc197905759"/>
+      <w:bookmarkStart w:id="27" w:name="_Toc198341508"/>
       <w:r>
         <w:t>Формулирование требований к аппаратной части системы</w:t>
       </w:r>
-      <w:bookmarkEnd w:id="20"/>
       <w:bookmarkEnd w:id="21"/>
       <w:bookmarkEnd w:id="22"/>
       <w:bookmarkEnd w:id="23"/>
       <w:bookmarkEnd w:id="24"/>
       <w:bookmarkEnd w:id="25"/>
       <w:bookmarkEnd w:id="26"/>
+      <w:bookmarkEnd w:id="27"/>
     </w:p>
     <w:p>
       <w:pPr>
@@ -5436,11 +5847,11 @@
       <w:pPr>
         <w:pStyle w:val="-10"/>
       </w:pPr>
-      <w:bookmarkStart w:id="27" w:name="_Toc198341509"/>
+      <w:bookmarkStart w:id="28" w:name="_Toc198341509"/>
       <w:r>
         <w:t>Выбор инструментов и методов создания приложения</w:t>
       </w:r>
-      <w:bookmarkEnd w:id="27"/>
+      <w:bookmarkEnd w:id="28"/>
     </w:p>
     <w:p>
       <w:pPr>
@@ -7251,11 +7662,11 @@
       <w:pPr>
         <w:pStyle w:val="-10"/>
       </w:pPr>
-      <w:bookmarkStart w:id="28" w:name="_Toc198341510"/>
+      <w:bookmarkStart w:id="29" w:name="_Toc198341510"/>
       <w:r>
         <w:t>Выбор методологии и технологий концептуального моделирования клиент-серверной системы</w:t>
       </w:r>
-      <w:bookmarkEnd w:id="28"/>
+      <w:bookmarkEnd w:id="29"/>
     </w:p>
     <w:p>
       <w:pPr>
@@ -7781,11 +8192,11 @@
       <w:pPr>
         <w:pStyle w:val="-10"/>
       </w:pPr>
-      <w:bookmarkStart w:id="29" w:name="_Toc198341511"/>
+      <w:bookmarkStart w:id="30" w:name="_Toc198341511"/>
       <w:r>
         <w:t>Постановка задач к проектированию и разработке приложения</w:t>
       </w:r>
-      <w:bookmarkEnd w:id="29"/>
+      <w:bookmarkEnd w:id="30"/>
     </w:p>
     <w:p>
       <w:pPr>
@@ -8193,11 +8604,11 @@
       <w:pPr>
         <w:pStyle w:val="af2"/>
       </w:pPr>
-      <w:bookmarkStart w:id="30" w:name="_Toc198341512"/>
+      <w:bookmarkStart w:id="31" w:name="_Toc198341512"/>
       <w:r>
         <w:t>Вывод к разделу 1</w:t>
       </w:r>
-      <w:bookmarkEnd w:id="30"/>
+      <w:bookmarkEnd w:id="31"/>
     </w:p>
     <w:p>
       <w:pPr>
@@ -8240,7 +8651,7 @@
           <w:szCs w:val="28"/>
         </w:rPr>
       </w:pPr>
-      <w:bookmarkStart w:id="31" w:name="_Toc191984833"/>
+      <w:bookmarkStart w:id="32" w:name="_Toc191984833"/>
       <w:r>
         <w:rPr>
           <w:szCs w:val="28"/>
@@ -8248,17 +8659,17 @@
         <w:lastRenderedPageBreak/>
         <w:t>Проектный раздел</w:t>
       </w:r>
-      <w:bookmarkEnd w:id="31"/>
+      <w:bookmarkEnd w:id="32"/>
     </w:p>
     <w:p>
       <w:pPr>
         <w:pStyle w:val="-10"/>
       </w:pPr>
-      <w:bookmarkStart w:id="32" w:name="_Toc198341513"/>
+      <w:bookmarkStart w:id="33" w:name="_Toc198341513"/>
       <w:r>
         <w:t>Проектирование адаптированной модели жизненного цикла системы</w:t>
       </w:r>
-      <w:bookmarkEnd w:id="32"/>
+      <w:bookmarkEnd w:id="33"/>
     </w:p>
     <w:p>
       <w:pPr>
@@ -8360,7 +8771,7 @@
                     <pic:cNvPicPr/>
                   </pic:nvPicPr>
                   <pic:blipFill rotWithShape="1">
-                    <a:blip r:embed="rId8"/>
+                    <a:blip r:embed="rId13"/>
                     <a:srcRect b="7595"/>
                     <a:stretch/>
                   </pic:blipFill>
@@ -8400,11 +8811,11 @@
       <w:pPr>
         <w:pStyle w:val="-10"/>
       </w:pPr>
-      <w:bookmarkStart w:id="33" w:name="_Toc198341514"/>
+      <w:bookmarkStart w:id="34" w:name="_Toc198341514"/>
       <w:r>
         <w:t>Проектирование архитектуры системы</w:t>
       </w:r>
-      <w:bookmarkEnd w:id="33"/>
+      <w:bookmarkEnd w:id="34"/>
     </w:p>
     <w:p>
       <w:pPr>
@@ -8830,1763 +9241,6 @@
             <wp:extent cx="5313872" cy="6084114"/>
             <wp:effectExtent l="0" t="0" r="1270" b="0"/>
             <wp:docPr id="1" name="Рисунок 1"/>
-            <wp:cNvGraphicFramePr>
-              <a:graphicFrameLocks xmlns:a="http://schemas.openxmlformats.org/drawingml/2006/main" noChangeAspect="1"/>
-            </wp:cNvGraphicFramePr>
-            <a:graphic xmlns:a="http://schemas.openxmlformats.org/drawingml/2006/main">
-              <a:graphicData uri="http://schemas.openxmlformats.org/drawingml/2006/picture">
-                <pic:pic xmlns:pic="http://schemas.openxmlformats.org/drawingml/2006/picture">
-                  <pic:nvPicPr>
-                    <pic:cNvPr id="1" name=""/>
-                    <pic:cNvPicPr/>
-                  </pic:nvPicPr>
-                  <pic:blipFill>
-                    <a:blip r:embed="rId9"/>
-                    <a:stretch>
-                      <a:fillRect/>
-                    </a:stretch>
-                  </pic:blipFill>
-                  <pic:spPr>
-                    <a:xfrm>
-                      <a:off x="0" y="0"/>
-                      <a:ext cx="5322252" cy="6093709"/>
-                    </a:xfrm>
-                    <a:prstGeom prst="rect">
-                      <a:avLst/>
-                    </a:prstGeom>
-                  </pic:spPr>
-                </pic:pic>
-              </a:graphicData>
-            </a:graphic>
-          </wp:inline>
-        </w:drawing>
-      </w:r>
-    </w:p>
-    <w:p>
-      <w:pPr>
-        <w:pStyle w:val="af4"/>
-      </w:pPr>
-      <w:r>
-        <w:t>Рис</w:t>
-      </w:r>
-      <w:r>
-        <w:t>унок 2.2</w:t>
-      </w:r>
-      <w:r>
-        <w:t xml:space="preserve"> – Диаграмма компонентов системы</w:t>
-      </w:r>
-      <w:r>
-        <w:t xml:space="preserve"> (разработано автором)</w:t>
-      </w:r>
-    </w:p>
-    <w:p>
-      <w:pPr>
-        <w:pStyle w:val="af"/>
-      </w:pPr>
-      <w:r>
-        <w:t>Диаграмма компонентов</w:t>
-      </w:r>
-      <w:r>
-        <w:t xml:space="preserve">, отражает архитектуру системы управления групповыми мероприятиями. Она включает клиентскую часть на </w:t>
-      </w:r>
-      <w:proofErr w:type="spellStart"/>
-      <w:r>
-        <w:t>React</w:t>
-      </w:r>
-      <w:proofErr w:type="spellEnd"/>
-      <w:r>
-        <w:t xml:space="preserve"> и </w:t>
-      </w:r>
-      <w:proofErr w:type="spellStart"/>
-      <w:r>
-        <w:t>JavaScript</w:t>
-      </w:r>
-      <w:proofErr w:type="spellEnd"/>
-      <w:r>
-        <w:t xml:space="preserve">, взаимодействующую с сервером через API </w:t>
-      </w:r>
-      <w:proofErr w:type="spellStart"/>
-      <w:r>
-        <w:t>Gateway</w:t>
-      </w:r>
-      <w:proofErr w:type="spellEnd"/>
-      <w:r>
-        <w:t xml:space="preserve"> по HTTP/HTTPS, что обеспечивает стандартное и безопасное соединение. Серверная часть состоит из </w:t>
-      </w:r>
-      <w:proofErr w:type="spellStart"/>
-      <w:r>
-        <w:t>Core</w:t>
-      </w:r>
-      <w:proofErr w:type="spellEnd"/>
-      <w:r>
-        <w:t xml:space="preserve"> </w:t>
-      </w:r>
-      <w:proofErr w:type="spellStart"/>
-      <w:r>
-        <w:t>Service</w:t>
-      </w:r>
-      <w:proofErr w:type="spellEnd"/>
-      <w:r>
-        <w:t xml:space="preserve">, </w:t>
-      </w:r>
-      <w:proofErr w:type="spellStart"/>
-      <w:r>
-        <w:t>Notification</w:t>
-      </w:r>
-      <w:proofErr w:type="spellEnd"/>
-      <w:r>
-        <w:t xml:space="preserve"> </w:t>
-      </w:r>
-      <w:proofErr w:type="spellStart"/>
-      <w:r>
-        <w:t>Service</w:t>
-      </w:r>
-      <w:proofErr w:type="spellEnd"/>
-      <w:r>
-        <w:t xml:space="preserve"> и </w:t>
-      </w:r>
-      <w:proofErr w:type="spellStart"/>
-      <w:r>
-        <w:t>Communication</w:t>
-      </w:r>
-      <w:proofErr w:type="spellEnd"/>
-      <w:r>
-        <w:t xml:space="preserve"> </w:t>
-      </w:r>
-      <w:proofErr w:type="spellStart"/>
-      <w:r>
-        <w:lastRenderedPageBreak/>
-        <w:t>Service</w:t>
-      </w:r>
-      <w:proofErr w:type="spellEnd"/>
-      <w:r>
-        <w:t>, что подчёркивает выбор высокопроизводительной технологии для обработки запросов.</w:t>
-      </w:r>
-    </w:p>
-    <w:p>
-      <w:pPr>
-        <w:pStyle w:val="af"/>
-      </w:pPr>
-      <w:r>
-        <w:t xml:space="preserve">API </w:t>
-      </w:r>
-      <w:proofErr w:type="spellStart"/>
-      <w:r>
-        <w:t>Gateway</w:t>
-      </w:r>
-      <w:proofErr w:type="spellEnd"/>
-      <w:r>
-        <w:t xml:space="preserve"> служит точкой входа, маршрутизируя запросы к сервисам. </w:t>
-      </w:r>
-      <w:proofErr w:type="spellStart"/>
-      <w:r>
-        <w:t>Core</w:t>
-      </w:r>
-      <w:proofErr w:type="spellEnd"/>
-      <w:r>
-        <w:t xml:space="preserve"> </w:t>
-      </w:r>
-      <w:proofErr w:type="spellStart"/>
-      <w:r>
-        <w:t>Service</w:t>
-      </w:r>
-      <w:proofErr w:type="spellEnd"/>
-      <w:r>
-        <w:t xml:space="preserve"> обрабатывает основную логику и связан с базой данных </w:t>
-      </w:r>
-      <w:proofErr w:type="spellStart"/>
-      <w:r>
-        <w:t>PostgreSQL</w:t>
-      </w:r>
-      <w:proofErr w:type="spellEnd"/>
-      <w:r>
-        <w:t xml:space="preserve">, гарантируя надёжное хранение данных. </w:t>
-      </w:r>
-      <w:proofErr w:type="spellStart"/>
-      <w:r>
-        <w:t>Notification</w:t>
-      </w:r>
-      <w:proofErr w:type="spellEnd"/>
-      <w:r>
-        <w:t xml:space="preserve"> </w:t>
-      </w:r>
-      <w:proofErr w:type="spellStart"/>
-      <w:r>
-        <w:t>Service</w:t>
-      </w:r>
-      <w:proofErr w:type="spellEnd"/>
-      <w:r>
-        <w:t xml:space="preserve"> отправляет уведомления через внешние службы по SMTP</w:t>
-      </w:r>
-      <w:r>
-        <w:t xml:space="preserve"> </w:t>
-      </w:r>
-      <w:r>
-        <w:t xml:space="preserve">или </w:t>
-      </w:r>
-      <w:proofErr w:type="spellStart"/>
-      <w:r>
-        <w:t>Push</w:t>
-      </w:r>
-      <w:proofErr w:type="spellEnd"/>
-      <w:r>
-        <w:t xml:space="preserve">, а </w:t>
-      </w:r>
-      <w:proofErr w:type="spellStart"/>
-      <w:r>
-        <w:t>Communication</w:t>
-      </w:r>
-      <w:proofErr w:type="spellEnd"/>
-      <w:r>
-        <w:t xml:space="preserve"> </w:t>
-      </w:r>
-      <w:proofErr w:type="spellStart"/>
-      <w:r>
-        <w:t>Service</w:t>
-      </w:r>
-      <w:proofErr w:type="spellEnd"/>
-      <w:r>
-        <w:t xml:space="preserve"> управляет комментариями, также используя базу данных. Особенностью является применение </w:t>
-      </w:r>
-      <w:proofErr w:type="spellStart"/>
-      <w:r>
-        <w:t>RabbitMQ</w:t>
-      </w:r>
-      <w:proofErr w:type="spellEnd"/>
-      <w:r>
-        <w:t xml:space="preserve"> </w:t>
-      </w:r>
-      <w:r>
-        <w:t>[</w:t>
-      </w:r>
-      <w:r>
-        <w:t>2</w:t>
-      </w:r>
-      <w:r>
-        <w:t>1</w:t>
-      </w:r>
-      <w:r>
-        <w:t xml:space="preserve">] </w:t>
-      </w:r>
-      <w:r>
-        <w:t xml:space="preserve">для асинхронного взаимодействия </w:t>
-      </w:r>
-      <w:proofErr w:type="spellStart"/>
-      <w:r>
-        <w:t>Notification</w:t>
-      </w:r>
-      <w:proofErr w:type="spellEnd"/>
-      <w:r>
-        <w:t xml:space="preserve"> </w:t>
-      </w:r>
-      <w:proofErr w:type="spellStart"/>
-      <w:r>
-        <w:t>Service</w:t>
-      </w:r>
-      <w:proofErr w:type="spellEnd"/>
-      <w:r>
-        <w:t xml:space="preserve"> и </w:t>
-      </w:r>
-      <w:proofErr w:type="spellStart"/>
-      <w:r>
-        <w:t>Communication</w:t>
-      </w:r>
-      <w:proofErr w:type="spellEnd"/>
-      <w:r>
-        <w:t xml:space="preserve"> </w:t>
-      </w:r>
-      <w:proofErr w:type="spellStart"/>
-      <w:r>
-        <w:t>Service</w:t>
-      </w:r>
-      <w:proofErr w:type="spellEnd"/>
-      <w:r>
-        <w:t xml:space="preserve"> с API </w:t>
-      </w:r>
-      <w:proofErr w:type="spellStart"/>
-      <w:r>
-        <w:t>Gateway</w:t>
-      </w:r>
-      <w:proofErr w:type="spellEnd"/>
-      <w:r>
-        <w:t>, что повышает устойчивость системы при нагрузках.</w:t>
-      </w:r>
-    </w:p>
-    <w:p>
-      <w:pPr>
-        <w:pStyle w:val="af"/>
-      </w:pPr>
-      <w:r>
-        <w:t xml:space="preserve">Отсутствие связи </w:t>
-      </w:r>
-      <w:proofErr w:type="spellStart"/>
-      <w:r>
-        <w:t>Notification</w:t>
-      </w:r>
-      <w:proofErr w:type="spellEnd"/>
-      <w:r>
-        <w:t xml:space="preserve"> </w:t>
-      </w:r>
-      <w:proofErr w:type="spellStart"/>
-      <w:r>
-        <w:t>Service</w:t>
-      </w:r>
-      <w:proofErr w:type="spellEnd"/>
-      <w:r>
-        <w:t xml:space="preserve"> с базой данных указывает на то, что модуль не должен как-либо взаимодействовать с базой данных. Это обусловлено тем, что модуль выполняет работу исключительно с внешними службами. Внешние службы подключаются модульно, что упрощает расширение системы. </w:t>
-      </w:r>
-    </w:p>
-    <w:p>
-      <w:pPr>
-        <w:pStyle w:val="-10"/>
-      </w:pPr>
-      <w:bookmarkStart w:id="34" w:name="_Toc198341515"/>
-      <w:r>
-        <w:t>Проектирование основного модуля</w:t>
-      </w:r>
-      <w:bookmarkEnd w:id="34"/>
-    </w:p>
-    <w:p>
-      <w:pPr>
-        <w:pStyle w:val="af"/>
-      </w:pPr>
-      <w:r>
-        <w:t xml:space="preserve">При проектировании системы управления групповыми мероприятиями важно было заложить основу, которая обеспечит гибкость, масштабируемость и простоту сопровождения. Диаграмма классов </w:t>
-      </w:r>
-      <w:proofErr w:type="spellStart"/>
-      <w:r>
-        <w:t>Core</w:t>
-      </w:r>
-      <w:proofErr w:type="spellEnd"/>
-      <w:r>
-        <w:t xml:space="preserve"> </w:t>
-      </w:r>
-      <w:proofErr w:type="spellStart"/>
-      <w:r>
-        <w:t>Service</w:t>
-      </w:r>
-      <w:proofErr w:type="spellEnd"/>
-      <w:r>
-        <w:t>, представленная на рисунке 2.2, отражает ключевые архитектурные решения, принятые для достижения этих целей. Она визуализирует основные компоненты системы, их атрибуты, методы и взаимосвязи, демонстрируя, как объектно-ориентированный подход помог создать модульную и расширяемую структуру.</w:t>
-      </w:r>
-    </w:p>
-    <w:p>
-      <w:pPr>
-        <w:pStyle w:val="af"/>
-        <w:ind w:firstLine="0"/>
-      </w:pPr>
-    </w:p>
-    <w:p>
-      <w:pPr>
-        <w:pStyle w:val="af"/>
-        <w:ind w:firstLine="0"/>
-        <w:rPr>
-          <w:lang w:val="en-US"/>
-        </w:rPr>
-      </w:pPr>
-      <w:r>
-        <w:rPr>
-          <w:noProof/>
-          <w:lang w:eastAsia="ru-RU"/>
-        </w:rPr>
-        <w:lastRenderedPageBreak/>
-        <w:drawing>
-          <wp:inline distT="0" distB="0" distL="0" distR="0" wp14:anchorId="59A5206C" wp14:editId="31CA7A52">
-            <wp:extent cx="5940425" cy="6102985"/>
-            <wp:effectExtent l="0" t="0" r="3175" b="0"/>
-            <wp:docPr id="4" name="Рисунок 4"/>
-            <wp:cNvGraphicFramePr>
-              <a:graphicFrameLocks xmlns:a="http://schemas.openxmlformats.org/drawingml/2006/main" noChangeAspect="1"/>
-            </wp:cNvGraphicFramePr>
-            <a:graphic xmlns:a="http://schemas.openxmlformats.org/drawingml/2006/main">
-              <a:graphicData uri="http://schemas.openxmlformats.org/drawingml/2006/picture">
-                <pic:pic xmlns:pic="http://schemas.openxmlformats.org/drawingml/2006/picture">
-                  <pic:nvPicPr>
-                    <pic:cNvPr id="1" name=""/>
-                    <pic:cNvPicPr/>
-                  </pic:nvPicPr>
-                  <pic:blipFill>
-                    <a:blip r:embed="rId10"/>
-                    <a:stretch>
-                      <a:fillRect/>
-                    </a:stretch>
-                  </pic:blipFill>
-                  <pic:spPr>
-                    <a:xfrm>
-                      <a:off x="0" y="0"/>
-                      <a:ext cx="5940425" cy="6102985"/>
-                    </a:xfrm>
-                    <a:prstGeom prst="rect">
-                      <a:avLst/>
-                    </a:prstGeom>
-                  </pic:spPr>
-                </pic:pic>
-              </a:graphicData>
-            </a:graphic>
-          </wp:inline>
-        </w:drawing>
-      </w:r>
-    </w:p>
-    <w:p>
-      <w:pPr>
-        <w:pStyle w:val="af4"/>
-      </w:pPr>
-      <w:r>
-        <w:t>Рисунок 2.</w:t>
-      </w:r>
-      <w:r>
-        <w:t>3</w:t>
-      </w:r>
-      <w:r>
-        <w:t xml:space="preserve"> – Диаграмма классов основного сервиса</w:t>
-      </w:r>
-      <w:r>
-        <w:t xml:space="preserve"> (разработано автором)</w:t>
-      </w:r>
-    </w:p>
-    <w:p>
-      <w:pPr>
-        <w:pStyle w:val="af"/>
-      </w:pPr>
-      <w:r>
-        <w:t xml:space="preserve">Архитектурно диаграмма демонстрирует чёткое разделение обязанностей: </w:t>
-      </w:r>
-      <w:proofErr w:type="spellStart"/>
-      <w:r>
-        <w:t>Event</w:t>
-      </w:r>
-      <w:proofErr w:type="spellEnd"/>
-      <w:r>
-        <w:t xml:space="preserve"> выступает центральным узлом, объединяющим задачи (</w:t>
-      </w:r>
-      <w:proofErr w:type="spellStart"/>
-      <w:r>
-        <w:t>Task</w:t>
-      </w:r>
-      <w:proofErr w:type="spellEnd"/>
-      <w:r>
-        <w:t>), расходы (</w:t>
-      </w:r>
-      <w:proofErr w:type="spellStart"/>
-      <w:r>
-        <w:t>Expense</w:t>
-      </w:r>
-      <w:proofErr w:type="spellEnd"/>
-      <w:r>
-        <w:t>) и участников (</w:t>
-      </w:r>
-      <w:proofErr w:type="spellStart"/>
-      <w:r>
-        <w:t>EventParticipant</w:t>
-      </w:r>
-      <w:proofErr w:type="spellEnd"/>
-      <w:r>
-        <w:t xml:space="preserve">) через отношения композиции и агрегации с </w:t>
-      </w:r>
-      <w:proofErr w:type="spellStart"/>
-      <w:r>
-        <w:t>User</w:t>
-      </w:r>
-      <w:proofErr w:type="spellEnd"/>
-      <w:r>
-        <w:t xml:space="preserve">. Задачи и расходы формируют подчинённые структуры, где </w:t>
-      </w:r>
-      <w:proofErr w:type="spellStart"/>
-      <w:r>
-        <w:t>TaskAssignment</w:t>
-      </w:r>
-      <w:proofErr w:type="spellEnd"/>
-      <w:r>
-        <w:t xml:space="preserve"> и </w:t>
-      </w:r>
-      <w:proofErr w:type="spellStart"/>
-      <w:r>
-        <w:t>ExpenseShare</w:t>
-      </w:r>
-      <w:proofErr w:type="spellEnd"/>
-      <w:r>
-        <w:t xml:space="preserve"> обеспечивают связь с пользователями. Связь с системой уведомлений интегрирована через </w:t>
-      </w:r>
-      <w:proofErr w:type="spellStart"/>
-      <w:r>
-        <w:t>NotificationPublisher</w:t>
-      </w:r>
-      <w:proofErr w:type="spellEnd"/>
-      <w:r>
-        <w:t xml:space="preserve">, который зависит от </w:t>
-      </w:r>
-      <w:proofErr w:type="spellStart"/>
-      <w:r>
-        <w:t>RabbitMQConnection</w:t>
-      </w:r>
-      <w:proofErr w:type="spellEnd"/>
-      <w:r>
-        <w:t xml:space="preserve">, реализуя взаимодействие с брокером сообщений. Таким образом, </w:t>
-      </w:r>
-      <w:proofErr w:type="spellStart"/>
-      <w:r>
-        <w:t>Core</w:t>
-      </w:r>
-      <w:proofErr w:type="spellEnd"/>
-      <w:r>
-        <w:t xml:space="preserve"> </w:t>
-      </w:r>
-      <w:proofErr w:type="spellStart"/>
-      <w:r>
-        <w:t>Service</w:t>
-      </w:r>
-      <w:proofErr w:type="spellEnd"/>
-      <w:r>
-        <w:t xml:space="preserve"> обрабатывает бизнес-логику мероприятий, координирует действия участников </w:t>
-      </w:r>
-      <w:r>
-        <w:lastRenderedPageBreak/>
-        <w:t>и передаёт события другим системам, сохраняя модульную структуру.</w:t>
-      </w:r>
-    </w:p>
-    <w:p>
-      <w:pPr>
-        <w:pStyle w:val="af"/>
-      </w:pPr>
-      <w:r>
-        <w:t xml:space="preserve">Также для более детального понимания взаимодействия компонентов в системе была разработана диаграмма последовательности, представленная на рисунке </w:t>
-      </w:r>
-      <w:r>
-        <w:t>А</w:t>
-      </w:r>
-      <w:r>
-        <w:t>.</w:t>
-      </w:r>
-      <w:r>
-        <w:t>12</w:t>
-      </w:r>
-      <w:r>
-        <w:t xml:space="preserve">. </w:t>
-      </w:r>
-      <w:r>
-        <w:t>В рамках этой диаграммы было рассмотрено два взаимодействия: создание мероприятия и назначение задачи участнику.</w:t>
-      </w:r>
-    </w:p>
-    <w:p>
-      <w:pPr>
-        <w:pStyle w:val="af"/>
-      </w:pPr>
-      <w:r>
-        <w:t>Создание мероприятия:</w:t>
-      </w:r>
-    </w:p>
-    <w:p>
-      <w:pPr>
-        <w:pStyle w:val="af"/>
-        <w:numPr>
-          <w:ilvl w:val="0"/>
-          <w:numId w:val="34"/>
-        </w:numPr>
-        <w:ind w:left="0" w:firstLine="709"/>
-      </w:pPr>
-      <w:r>
-        <w:t>пользователь вводит данные мероприятия через клиентское приложение;</w:t>
-      </w:r>
-    </w:p>
-    <w:p>
-      <w:pPr>
-        <w:pStyle w:val="af"/>
-        <w:numPr>
-          <w:ilvl w:val="0"/>
-          <w:numId w:val="34"/>
-        </w:numPr>
-        <w:ind w:left="0" w:firstLine="709"/>
-      </w:pPr>
-      <w:r>
-        <w:t xml:space="preserve">запрос проходит через API </w:t>
-      </w:r>
-      <w:proofErr w:type="spellStart"/>
-      <w:r>
-        <w:t>Gateway</w:t>
-      </w:r>
-      <w:proofErr w:type="spellEnd"/>
-      <w:r>
-        <w:t>, где проверяется аутентификация (</w:t>
-      </w:r>
-      <w:proofErr w:type="spellStart"/>
-      <w:r>
-        <w:t>токен</w:t>
-      </w:r>
-      <w:proofErr w:type="spellEnd"/>
-      <w:r>
-        <w:t>);</w:t>
-      </w:r>
-    </w:p>
-    <w:p>
-      <w:pPr>
-        <w:pStyle w:val="af"/>
-        <w:numPr>
-          <w:ilvl w:val="0"/>
-          <w:numId w:val="34"/>
-        </w:numPr>
-        <w:ind w:left="0" w:firstLine="709"/>
-      </w:pPr>
-      <w:r>
-        <w:t xml:space="preserve">после </w:t>
-      </w:r>
-      <w:proofErr w:type="spellStart"/>
-      <w:r>
-        <w:t>валидации</w:t>
-      </w:r>
-      <w:proofErr w:type="spellEnd"/>
-      <w:r>
-        <w:t xml:space="preserve"> данные сохраняются в </w:t>
-      </w:r>
-      <w:proofErr w:type="spellStart"/>
-      <w:r>
-        <w:t>PostgreSQL</w:t>
-      </w:r>
-      <w:proofErr w:type="spellEnd"/>
-      <w:r>
-        <w:t xml:space="preserve"> через </w:t>
-      </w:r>
-      <w:proofErr w:type="spellStart"/>
-      <w:r>
-        <w:t>Core</w:t>
-      </w:r>
-      <w:proofErr w:type="spellEnd"/>
-      <w:r>
-        <w:t xml:space="preserve"> </w:t>
-      </w:r>
-      <w:proofErr w:type="spellStart"/>
-      <w:r>
-        <w:t>Service</w:t>
-      </w:r>
-      <w:proofErr w:type="spellEnd"/>
-      <w:r>
-        <w:t>, и пользователь получает подтверждение.</w:t>
-      </w:r>
-    </w:p>
-    <w:p>
-      <w:pPr>
-        <w:pStyle w:val="732"/>
-        <w:rPr>
-          <w:rFonts w:cs="Times New Roman"/>
-          <w:szCs w:val="28"/>
-        </w:rPr>
-      </w:pPr>
-      <w:r>
-        <w:rPr>
-          <w:rFonts w:cs="Times New Roman"/>
-          <w:szCs w:val="28"/>
-        </w:rPr>
-        <w:t>Назначение задачи:</w:t>
-      </w:r>
-    </w:p>
-    <w:p>
-      <w:pPr>
-        <w:pStyle w:val="732"/>
-        <w:numPr>
-          <w:ilvl w:val="0"/>
-          <w:numId w:val="35"/>
-        </w:numPr>
-        <w:ind w:left="0" w:firstLine="709"/>
-        <w:rPr>
-          <w:rFonts w:cs="Times New Roman"/>
-          <w:szCs w:val="28"/>
-        </w:rPr>
-      </w:pPr>
-      <w:r>
-        <w:rPr>
-          <w:rFonts w:cs="Times New Roman"/>
-          <w:szCs w:val="28"/>
-        </w:rPr>
-        <w:t>пользователь создает задачу и назначает участника;</w:t>
-      </w:r>
-    </w:p>
-    <w:p>
-      <w:pPr>
-        <w:pStyle w:val="732"/>
-        <w:numPr>
-          <w:ilvl w:val="0"/>
-          <w:numId w:val="35"/>
-        </w:numPr>
-        <w:ind w:left="0" w:firstLine="709"/>
-        <w:rPr>
-          <w:rFonts w:cs="Times New Roman"/>
-          <w:szCs w:val="28"/>
-        </w:rPr>
-      </w:pPr>
-      <w:r>
-        <w:rPr>
-          <w:rFonts w:cs="Times New Roman"/>
-          <w:szCs w:val="28"/>
-        </w:rPr>
-        <w:t xml:space="preserve">данные задачи сохраняются в БД, а </w:t>
-      </w:r>
-      <w:proofErr w:type="spellStart"/>
-      <w:r>
-        <w:rPr>
-          <w:rFonts w:cs="Times New Roman"/>
-          <w:szCs w:val="28"/>
-        </w:rPr>
-        <w:t>Notification</w:t>
-      </w:r>
-      <w:proofErr w:type="spellEnd"/>
-      <w:r>
-        <w:rPr>
-          <w:rFonts w:cs="Times New Roman"/>
-          <w:szCs w:val="28"/>
-        </w:rPr>
-        <w:t xml:space="preserve"> </w:t>
-      </w:r>
-      <w:proofErr w:type="spellStart"/>
-      <w:r>
-        <w:rPr>
-          <w:rFonts w:cs="Times New Roman"/>
-          <w:szCs w:val="28"/>
-        </w:rPr>
-        <w:t>Service</w:t>
-      </w:r>
-      <w:proofErr w:type="spellEnd"/>
-      <w:r>
-        <w:rPr>
-          <w:rFonts w:cs="Times New Roman"/>
-          <w:szCs w:val="28"/>
-        </w:rPr>
-        <w:t xml:space="preserve"> отправляет уведомление участнику через внешнюю службу;</w:t>
-      </w:r>
-    </w:p>
-    <w:p>
-      <w:pPr>
-        <w:pStyle w:val="732"/>
-        <w:numPr>
-          <w:ilvl w:val="0"/>
-          <w:numId w:val="35"/>
-        </w:numPr>
-        <w:ind w:left="0" w:firstLine="709"/>
-        <w:rPr>
-          <w:rFonts w:cs="Times New Roman"/>
-          <w:szCs w:val="28"/>
-        </w:rPr>
-      </w:pPr>
-      <w:r>
-        <w:rPr>
-          <w:rFonts w:cs="Times New Roman"/>
-          <w:szCs w:val="28"/>
-        </w:rPr>
-        <w:t>пользователь получает успешный ответ.</w:t>
-      </w:r>
-    </w:p>
-    <w:p>
-      <w:pPr>
-        <w:pStyle w:val="-10"/>
-      </w:pPr>
-      <w:bookmarkStart w:id="35" w:name="_Toc198341516"/>
-      <w:r>
-        <w:t>Проектирование клиентской части системы</w:t>
-      </w:r>
-      <w:bookmarkEnd w:id="35"/>
-    </w:p>
-    <w:p>
-      <w:pPr>
-        <w:pStyle w:val="af"/>
-      </w:pPr>
-      <w:r>
-        <w:t xml:space="preserve">Диаграмма навигации клиентской части системы управления групповыми мероприятиями, представленная на рисунке 2.3, </w:t>
-      </w:r>
-      <w:r>
-        <w:t>показывает</w:t>
-      </w:r>
-      <w:r>
-        <w:t xml:space="preserve"> структуру пользовательского интерфейса и основные пути взаимодействия пользователя с функциональными модулями приложения. Данная диаграмма отображает иерархическую организацию страниц и переходы между ними, обеспечивая наглядное представление логики навигации.</w:t>
-      </w:r>
-    </w:p>
-    <w:p>
-      <w:pPr>
-        <w:pStyle w:val="af4"/>
-      </w:pPr>
-      <w:r>
-        <w:rPr>
-          <w:noProof/>
-          <w:lang w:eastAsia="ru-RU"/>
-        </w:rPr>
-        <w:lastRenderedPageBreak/>
-        <w:drawing>
-          <wp:inline distT="0" distB="0" distL="0" distR="0" wp14:anchorId="5291606E" wp14:editId="548966C0">
-            <wp:extent cx="5683250" cy="5626752"/>
-            <wp:effectExtent l="0" t="0" r="0" b="0"/>
-            <wp:docPr id="6" name="Рисунок 6"/>
-            <wp:cNvGraphicFramePr>
-              <a:graphicFrameLocks xmlns:a="http://schemas.openxmlformats.org/drawingml/2006/main" noChangeAspect="1"/>
-            </wp:cNvGraphicFramePr>
-            <a:graphic xmlns:a="http://schemas.openxmlformats.org/drawingml/2006/main">
-              <a:graphicData uri="http://schemas.openxmlformats.org/drawingml/2006/picture">
-                <pic:pic xmlns:pic="http://schemas.openxmlformats.org/drawingml/2006/picture">
-                  <pic:nvPicPr>
-                    <pic:cNvPr id="1" name=""/>
-                    <pic:cNvPicPr/>
-                  </pic:nvPicPr>
-                  <pic:blipFill>
-                    <a:blip r:embed="rId11"/>
-                    <a:stretch>
-                      <a:fillRect/>
-                    </a:stretch>
-                  </pic:blipFill>
-                  <pic:spPr>
-                    <a:xfrm>
-                      <a:off x="0" y="0"/>
-                      <a:ext cx="5687969" cy="5631424"/>
-                    </a:xfrm>
-                    <a:prstGeom prst="rect">
-                      <a:avLst/>
-                    </a:prstGeom>
-                  </pic:spPr>
-                </pic:pic>
-              </a:graphicData>
-            </a:graphic>
-          </wp:inline>
-        </w:drawing>
-      </w:r>
-      <w:r>
-        <w:tab/>
-      </w:r>
-      <w:r>
-        <w:t>Рисунок 2.4</w:t>
-      </w:r>
-      <w:r>
-        <w:t xml:space="preserve"> – Навигация по сайту</w:t>
-      </w:r>
-      <w:r>
-        <w:t xml:space="preserve"> (разработано автором)</w:t>
-      </w:r>
-    </w:p>
-    <w:p>
-      <w:pPr>
-        <w:pStyle w:val="af"/>
-      </w:pPr>
-      <w:r>
-        <w:t>Структура и элементы диаграммы:</w:t>
-      </w:r>
-    </w:p>
-    <w:p>
-      <w:pPr>
-        <w:pStyle w:val="af"/>
-        <w:numPr>
-          <w:ilvl w:val="0"/>
-          <w:numId w:val="24"/>
-        </w:numPr>
-        <w:ind w:left="0" w:firstLine="709"/>
-      </w:pPr>
-      <w:r>
-        <w:t>страница под названием «Г</w:t>
-      </w:r>
-      <w:r>
-        <w:t>лавная страница с авторизацией</w:t>
-      </w:r>
-      <w:r>
-        <w:t>»</w:t>
-      </w:r>
-      <w:r>
-        <w:t xml:space="preserve"> служит начальной точкой доступа к системе. С неё пользователь может выполнить вход, что переводит его на страницу мероприятий пользователя, либо зарегистрироваться, возвращаясь на ту же страницу для повторной попытки авторизации;</w:t>
-      </w:r>
-    </w:p>
-    <w:p>
-      <w:pPr>
-        <w:pStyle w:val="af"/>
-        <w:numPr>
-          <w:ilvl w:val="0"/>
-          <w:numId w:val="24"/>
-        </w:numPr>
-        <w:ind w:left="0" w:firstLine="709"/>
-      </w:pPr>
-      <w:r>
-        <w:t>«М</w:t>
-      </w:r>
-      <w:r>
-        <w:t>ероприятия пользователя</w:t>
-      </w:r>
-      <w:r>
-        <w:t>»</w:t>
-      </w:r>
-      <w:r>
-        <w:t xml:space="preserve"> представляет собой центральный узел навигации, отображающий список мероприятий, к которым относится пользователь. Отсюда доступны переходы к деталям конкретного мероприятия или списку назначенных задач;</w:t>
-      </w:r>
-    </w:p>
-    <w:p>
-      <w:pPr>
-        <w:pStyle w:val="af"/>
-        <w:numPr>
-          <w:ilvl w:val="0"/>
-          <w:numId w:val="24"/>
-        </w:numPr>
-        <w:ind w:left="0" w:firstLine="709"/>
-      </w:pPr>
-      <w:r>
-        <w:lastRenderedPageBreak/>
-        <w:t>страница «</w:t>
-      </w:r>
-      <w:r>
-        <w:t>Н</w:t>
-      </w:r>
-      <w:r>
-        <w:t>азначенные задачи</w:t>
-      </w:r>
-      <w:r>
-        <w:t>»</w:t>
-      </w:r>
-      <w:r>
-        <w:t xml:space="preserve"> отображает задачи, назначенные пользователю, с возможностью возврата к списку мероприятий;</w:t>
-      </w:r>
-    </w:p>
-    <w:p>
-      <w:pPr>
-        <w:pStyle w:val="af"/>
-        <w:numPr>
-          <w:ilvl w:val="0"/>
-          <w:numId w:val="24"/>
-        </w:numPr>
-        <w:ind w:left="0" w:firstLine="709"/>
-      </w:pPr>
-      <w:r>
-        <w:t>«С</w:t>
-      </w:r>
-      <w:r>
-        <w:t>траница мероприятия</w:t>
-      </w:r>
-      <w:r>
-        <w:t>»</w:t>
-      </w:r>
-      <w:r>
-        <w:t xml:space="preserve"> предоставляет детальную информацию о выбранном мероприятии и служит переходником для дополнительных действий: добавления задач, расходов или просмотра комментариев, а также возврата к списку мероприятий;</w:t>
-      </w:r>
-    </w:p>
-    <w:p>
-      <w:pPr>
-        <w:pStyle w:val="af"/>
-        <w:numPr>
-          <w:ilvl w:val="0"/>
-          <w:numId w:val="24"/>
-        </w:numPr>
-        <w:ind w:left="0" w:firstLine="709"/>
-      </w:pPr>
-      <w:r>
-        <w:t>«С</w:t>
-      </w:r>
-      <w:r>
-        <w:t>оздание задачи</w:t>
-      </w:r>
-      <w:r>
-        <w:t>»</w:t>
-      </w:r>
-      <w:r>
-        <w:t xml:space="preserve"> позволяет пользователю добавить новую задачу к мероприятию, после чего осуществляется возврат на страницу мероприятия;</w:t>
-      </w:r>
-    </w:p>
-    <w:p>
-      <w:pPr>
-        <w:pStyle w:val="af"/>
-        <w:numPr>
-          <w:ilvl w:val="0"/>
-          <w:numId w:val="24"/>
-        </w:numPr>
-        <w:ind w:left="0" w:firstLine="709"/>
-      </w:pPr>
-      <w:r>
-        <w:t>«Д</w:t>
-      </w:r>
-      <w:r>
-        <w:t>обавление расхода</w:t>
-      </w:r>
-      <w:r>
-        <w:t>»</w:t>
-      </w:r>
-      <w:r>
-        <w:t xml:space="preserve"> предназначено для регистрации новых расходов, связанных с мероприятием, с последующим возвратом на страницу мероприятия;</w:t>
-      </w:r>
-    </w:p>
-    <w:p>
-      <w:pPr>
-        <w:pStyle w:val="af"/>
-        <w:numPr>
-          <w:ilvl w:val="0"/>
-          <w:numId w:val="24"/>
-        </w:numPr>
-        <w:ind w:left="0" w:firstLine="709"/>
-      </w:pPr>
-      <w:r>
-        <w:t>«К</w:t>
-      </w:r>
-      <w:r>
-        <w:t>омментарии</w:t>
-      </w:r>
-      <w:r>
-        <w:t>»</w:t>
-      </w:r>
-      <w:r>
-        <w:t xml:space="preserve"> открываются для просмотра и взаимодействия с комментариями к мероприятию, с возможностью возврата на страницу мероприятия.</w:t>
-      </w:r>
-    </w:p>
-    <w:p>
-      <w:pPr>
-        <w:pStyle w:val="-10"/>
-      </w:pPr>
-      <w:bookmarkStart w:id="36" w:name="_Toc198341517"/>
-      <w:r>
-        <w:t>Проектирование схемы базы данных</w:t>
-      </w:r>
-      <w:bookmarkEnd w:id="36"/>
-    </w:p>
-    <w:p>
-      <w:pPr>
-        <w:pStyle w:val="af"/>
-      </w:pPr>
-      <w:r>
-        <w:t>Для реализации системы управления групповыми мероприятиями была разработана схема базы данных, которая обеспечивает хранение и управление данными о пользователях, мероприятиях, задачах, расходах и сообщениях. Структура базы данных представлена на ER-диаграмме (рисунок 2.4). Диаграмма отображает сущности, их атрибуты и взаимосвязи, обеспечивая целостное представление данных, необходимых для функционирования системы.</w:t>
-      </w:r>
-    </w:p>
-    <w:p>
-      <w:pPr>
-        <w:spacing w:after="0" w:line="240" w:lineRule="auto"/>
-        <w:jc w:val="center"/>
-        <w:rPr>
-          <w:rFonts w:ascii="Times New Roman" w:hAnsi="Times New Roman" w:cs="Times New Roman"/>
-          <w:b/>
-          <w:bCs/>
-          <w:sz w:val="28"/>
-          <w:szCs w:val="28"/>
-        </w:rPr>
-      </w:pPr>
-      <w:r>
-        <w:rPr>
-          <w:rFonts w:ascii="Times New Roman" w:hAnsi="Times New Roman" w:cs="Times New Roman"/>
-          <w:sz w:val="28"/>
-          <w:szCs w:val="28"/>
-        </w:rPr>
-        <w:br w:type="page"/>
-      </w:r>
-      <w:r>
-        <w:rPr>
-          <w:rFonts w:ascii="Times New Roman" w:hAnsi="Times New Roman" w:cs="Times New Roman"/>
-          <w:noProof/>
-          <w:sz w:val="28"/>
-          <w:szCs w:val="28"/>
-          <w:lang w:eastAsia="ru-RU"/>
-        </w:rPr>
-        <w:lastRenderedPageBreak/>
-        <w:drawing>
-          <wp:inline distT="0" distB="0" distL="0" distR="0" wp14:anchorId="177554F0" wp14:editId="282B85F9">
-            <wp:extent cx="5977076" cy="3623942"/>
-            <wp:effectExtent l="0" t="0" r="5080" b="0"/>
-            <wp:docPr id="12" name="Рисунок 12"/>
-            <wp:cNvGraphicFramePr>
-              <a:graphicFrameLocks xmlns:a="http://schemas.openxmlformats.org/drawingml/2006/main" noChangeAspect="1"/>
-            </wp:cNvGraphicFramePr>
-            <a:graphic xmlns:a="http://schemas.openxmlformats.org/drawingml/2006/main">
-              <a:graphicData uri="http://schemas.openxmlformats.org/drawingml/2006/picture">
-                <pic:pic xmlns:pic="http://schemas.openxmlformats.org/drawingml/2006/picture">
-                  <pic:nvPicPr>
-                    <pic:cNvPr id="1" name=""/>
-                    <pic:cNvPicPr/>
-                  </pic:nvPicPr>
-                  <pic:blipFill>
-                    <a:blip r:embed="rId12"/>
-                    <a:stretch>
-                      <a:fillRect/>
-                    </a:stretch>
-                  </pic:blipFill>
-                  <pic:spPr>
-                    <a:xfrm>
-                      <a:off x="0" y="0"/>
-                      <a:ext cx="5984748" cy="3628594"/>
-                    </a:xfrm>
-                    <a:prstGeom prst="rect">
-                      <a:avLst/>
-                    </a:prstGeom>
-                  </pic:spPr>
-                </pic:pic>
-              </a:graphicData>
-            </a:graphic>
-          </wp:inline>
-        </w:drawing>
-      </w:r>
-    </w:p>
-    <w:p>
-      <w:pPr>
-        <w:pStyle w:val="af4"/>
-      </w:pPr>
-      <w:r>
-        <w:t>Рисунок 2.5</w:t>
-      </w:r>
-      <w:r>
-        <w:t xml:space="preserve"> – </w:t>
-      </w:r>
-      <w:r>
-        <w:rPr>
-          <w:lang w:val="en-US"/>
-        </w:rPr>
-        <w:t>ER</w:t>
-      </w:r>
-      <w:r>
-        <w:t>-диаграмма</w:t>
-      </w:r>
-      <w:r>
-        <w:t xml:space="preserve"> (разработано автором)</w:t>
-      </w:r>
-    </w:p>
-    <w:p>
-      <w:pPr>
-        <w:pStyle w:val="af"/>
-      </w:pPr>
-      <w:r>
-        <w:t>Диаграмма включает основные сущности:</w:t>
-      </w:r>
-    </w:p>
-    <w:p>
-      <w:pPr>
-        <w:pStyle w:val="af"/>
-        <w:numPr>
-          <w:ilvl w:val="0"/>
-          <w:numId w:val="25"/>
-        </w:numPr>
-        <w:ind w:left="0" w:firstLine="709"/>
-      </w:pPr>
-      <w:r>
-        <w:t xml:space="preserve">USER </w:t>
-      </w:r>
-      <w:r>
-        <w:t xml:space="preserve">– </w:t>
-      </w:r>
-      <w:r>
-        <w:t>центральная сущность, представляющая пользователей, которые организуют мероприятия, участвуют в них, выполняют задачи, делят расходы и отправляют сообщения;</w:t>
-      </w:r>
-    </w:p>
-    <w:p>
-      <w:pPr>
-        <w:pStyle w:val="af"/>
-        <w:numPr>
-          <w:ilvl w:val="0"/>
-          <w:numId w:val="25"/>
-        </w:numPr>
-        <w:ind w:left="0" w:firstLine="709"/>
-      </w:pPr>
-      <w:r>
-        <w:t xml:space="preserve">EVENT </w:t>
-      </w:r>
-      <w:r>
-        <w:t xml:space="preserve">– </w:t>
-      </w:r>
-      <w:r>
-        <w:t>основа системы, объединяющая задачи, расходы и сообщения, с привязкой к организатору и участникам;</w:t>
-      </w:r>
-    </w:p>
-    <w:p>
-      <w:pPr>
-        <w:pStyle w:val="af"/>
-        <w:numPr>
-          <w:ilvl w:val="0"/>
-          <w:numId w:val="25"/>
-        </w:numPr>
-        <w:ind w:left="0" w:firstLine="709"/>
-      </w:pPr>
-      <w:r>
-        <w:t xml:space="preserve">TASK и EXPENSE </w:t>
-      </w:r>
-      <w:r>
-        <w:t xml:space="preserve">– </w:t>
-      </w:r>
-      <w:r>
-        <w:t>функциональные модули, связанные с мероприятиями, с дополнительными связями через TASK_ASSIGNMENT и EXPENSE_SHARE для распределения обязанностей и финансов;</w:t>
-      </w:r>
-    </w:p>
-    <w:p>
-      <w:pPr>
-        <w:pStyle w:val="af"/>
-        <w:numPr>
-          <w:ilvl w:val="0"/>
-          <w:numId w:val="25"/>
-        </w:numPr>
-        <w:ind w:left="0" w:firstLine="709"/>
-      </w:pPr>
-      <w:r>
-        <w:t xml:space="preserve">MESSAGE </w:t>
-      </w:r>
-      <w:r>
-        <w:t xml:space="preserve">– </w:t>
-      </w:r>
-      <w:r>
-        <w:t>обеспечивает коммуникацию в рамках мероприятий;</w:t>
-      </w:r>
-    </w:p>
-    <w:p>
-      <w:pPr>
-        <w:pStyle w:val="af"/>
-        <w:numPr>
-          <w:ilvl w:val="0"/>
-          <w:numId w:val="25"/>
-        </w:numPr>
-        <w:ind w:left="0" w:firstLine="709"/>
-      </w:pPr>
-      <w:r>
-        <w:t xml:space="preserve">EVENT </w:t>
-      </w:r>
-      <w:r>
-        <w:t xml:space="preserve">PARTICIPANT </w:t>
-      </w:r>
-      <w:r>
-        <w:t xml:space="preserve">– </w:t>
-      </w:r>
-      <w:r>
-        <w:t>связывает пользователей с мероприятиями, отражая их статус участия.</w:t>
-      </w:r>
-    </w:p>
-    <w:p>
-      <w:pPr>
-        <w:pStyle w:val="af"/>
-      </w:pPr>
-      <w:r>
-        <w:t>Каждая сущность снабжена атрибутами, включая первичные и внешние ключи, что обеспечивает реляционные связи. Взаимодействия между сущностями реализованы через связи типа "один-ко-многим" (один пользователь организует много мероприятий), что отражает иерархическую и модульную архитектуру системы.</w:t>
-      </w:r>
-    </w:p>
-    <w:p>
-      <w:pPr>
-        <w:pStyle w:val="af"/>
-      </w:pPr>
-      <w:r>
-        <w:lastRenderedPageBreak/>
-        <w:t>Для лучшего понимания структуры БД была создана логическая схема, изображенная на рисунке 2.6.</w:t>
-      </w:r>
-    </w:p>
-    <w:p>
-      <w:pPr>
-        <w:pStyle w:val="af"/>
-        <w:ind w:firstLine="0"/>
-      </w:pPr>
-      <w:r>
-        <w:rPr>
-          <w:noProof/>
-          <w:lang w:eastAsia="ru-RU"/>
-        </w:rPr>
-        <w:drawing>
-          <wp:inline distT="0" distB="0" distL="0" distR="0" wp14:anchorId="4977395D" wp14:editId="3BF4C00B">
-            <wp:extent cx="5940425" cy="3295015"/>
-            <wp:effectExtent l="0" t="0" r="3175" b="635"/>
-            <wp:docPr id="13" name="Рисунок 13"/>
-            <wp:cNvGraphicFramePr>
-              <a:graphicFrameLocks xmlns:a="http://schemas.openxmlformats.org/drawingml/2006/main" noChangeAspect="1"/>
-            </wp:cNvGraphicFramePr>
-            <a:graphic xmlns:a="http://schemas.openxmlformats.org/drawingml/2006/main">
-              <a:graphicData uri="http://schemas.openxmlformats.org/drawingml/2006/picture">
-                <pic:pic xmlns:pic="http://schemas.openxmlformats.org/drawingml/2006/picture">
-                  <pic:nvPicPr>
-                    <pic:cNvPr id="1" name=""/>
-                    <pic:cNvPicPr/>
-                  </pic:nvPicPr>
-                  <pic:blipFill>
-                    <a:blip r:embed="rId13"/>
-                    <a:stretch>
-                      <a:fillRect/>
-                    </a:stretch>
-                  </pic:blipFill>
-                  <pic:spPr>
-                    <a:xfrm>
-                      <a:off x="0" y="0"/>
-                      <a:ext cx="5940425" cy="3295015"/>
-                    </a:xfrm>
-                    <a:prstGeom prst="rect">
-                      <a:avLst/>
-                    </a:prstGeom>
-                  </pic:spPr>
-                </pic:pic>
-              </a:graphicData>
-            </a:graphic>
-          </wp:inline>
-        </w:drawing>
-      </w:r>
-    </w:p>
-    <w:p>
-      <w:pPr>
-        <w:pStyle w:val="af4"/>
-      </w:pPr>
-      <w:r>
-        <w:t xml:space="preserve">Рисунок 2.6 – </w:t>
-      </w:r>
-      <w:r>
-        <w:t>Л</w:t>
-      </w:r>
-      <w:r>
-        <w:t>огическая схема</w:t>
-      </w:r>
-      <w:r>
-        <w:t xml:space="preserve"> </w:t>
-      </w:r>
-      <w:r>
-        <w:t>(разработано автором)</w:t>
-      </w:r>
-    </w:p>
-    <w:p>
-      <w:pPr>
-        <w:pStyle w:val="af"/>
-        <w:ind w:firstLine="0"/>
-      </w:pPr>
-    </w:p>
-    <w:p>
-      <w:pPr>
-        <w:pStyle w:val="af2"/>
-      </w:pPr>
-      <w:bookmarkStart w:id="37" w:name="_Toc198341518"/>
-      <w:r>
-        <w:t>Вывод к разделу 2</w:t>
-      </w:r>
-      <w:bookmarkEnd w:id="37"/>
-    </w:p>
-    <w:p>
-      <w:pPr>
-        <w:pStyle w:val="af"/>
-      </w:pPr>
-      <w:r>
-        <w:t>В рамках проектного раздела была проведена всесторонняя проработка архитектуры веб-приложения для управления групповыми мероприятиями с функциями разделения бюджета и отслеживания задач. В качестве модели жизненного цикла разработки была обоснованно выбрана адаптированная итеративная модель, сочетающая в себе структурированность и гибкость, позволяющие минимизировать риски и эффективно внедрять функциональность поэтапно.</w:t>
-      </w:r>
-    </w:p>
-    <w:p>
-      <w:pPr>
-        <w:pStyle w:val="af"/>
-      </w:pPr>
-      <w:r>
-        <w:t>Построены диаграммы бизнес-процессов в нотации IDEF0, отражающие текущее (AS-IS) и целевое (TO-BE) состояния системы, что позволило формализовать требования и понять ключевые аспекты взаимодействия пользователей и системы.</w:t>
-      </w:r>
-    </w:p>
-    <w:p>
-      <w:pPr>
-        <w:pStyle w:val="af"/>
-      </w:pPr>
-      <w:r>
-        <w:t xml:space="preserve">Предложена </w:t>
-      </w:r>
-      <w:proofErr w:type="spellStart"/>
-      <w:r>
-        <w:t>микросервисная</w:t>
-      </w:r>
-      <w:proofErr w:type="spellEnd"/>
-      <w:r>
-        <w:t xml:space="preserve"> архитектура с выделением ключевых компонентов: </w:t>
-      </w:r>
-      <w:r>
-        <w:t xml:space="preserve">основного </w:t>
-      </w:r>
-      <w:r>
-        <w:t xml:space="preserve">сервиса, сервиса уведомлений, сервиса комментариев, API-шлюза и брокера сообщений. Такое решение обеспечивает </w:t>
-      </w:r>
-      <w:r>
-        <w:lastRenderedPageBreak/>
-        <w:t>модульность, масштабируемость и отказоустойчивость приложения.</w:t>
-      </w:r>
-    </w:p>
-    <w:p>
-      <w:pPr>
-        <w:pStyle w:val="af"/>
-      </w:pPr>
-      <w:r>
-        <w:t>Дополнительно разработаны диаграммы компонентов, классов, последовательностей, а также схема навигации клиентской части и ER-диаграмма базы данных. Эти артефакты обеспечивают целостное понимание логики функционирования системы, структуры данных и пользовательского взаимодействия.</w:t>
-      </w:r>
-    </w:p>
-    <w:p>
-      <w:pPr>
-        <w:pStyle w:val="af"/>
-      </w:pPr>
-      <w:r>
-        <w:t>Результатом проектирования стала проработанная архитектурная и логическая основа системы, готовая к реализации и дальнейшему развитию с учётом специфики поставленных задач и пользовательских сценариев.</w:t>
-      </w:r>
-      <w:r>
-        <w:br w:type="page"/>
-      </w:r>
-    </w:p>
-    <w:p>
-      <w:pPr>
-        <w:pStyle w:val="-1"/>
-        <w:rPr>
-          <w:szCs w:val="28"/>
-        </w:rPr>
-      </w:pPr>
-      <w:r>
-        <w:rPr>
-          <w:szCs w:val="28"/>
-        </w:rPr>
-        <w:lastRenderedPageBreak/>
-        <w:t>Технологический раздел</w:t>
-      </w:r>
-    </w:p>
-    <w:p>
-      <w:pPr>
-        <w:pStyle w:val="-10"/>
-      </w:pPr>
-      <w:bookmarkStart w:id="38" w:name="_Toc198341519"/>
-      <w:r>
-        <w:t>Разработка серверной части системы</w:t>
-      </w:r>
-      <w:bookmarkEnd w:id="38"/>
-    </w:p>
-    <w:p>
-      <w:pPr>
-        <w:pStyle w:val="732"/>
-        <w:rPr>
-          <w:rFonts w:cs="Times New Roman"/>
-          <w:szCs w:val="28"/>
-        </w:rPr>
-      </w:pPr>
-      <w:r>
-        <w:rPr>
-          <w:rFonts w:cs="Times New Roman"/>
-          <w:szCs w:val="28"/>
-        </w:rPr>
-        <w:t xml:space="preserve">При реализации каждого модуля было принято решение следовать принципам Чистой архитектуры </w:t>
-      </w:r>
-      <w:r>
-        <w:rPr>
-          <w:rFonts w:cs="Times New Roman"/>
-          <w:szCs w:val="28"/>
-        </w:rPr>
-        <w:softHyphen/>
-      </w:r>
-      <w:r>
-        <w:rPr>
-          <w:rFonts w:cs="Times New Roman"/>
-          <w:szCs w:val="28"/>
-        </w:rPr>
-        <w:softHyphen/>
-      </w:r>
-      <w:r>
-        <w:rPr>
-          <w:rFonts w:cs="Times New Roman"/>
-          <w:szCs w:val="28"/>
-        </w:rPr>
-        <w:t xml:space="preserve">– </w:t>
-      </w:r>
-      <w:r>
-        <w:rPr>
-          <w:rFonts w:cs="Times New Roman"/>
-          <w:szCs w:val="28"/>
-        </w:rPr>
-        <w:t>архитектурного</w:t>
-      </w:r>
-      <w:r>
-        <w:rPr>
-          <w:rFonts w:cs="Times New Roman"/>
-          <w:szCs w:val="28"/>
-        </w:rPr>
-        <w:t xml:space="preserve"> подход</w:t>
-      </w:r>
-      <w:r>
-        <w:rPr>
-          <w:rFonts w:cs="Times New Roman"/>
-          <w:szCs w:val="28"/>
-        </w:rPr>
-        <w:t>а</w:t>
-      </w:r>
-      <w:r>
-        <w:rPr>
-          <w:rFonts w:cs="Times New Roman"/>
-          <w:szCs w:val="28"/>
-        </w:rPr>
-        <w:t xml:space="preserve"> к проектированию программного обеспечения, цель которого </w:t>
-      </w:r>
-      <w:r>
-        <w:rPr>
-          <w:rFonts w:cs="Times New Roman"/>
-          <w:szCs w:val="28"/>
-        </w:rPr>
-        <w:t xml:space="preserve">– </w:t>
-      </w:r>
-      <w:r>
-        <w:rPr>
-          <w:rFonts w:cs="Times New Roman"/>
-          <w:szCs w:val="28"/>
-        </w:rPr>
-        <w:t xml:space="preserve">сделать код легко читаемым, тестируемым, расширяемым и независимым от внешних деталей, таких как базы данных, </w:t>
-      </w:r>
-      <w:proofErr w:type="spellStart"/>
-      <w:r>
-        <w:rPr>
-          <w:rFonts w:cs="Times New Roman"/>
-          <w:szCs w:val="28"/>
-        </w:rPr>
-        <w:t>фреймворки</w:t>
-      </w:r>
-      <w:proofErr w:type="spellEnd"/>
-      <w:r>
-        <w:rPr>
-          <w:rFonts w:cs="Times New Roman"/>
-          <w:szCs w:val="28"/>
-        </w:rPr>
-        <w:t xml:space="preserve"> или интерфейс пользователя.</w:t>
-      </w:r>
-      <w:r>
-        <w:rPr>
-          <w:rFonts w:cs="Times New Roman"/>
-          <w:szCs w:val="28"/>
-        </w:rPr>
-        <w:t xml:space="preserve"> </w:t>
-      </w:r>
-    </w:p>
-    <w:p>
-      <w:pPr>
-        <w:pStyle w:val="732"/>
-        <w:rPr>
-          <w:rFonts w:cs="Times New Roman"/>
-          <w:szCs w:val="28"/>
-        </w:rPr>
-      </w:pPr>
-      <w:r>
-        <w:rPr>
-          <w:rFonts w:cs="Times New Roman"/>
-          <w:szCs w:val="28"/>
-        </w:rPr>
-        <w:t>Основные идеи чистой архитектуры:</w:t>
-      </w:r>
-    </w:p>
-    <w:p>
-      <w:pPr>
-        <w:pStyle w:val="732"/>
-        <w:numPr>
-          <w:ilvl w:val="0"/>
-          <w:numId w:val="30"/>
-        </w:numPr>
-        <w:ind w:left="0" w:firstLine="709"/>
-        <w:rPr>
-          <w:rFonts w:cs="Times New Roman"/>
-          <w:szCs w:val="28"/>
-        </w:rPr>
-      </w:pPr>
-      <w:r>
-        <w:rPr>
-          <w:rFonts w:cs="Times New Roman"/>
-          <w:szCs w:val="28"/>
-        </w:rPr>
-        <w:t xml:space="preserve">разделение ответственности </w:t>
-      </w:r>
-      <w:r>
-        <w:rPr>
-          <w:rFonts w:cs="Times New Roman"/>
-          <w:szCs w:val="28"/>
-        </w:rPr>
-        <w:t xml:space="preserve">– </w:t>
-      </w:r>
-      <w:r>
-        <w:rPr>
-          <w:rFonts w:cs="Times New Roman"/>
-          <w:szCs w:val="28"/>
-        </w:rPr>
-        <w:t>код делится на слои, каждый из которых отвечает за своё</w:t>
-      </w:r>
-      <w:r>
-        <w:rPr>
-          <w:rFonts w:cs="Times New Roman"/>
-          <w:szCs w:val="28"/>
-        </w:rPr>
-        <w:t>;</w:t>
-      </w:r>
-    </w:p>
-    <w:p>
-      <w:pPr>
-        <w:pStyle w:val="732"/>
-        <w:numPr>
-          <w:ilvl w:val="0"/>
-          <w:numId w:val="30"/>
-        </w:numPr>
-        <w:ind w:left="0" w:firstLine="709"/>
-        <w:rPr>
-          <w:rFonts w:cs="Times New Roman"/>
-          <w:szCs w:val="28"/>
-        </w:rPr>
-      </w:pPr>
-      <w:r>
-        <w:rPr>
-          <w:rFonts w:cs="Times New Roman"/>
-          <w:szCs w:val="28"/>
-        </w:rPr>
-        <w:t xml:space="preserve">зависимости направлены внутрь </w:t>
-      </w:r>
-      <w:r>
-        <w:rPr>
-          <w:rFonts w:cs="Times New Roman"/>
-          <w:szCs w:val="28"/>
-        </w:rPr>
-        <w:t xml:space="preserve">– </w:t>
-      </w:r>
-      <w:r>
-        <w:rPr>
-          <w:rFonts w:cs="Times New Roman"/>
-          <w:szCs w:val="28"/>
-        </w:rPr>
-        <w:t xml:space="preserve">модули </w:t>
-      </w:r>
-      <w:r>
-        <w:rPr>
-          <w:rFonts w:cs="Times New Roman"/>
-          <w:szCs w:val="28"/>
-        </w:rPr>
-        <w:t>«</w:t>
-      </w:r>
-      <w:r>
-        <w:rPr>
-          <w:rFonts w:cs="Times New Roman"/>
-          <w:szCs w:val="28"/>
-        </w:rPr>
-        <w:t>внешнего мира</w:t>
-      </w:r>
-      <w:r>
-        <w:rPr>
-          <w:rFonts w:cs="Times New Roman"/>
-          <w:szCs w:val="28"/>
-        </w:rPr>
-        <w:t>»</w:t>
-      </w:r>
-      <w:r>
-        <w:rPr>
-          <w:rFonts w:cs="Times New Roman"/>
-          <w:szCs w:val="28"/>
-        </w:rPr>
-        <w:t xml:space="preserve"> (БД</w:t>
-      </w:r>
-      <w:r>
-        <w:rPr>
-          <w:rFonts w:cs="Times New Roman"/>
-          <w:szCs w:val="28"/>
-        </w:rPr>
-        <w:t>, брокеры сообщений</w:t>
-      </w:r>
-      <w:r>
-        <w:rPr>
-          <w:rFonts w:cs="Times New Roman"/>
-          <w:szCs w:val="28"/>
-        </w:rPr>
-        <w:t>) зависят о</w:t>
-      </w:r>
-      <w:r>
-        <w:rPr>
-          <w:rFonts w:cs="Times New Roman"/>
-          <w:szCs w:val="28"/>
-        </w:rPr>
-        <w:t>т бизнес-логики, а не наоборот;</w:t>
-      </w:r>
-    </w:p>
-    <w:p>
-      <w:pPr>
-        <w:pStyle w:val="732"/>
-        <w:numPr>
-          <w:ilvl w:val="0"/>
-          <w:numId w:val="30"/>
-        </w:numPr>
-        <w:ind w:left="0" w:firstLine="709"/>
-        <w:rPr>
-          <w:rFonts w:cs="Times New Roman"/>
-          <w:szCs w:val="28"/>
-        </w:rPr>
-      </w:pPr>
-      <w:r>
-        <w:rPr>
-          <w:rFonts w:cs="Times New Roman"/>
-          <w:szCs w:val="28"/>
-        </w:rPr>
-        <w:t xml:space="preserve">интерфейсы и инверсии зависимостей </w:t>
-      </w:r>
-      <w:r>
-        <w:rPr>
-          <w:rFonts w:cs="Times New Roman"/>
-          <w:szCs w:val="28"/>
-        </w:rPr>
-        <w:t xml:space="preserve">– </w:t>
-      </w:r>
-      <w:r>
-        <w:rPr>
-          <w:rFonts w:cs="Times New Roman"/>
-          <w:szCs w:val="28"/>
-        </w:rPr>
-        <w:t xml:space="preserve">конкретные реализации (например, </w:t>
-      </w:r>
-      <w:proofErr w:type="spellStart"/>
-      <w:r>
-        <w:rPr>
-          <w:rFonts w:cs="Times New Roman"/>
-          <w:szCs w:val="28"/>
-        </w:rPr>
-        <w:t>репозитории</w:t>
-      </w:r>
-      <w:proofErr w:type="spellEnd"/>
-      <w:r>
-        <w:rPr>
-          <w:rFonts w:cs="Times New Roman"/>
-          <w:szCs w:val="28"/>
-        </w:rPr>
-        <w:t>, API-клиенты) внедряются через интерфейсы, что о</w:t>
-      </w:r>
-      <w:r>
-        <w:rPr>
-          <w:rFonts w:cs="Times New Roman"/>
-          <w:szCs w:val="28"/>
-        </w:rPr>
-        <w:t>блегчает подмену и тестирование.</w:t>
-      </w:r>
-    </w:p>
-    <w:p>
-      <w:pPr>
-        <w:pStyle w:val="732"/>
-        <w:rPr>
-          <w:rFonts w:cs="Times New Roman"/>
-          <w:szCs w:val="28"/>
-        </w:rPr>
-      </w:pPr>
-      <w:r>
-        <w:rPr>
-          <w:rFonts w:cs="Times New Roman"/>
-          <w:szCs w:val="28"/>
-        </w:rPr>
-        <w:t>Следуя этим принципам была реализована структ</w:t>
-      </w:r>
-      <w:r>
-        <w:rPr>
-          <w:rFonts w:cs="Times New Roman"/>
-          <w:szCs w:val="28"/>
-        </w:rPr>
-        <w:t>ура, представленная на рисунке 3</w:t>
-      </w:r>
-      <w:r>
-        <w:rPr>
-          <w:rFonts w:cs="Times New Roman"/>
-          <w:szCs w:val="28"/>
-        </w:rPr>
-        <w:t>.1</w:t>
-      </w:r>
-      <w:r>
-        <w:rPr>
-          <w:rFonts w:cs="Times New Roman"/>
-          <w:szCs w:val="28"/>
-        </w:rPr>
-        <w:t>.</w:t>
-      </w:r>
-    </w:p>
-    <w:p>
-      <w:pPr>
-        <w:spacing w:after="0" w:line="240" w:lineRule="auto"/>
-        <w:jc w:val="center"/>
-        <w:rPr>
-          <w:rFonts w:ascii="Times New Roman" w:hAnsi="Times New Roman" w:cs="Times New Roman"/>
-          <w:b/>
-          <w:bCs/>
-          <w:sz w:val="28"/>
-          <w:szCs w:val="28"/>
-        </w:rPr>
-      </w:pPr>
-      <w:r>
-        <w:rPr>
-          <w:rFonts w:ascii="Times New Roman" w:hAnsi="Times New Roman" w:cs="Times New Roman"/>
-          <w:b/>
-          <w:bCs/>
-          <w:noProof/>
-          <w:sz w:val="28"/>
-          <w:szCs w:val="28"/>
-          <w:lang w:eastAsia="ru-RU"/>
-        </w:rPr>
-        <w:drawing>
-          <wp:inline distT="0" distB="0" distL="0" distR="0" wp14:anchorId="3934B780" wp14:editId="09327A76">
-            <wp:extent cx="2162175" cy="3774650"/>
-            <wp:effectExtent l="0" t="0" r="0" b="0"/>
-            <wp:docPr id="11" name="Рисунок 11"/>
             <wp:cNvGraphicFramePr>
               <a:graphicFrameLocks xmlns:a="http://schemas.openxmlformats.org/drawingml/2006/main" noChangeAspect="1"/>
             </wp:cNvGraphicFramePr>
@@ -10606,6 +9260,1760 @@
                   <pic:spPr>
                     <a:xfrm>
                       <a:off x="0" y="0"/>
+                      <a:ext cx="5322252" cy="6093709"/>
+                    </a:xfrm>
+                    <a:prstGeom prst="rect">
+                      <a:avLst/>
+                    </a:prstGeom>
+                  </pic:spPr>
+                </pic:pic>
+              </a:graphicData>
+            </a:graphic>
+          </wp:inline>
+        </w:drawing>
+      </w:r>
+    </w:p>
+    <w:p>
+      <w:pPr>
+        <w:pStyle w:val="af4"/>
+      </w:pPr>
+      <w:r>
+        <w:t>Рис</w:t>
+      </w:r>
+      <w:r>
+        <w:t>унок 2.2</w:t>
+      </w:r>
+      <w:r>
+        <w:t xml:space="preserve"> – Диаграмма компонентов системы</w:t>
+      </w:r>
+      <w:r>
+        <w:t xml:space="preserve"> (разработано автором)</w:t>
+      </w:r>
+    </w:p>
+    <w:p>
+      <w:pPr>
+        <w:pStyle w:val="af"/>
+      </w:pPr>
+      <w:r>
+        <w:t>Диаграмма компонентов</w:t>
+      </w:r>
+      <w:r>
+        <w:t xml:space="preserve">, отражает архитектуру системы управления групповыми мероприятиями. Она включает клиентскую часть на </w:t>
+      </w:r>
+      <w:proofErr w:type="spellStart"/>
+      <w:r>
+        <w:t>React</w:t>
+      </w:r>
+      <w:proofErr w:type="spellEnd"/>
+      <w:r>
+        <w:t xml:space="preserve"> и </w:t>
+      </w:r>
+      <w:proofErr w:type="spellStart"/>
+      <w:r>
+        <w:t>JavaScript</w:t>
+      </w:r>
+      <w:proofErr w:type="spellEnd"/>
+      <w:r>
+        <w:t xml:space="preserve">, взаимодействующую с сервером через API </w:t>
+      </w:r>
+      <w:proofErr w:type="spellStart"/>
+      <w:r>
+        <w:t>Gateway</w:t>
+      </w:r>
+      <w:proofErr w:type="spellEnd"/>
+      <w:r>
+        <w:t xml:space="preserve"> по HTTP/HTTPS, что обеспечивает стандартное и безопасное соединение. Серверная часть состоит из </w:t>
+      </w:r>
+      <w:proofErr w:type="spellStart"/>
+      <w:r>
+        <w:t>Core</w:t>
+      </w:r>
+      <w:proofErr w:type="spellEnd"/>
+      <w:r>
+        <w:t xml:space="preserve"> </w:t>
+      </w:r>
+      <w:proofErr w:type="spellStart"/>
+      <w:r>
+        <w:t>Service</w:t>
+      </w:r>
+      <w:proofErr w:type="spellEnd"/>
+      <w:r>
+        <w:t xml:space="preserve">, </w:t>
+      </w:r>
+      <w:proofErr w:type="spellStart"/>
+      <w:r>
+        <w:t>Notification</w:t>
+      </w:r>
+      <w:proofErr w:type="spellEnd"/>
+      <w:r>
+        <w:t xml:space="preserve"> </w:t>
+      </w:r>
+      <w:proofErr w:type="spellStart"/>
+      <w:r>
+        <w:t>Service</w:t>
+      </w:r>
+      <w:proofErr w:type="spellEnd"/>
+      <w:r>
+        <w:t xml:space="preserve"> и </w:t>
+      </w:r>
+      <w:proofErr w:type="spellStart"/>
+      <w:r>
+        <w:t>Communication</w:t>
+      </w:r>
+      <w:proofErr w:type="spellEnd"/>
+      <w:r>
+        <w:t xml:space="preserve"> </w:t>
+      </w:r>
+      <w:proofErr w:type="spellStart"/>
+      <w:r>
+        <w:lastRenderedPageBreak/>
+        <w:t>Service</w:t>
+      </w:r>
+      <w:proofErr w:type="spellEnd"/>
+      <w:r>
+        <w:t>, что подчёркивает выбор высокопроизводительной технологии для обработки запросов.</w:t>
+      </w:r>
+    </w:p>
+    <w:p>
+      <w:pPr>
+        <w:pStyle w:val="af"/>
+      </w:pPr>
+      <w:r>
+        <w:t xml:space="preserve">API </w:t>
+      </w:r>
+      <w:proofErr w:type="spellStart"/>
+      <w:r>
+        <w:t>Gateway</w:t>
+      </w:r>
+      <w:proofErr w:type="spellEnd"/>
+      <w:r>
+        <w:t xml:space="preserve"> служит точкой входа, маршрутизируя запросы к сервисам. </w:t>
+      </w:r>
+      <w:proofErr w:type="spellStart"/>
+      <w:r>
+        <w:t>Core</w:t>
+      </w:r>
+      <w:proofErr w:type="spellEnd"/>
+      <w:r>
+        <w:t xml:space="preserve"> </w:t>
+      </w:r>
+      <w:proofErr w:type="spellStart"/>
+      <w:r>
+        <w:t>Service</w:t>
+      </w:r>
+      <w:proofErr w:type="spellEnd"/>
+      <w:r>
+        <w:t xml:space="preserve"> обрабатывает основную логику и связан с базой данных </w:t>
+      </w:r>
+      <w:proofErr w:type="spellStart"/>
+      <w:r>
+        <w:t>PostgreSQL</w:t>
+      </w:r>
+      <w:proofErr w:type="spellEnd"/>
+      <w:r>
+        <w:t xml:space="preserve">, гарантируя надёжное хранение данных. </w:t>
+      </w:r>
+      <w:proofErr w:type="spellStart"/>
+      <w:r>
+        <w:t>Notification</w:t>
+      </w:r>
+      <w:proofErr w:type="spellEnd"/>
+      <w:r>
+        <w:t xml:space="preserve"> </w:t>
+      </w:r>
+      <w:proofErr w:type="spellStart"/>
+      <w:r>
+        <w:t>Service</w:t>
+      </w:r>
+      <w:proofErr w:type="spellEnd"/>
+      <w:r>
+        <w:t xml:space="preserve"> отправляет уведомления через внешние службы по SMTP</w:t>
+      </w:r>
+      <w:r>
+        <w:t xml:space="preserve"> </w:t>
+      </w:r>
+      <w:r>
+        <w:t xml:space="preserve">или </w:t>
+      </w:r>
+      <w:proofErr w:type="spellStart"/>
+      <w:r>
+        <w:t>Push</w:t>
+      </w:r>
+      <w:proofErr w:type="spellEnd"/>
+      <w:r>
+        <w:t xml:space="preserve">, а </w:t>
+      </w:r>
+      <w:proofErr w:type="spellStart"/>
+      <w:r>
+        <w:t>Communication</w:t>
+      </w:r>
+      <w:proofErr w:type="spellEnd"/>
+      <w:r>
+        <w:t xml:space="preserve"> </w:t>
+      </w:r>
+      <w:proofErr w:type="spellStart"/>
+      <w:r>
+        <w:t>Service</w:t>
+      </w:r>
+      <w:proofErr w:type="spellEnd"/>
+      <w:r>
+        <w:t xml:space="preserve"> управляет комментариями, также используя базу данных. Особенностью является применение </w:t>
+      </w:r>
+      <w:proofErr w:type="spellStart"/>
+      <w:r>
+        <w:t>RabbitMQ</w:t>
+      </w:r>
+      <w:proofErr w:type="spellEnd"/>
+      <w:r>
+        <w:t xml:space="preserve"> </w:t>
+      </w:r>
+      <w:r>
+        <w:t>[</w:t>
+      </w:r>
+      <w:r>
+        <w:t>2</w:t>
+      </w:r>
+      <w:r>
+        <w:t>1</w:t>
+      </w:r>
+      <w:r>
+        <w:t xml:space="preserve">] </w:t>
+      </w:r>
+      <w:r>
+        <w:t xml:space="preserve">для асинхронного взаимодействия </w:t>
+      </w:r>
+      <w:proofErr w:type="spellStart"/>
+      <w:r>
+        <w:t>Notification</w:t>
+      </w:r>
+      <w:proofErr w:type="spellEnd"/>
+      <w:r>
+        <w:t xml:space="preserve"> </w:t>
+      </w:r>
+      <w:proofErr w:type="spellStart"/>
+      <w:r>
+        <w:t>Service</w:t>
+      </w:r>
+      <w:proofErr w:type="spellEnd"/>
+      <w:r>
+        <w:t xml:space="preserve"> и </w:t>
+      </w:r>
+      <w:proofErr w:type="spellStart"/>
+      <w:r>
+        <w:t>Communication</w:t>
+      </w:r>
+      <w:proofErr w:type="spellEnd"/>
+      <w:r>
+        <w:t xml:space="preserve"> </w:t>
+      </w:r>
+      <w:proofErr w:type="spellStart"/>
+      <w:r>
+        <w:t>Service</w:t>
+      </w:r>
+      <w:proofErr w:type="spellEnd"/>
+      <w:r>
+        <w:t xml:space="preserve"> с API </w:t>
+      </w:r>
+      <w:proofErr w:type="spellStart"/>
+      <w:r>
+        <w:t>Gateway</w:t>
+      </w:r>
+      <w:proofErr w:type="spellEnd"/>
+      <w:r>
+        <w:t>, что повышает устойчивость системы при нагрузках.</w:t>
+      </w:r>
+    </w:p>
+    <w:p>
+      <w:pPr>
+        <w:pStyle w:val="af"/>
+      </w:pPr>
+      <w:r>
+        <w:t xml:space="preserve">Отсутствие связи </w:t>
+      </w:r>
+      <w:proofErr w:type="spellStart"/>
+      <w:r>
+        <w:t>Notification</w:t>
+      </w:r>
+      <w:proofErr w:type="spellEnd"/>
+      <w:r>
+        <w:t xml:space="preserve"> </w:t>
+      </w:r>
+      <w:proofErr w:type="spellStart"/>
+      <w:r>
+        <w:t>Service</w:t>
+      </w:r>
+      <w:proofErr w:type="spellEnd"/>
+      <w:r>
+        <w:t xml:space="preserve"> с базой данных указывает на то, что модуль не должен как-либо взаимодействовать с базой данных. Это обусловлено тем, что модуль выполняет работу исключительно с внешними службами. Внешние службы подключаются модульно, что упрощает расширение системы. </w:t>
+      </w:r>
+    </w:p>
+    <w:p>
+      <w:pPr>
+        <w:pStyle w:val="-10"/>
+      </w:pPr>
+      <w:bookmarkStart w:id="35" w:name="_Toc198341515"/>
+      <w:r>
+        <w:t>Проектирование основного модуля</w:t>
+      </w:r>
+      <w:bookmarkEnd w:id="35"/>
+    </w:p>
+    <w:p>
+      <w:pPr>
+        <w:pStyle w:val="af"/>
+      </w:pPr>
+      <w:r>
+        <w:t xml:space="preserve">При проектировании системы управления групповыми мероприятиями важно было заложить основу, которая обеспечит гибкость, масштабируемость и простоту сопровождения. Диаграмма классов </w:t>
+      </w:r>
+      <w:proofErr w:type="spellStart"/>
+      <w:r>
+        <w:t>Core</w:t>
+      </w:r>
+      <w:proofErr w:type="spellEnd"/>
+      <w:r>
+        <w:t xml:space="preserve"> </w:t>
+      </w:r>
+      <w:proofErr w:type="spellStart"/>
+      <w:r>
+        <w:t>Service</w:t>
+      </w:r>
+      <w:proofErr w:type="spellEnd"/>
+      <w:r>
+        <w:t>, представленная на рисунке 2.2, отражает ключевые архитектурные решения, принятые для достижения этих целей. Она визуализирует основные компоненты системы, их атрибуты, методы и взаимосвязи, демонстрируя, как объектно-ориентированный подход помог создать модульную и расширяемую структуру.</w:t>
+      </w:r>
+    </w:p>
+    <w:p>
+      <w:pPr>
+        <w:pStyle w:val="af"/>
+        <w:ind w:firstLine="0"/>
+      </w:pPr>
+    </w:p>
+    <w:p>
+      <w:pPr>
+        <w:pStyle w:val="af"/>
+        <w:ind w:firstLine="0"/>
+        <w:rPr>
+          <w:lang w:val="en-US"/>
+        </w:rPr>
+      </w:pPr>
+      <w:r>
+        <w:rPr>
+          <w:noProof/>
+          <w:lang w:eastAsia="ru-RU"/>
+        </w:rPr>
+        <w:lastRenderedPageBreak/>
+        <w:drawing>
+          <wp:inline distT="0" distB="0" distL="0" distR="0" wp14:anchorId="59A5206C" wp14:editId="31CA7A52">
+            <wp:extent cx="5940425" cy="6102985"/>
+            <wp:effectExtent l="0" t="0" r="3175" b="0"/>
+            <wp:docPr id="4" name="Рисунок 4"/>
+            <wp:cNvGraphicFramePr>
+              <a:graphicFrameLocks xmlns:a="http://schemas.openxmlformats.org/drawingml/2006/main" noChangeAspect="1"/>
+            </wp:cNvGraphicFramePr>
+            <a:graphic xmlns:a="http://schemas.openxmlformats.org/drawingml/2006/main">
+              <a:graphicData uri="http://schemas.openxmlformats.org/drawingml/2006/picture">
+                <pic:pic xmlns:pic="http://schemas.openxmlformats.org/drawingml/2006/picture">
+                  <pic:nvPicPr>
+                    <pic:cNvPr id="1" name=""/>
+                    <pic:cNvPicPr/>
+                  </pic:nvPicPr>
+                  <pic:blipFill>
+                    <a:blip r:embed="rId15"/>
+                    <a:stretch>
+                      <a:fillRect/>
+                    </a:stretch>
+                  </pic:blipFill>
+                  <pic:spPr>
+                    <a:xfrm>
+                      <a:off x="0" y="0"/>
+                      <a:ext cx="5940425" cy="6102985"/>
+                    </a:xfrm>
+                    <a:prstGeom prst="rect">
+                      <a:avLst/>
+                    </a:prstGeom>
+                  </pic:spPr>
+                </pic:pic>
+              </a:graphicData>
+            </a:graphic>
+          </wp:inline>
+        </w:drawing>
+      </w:r>
+    </w:p>
+    <w:p>
+      <w:pPr>
+        <w:pStyle w:val="af4"/>
+      </w:pPr>
+      <w:r>
+        <w:t>Рисунок 2.</w:t>
+      </w:r>
+      <w:r>
+        <w:t>3</w:t>
+      </w:r>
+      <w:r>
+        <w:t xml:space="preserve"> – Диаграмма классов основного сервиса</w:t>
+      </w:r>
+      <w:r>
+        <w:t xml:space="preserve"> (разработано автором)</w:t>
+      </w:r>
+    </w:p>
+    <w:p>
+      <w:pPr>
+        <w:pStyle w:val="af"/>
+      </w:pPr>
+      <w:r>
+        <w:t xml:space="preserve">Архитектурно диаграмма демонстрирует чёткое разделение обязанностей: </w:t>
+      </w:r>
+      <w:proofErr w:type="spellStart"/>
+      <w:r>
+        <w:t>Event</w:t>
+      </w:r>
+      <w:proofErr w:type="spellEnd"/>
+      <w:r>
+        <w:t xml:space="preserve"> выступает центральным узлом, объединяющим задачи (</w:t>
+      </w:r>
+      <w:proofErr w:type="spellStart"/>
+      <w:r>
+        <w:t>Task</w:t>
+      </w:r>
+      <w:proofErr w:type="spellEnd"/>
+      <w:r>
+        <w:t>), расходы (</w:t>
+      </w:r>
+      <w:proofErr w:type="spellStart"/>
+      <w:r>
+        <w:t>Expense</w:t>
+      </w:r>
+      <w:proofErr w:type="spellEnd"/>
+      <w:r>
+        <w:t>) и участников (</w:t>
+      </w:r>
+      <w:proofErr w:type="spellStart"/>
+      <w:r>
+        <w:t>EventParticipant</w:t>
+      </w:r>
+      <w:proofErr w:type="spellEnd"/>
+      <w:r>
+        <w:t xml:space="preserve">) через отношения композиции и агрегации с </w:t>
+      </w:r>
+      <w:proofErr w:type="spellStart"/>
+      <w:r>
+        <w:t>User</w:t>
+      </w:r>
+      <w:proofErr w:type="spellEnd"/>
+      <w:r>
+        <w:t xml:space="preserve">. Задачи и расходы формируют подчинённые структуры, где </w:t>
+      </w:r>
+      <w:proofErr w:type="spellStart"/>
+      <w:r>
+        <w:t>TaskAssignment</w:t>
+      </w:r>
+      <w:proofErr w:type="spellEnd"/>
+      <w:r>
+        <w:t xml:space="preserve"> и </w:t>
+      </w:r>
+      <w:proofErr w:type="spellStart"/>
+      <w:r>
+        <w:t>ExpenseShare</w:t>
+      </w:r>
+      <w:proofErr w:type="spellEnd"/>
+      <w:r>
+        <w:t xml:space="preserve"> обеспечивают связь с пользователями. Связь с системой уведомлений интегрирована через </w:t>
+      </w:r>
+      <w:proofErr w:type="spellStart"/>
+      <w:r>
+        <w:t>NotificationPublisher</w:t>
+      </w:r>
+      <w:proofErr w:type="spellEnd"/>
+      <w:r>
+        <w:t xml:space="preserve">, который зависит от </w:t>
+      </w:r>
+      <w:proofErr w:type="spellStart"/>
+      <w:r>
+        <w:t>RabbitMQConnection</w:t>
+      </w:r>
+      <w:proofErr w:type="spellEnd"/>
+      <w:r>
+        <w:t xml:space="preserve">, реализуя взаимодействие с брокером сообщений. Таким образом, </w:t>
+      </w:r>
+      <w:proofErr w:type="spellStart"/>
+      <w:r>
+        <w:t>Core</w:t>
+      </w:r>
+      <w:proofErr w:type="spellEnd"/>
+      <w:r>
+        <w:t xml:space="preserve"> </w:t>
+      </w:r>
+      <w:proofErr w:type="spellStart"/>
+      <w:r>
+        <w:t>Service</w:t>
+      </w:r>
+      <w:proofErr w:type="spellEnd"/>
+      <w:r>
+        <w:t xml:space="preserve"> обрабатывает бизнес-логику мероприятий, координирует действия участников </w:t>
+      </w:r>
+      <w:r>
+        <w:lastRenderedPageBreak/>
+        <w:t>и передаёт события другим системам, сохраняя модульную структуру.</w:t>
+      </w:r>
+    </w:p>
+    <w:p>
+      <w:pPr>
+        <w:pStyle w:val="af"/>
+      </w:pPr>
+      <w:r>
+        <w:t xml:space="preserve">Также для более детального понимания взаимодействия компонентов в системе была разработана диаграмма последовательности, представленная на рисунке </w:t>
+      </w:r>
+      <w:r>
+        <w:t>А</w:t>
+      </w:r>
+      <w:r>
+        <w:t>.</w:t>
+      </w:r>
+      <w:r>
+        <w:t>12</w:t>
+      </w:r>
+      <w:r>
+        <w:t xml:space="preserve">. </w:t>
+      </w:r>
+      <w:r>
+        <w:t>В рамках этой диаграммы было рассмотрено два взаимодействия: создание мероприятия и назначение задачи участнику.</w:t>
+      </w:r>
+    </w:p>
+    <w:p>
+      <w:pPr>
+        <w:pStyle w:val="af"/>
+      </w:pPr>
+      <w:r>
+        <w:t>Создание мероприятия:</w:t>
+      </w:r>
+    </w:p>
+    <w:p>
+      <w:pPr>
+        <w:pStyle w:val="af"/>
+        <w:numPr>
+          <w:ilvl w:val="0"/>
+          <w:numId w:val="34"/>
+        </w:numPr>
+        <w:ind w:left="0" w:firstLine="709"/>
+      </w:pPr>
+      <w:r>
+        <w:t>пользователь вводит данные мероприятия через клиентское приложение;</w:t>
+      </w:r>
+    </w:p>
+    <w:p>
+      <w:pPr>
+        <w:pStyle w:val="af"/>
+        <w:numPr>
+          <w:ilvl w:val="0"/>
+          <w:numId w:val="34"/>
+        </w:numPr>
+        <w:ind w:left="0" w:firstLine="709"/>
+      </w:pPr>
+      <w:r>
+        <w:t xml:space="preserve">запрос проходит через API </w:t>
+      </w:r>
+      <w:proofErr w:type="spellStart"/>
+      <w:r>
+        <w:t>Gateway</w:t>
+      </w:r>
+      <w:proofErr w:type="spellEnd"/>
+      <w:r>
+        <w:t>, где проверяется аутентификация (</w:t>
+      </w:r>
+      <w:proofErr w:type="spellStart"/>
+      <w:r>
+        <w:t>токен</w:t>
+      </w:r>
+      <w:proofErr w:type="spellEnd"/>
+      <w:r>
+        <w:t>);</w:t>
+      </w:r>
+    </w:p>
+    <w:p>
+      <w:pPr>
+        <w:pStyle w:val="af"/>
+        <w:numPr>
+          <w:ilvl w:val="0"/>
+          <w:numId w:val="34"/>
+        </w:numPr>
+        <w:ind w:left="0" w:firstLine="709"/>
+      </w:pPr>
+      <w:r>
+        <w:t xml:space="preserve">после </w:t>
+      </w:r>
+      <w:proofErr w:type="spellStart"/>
+      <w:r>
+        <w:t>валидации</w:t>
+      </w:r>
+      <w:proofErr w:type="spellEnd"/>
+      <w:r>
+        <w:t xml:space="preserve"> данные сохраняются в </w:t>
+      </w:r>
+      <w:proofErr w:type="spellStart"/>
+      <w:r>
+        <w:t>PostgreSQL</w:t>
+      </w:r>
+      <w:proofErr w:type="spellEnd"/>
+      <w:r>
+        <w:t xml:space="preserve"> через </w:t>
+      </w:r>
+      <w:proofErr w:type="spellStart"/>
+      <w:r>
+        <w:t>Core</w:t>
+      </w:r>
+      <w:proofErr w:type="spellEnd"/>
+      <w:r>
+        <w:t xml:space="preserve"> </w:t>
+      </w:r>
+      <w:proofErr w:type="spellStart"/>
+      <w:r>
+        <w:t>Service</w:t>
+      </w:r>
+      <w:proofErr w:type="spellEnd"/>
+      <w:r>
+        <w:t>, и пользователь получает подтверждение.</w:t>
+      </w:r>
+    </w:p>
+    <w:p>
+      <w:pPr>
+        <w:pStyle w:val="732"/>
+        <w:rPr>
+          <w:rFonts w:cs="Times New Roman"/>
+          <w:szCs w:val="28"/>
+        </w:rPr>
+      </w:pPr>
+      <w:r>
+        <w:rPr>
+          <w:rFonts w:cs="Times New Roman"/>
+          <w:szCs w:val="28"/>
+        </w:rPr>
+        <w:t>Назначение задачи:</w:t>
+      </w:r>
+    </w:p>
+    <w:p>
+      <w:pPr>
+        <w:pStyle w:val="732"/>
+        <w:numPr>
+          <w:ilvl w:val="0"/>
+          <w:numId w:val="35"/>
+        </w:numPr>
+        <w:ind w:left="0" w:firstLine="709"/>
+        <w:rPr>
+          <w:rFonts w:cs="Times New Roman"/>
+          <w:szCs w:val="28"/>
+        </w:rPr>
+      </w:pPr>
+      <w:r>
+        <w:rPr>
+          <w:rFonts w:cs="Times New Roman"/>
+          <w:szCs w:val="28"/>
+        </w:rPr>
+        <w:t>пользователь создает задачу и назначает участника;</w:t>
+      </w:r>
+    </w:p>
+    <w:p>
+      <w:pPr>
+        <w:pStyle w:val="732"/>
+        <w:numPr>
+          <w:ilvl w:val="0"/>
+          <w:numId w:val="35"/>
+        </w:numPr>
+        <w:ind w:left="0" w:firstLine="709"/>
+        <w:rPr>
+          <w:rFonts w:cs="Times New Roman"/>
+          <w:szCs w:val="28"/>
+        </w:rPr>
+      </w:pPr>
+      <w:r>
+        <w:rPr>
+          <w:rFonts w:cs="Times New Roman"/>
+          <w:szCs w:val="28"/>
+        </w:rPr>
+        <w:t xml:space="preserve">данные задачи сохраняются в БД, а </w:t>
+      </w:r>
+      <w:proofErr w:type="spellStart"/>
+      <w:r>
+        <w:rPr>
+          <w:rFonts w:cs="Times New Roman"/>
+          <w:szCs w:val="28"/>
+        </w:rPr>
+        <w:t>Notification</w:t>
+      </w:r>
+      <w:proofErr w:type="spellEnd"/>
+      <w:r>
+        <w:rPr>
+          <w:rFonts w:cs="Times New Roman"/>
+          <w:szCs w:val="28"/>
+        </w:rPr>
+        <w:t xml:space="preserve"> </w:t>
+      </w:r>
+      <w:proofErr w:type="spellStart"/>
+      <w:r>
+        <w:rPr>
+          <w:rFonts w:cs="Times New Roman"/>
+          <w:szCs w:val="28"/>
+        </w:rPr>
+        <w:t>Service</w:t>
+      </w:r>
+      <w:proofErr w:type="spellEnd"/>
+      <w:r>
+        <w:rPr>
+          <w:rFonts w:cs="Times New Roman"/>
+          <w:szCs w:val="28"/>
+        </w:rPr>
+        <w:t xml:space="preserve"> отправляет уведомление участнику через внешнюю службу;</w:t>
+      </w:r>
+    </w:p>
+    <w:p>
+      <w:pPr>
+        <w:pStyle w:val="732"/>
+        <w:numPr>
+          <w:ilvl w:val="0"/>
+          <w:numId w:val="35"/>
+        </w:numPr>
+        <w:ind w:left="0" w:firstLine="709"/>
+        <w:rPr>
+          <w:rFonts w:cs="Times New Roman"/>
+          <w:szCs w:val="28"/>
+        </w:rPr>
+      </w:pPr>
+      <w:r>
+        <w:rPr>
+          <w:rFonts w:cs="Times New Roman"/>
+          <w:szCs w:val="28"/>
+        </w:rPr>
+        <w:t>пользователь получает успешный ответ.</w:t>
+      </w:r>
+    </w:p>
+    <w:p>
+      <w:pPr>
+        <w:pStyle w:val="-10"/>
+      </w:pPr>
+      <w:bookmarkStart w:id="36" w:name="_Toc198341516"/>
+      <w:r>
+        <w:t>Проектирование клиентской части системы</w:t>
+      </w:r>
+      <w:bookmarkEnd w:id="36"/>
+    </w:p>
+    <w:p>
+      <w:pPr>
+        <w:pStyle w:val="af"/>
+      </w:pPr>
+      <w:r>
+        <w:t xml:space="preserve">Диаграмма навигации клиентской части системы управления групповыми мероприятиями, представленная на рисунке 2.3, </w:t>
+      </w:r>
+      <w:r>
+        <w:t>показывает</w:t>
+      </w:r>
+      <w:r>
+        <w:t xml:space="preserve"> структуру пользовательского интерфейса и основные пути взаимодействия пользователя с функциональными модулями приложения. Данная диаграмма отображает иерархическую организацию страниц и переходы между ними, обеспечивая наглядное представление логики навигации.</w:t>
+      </w:r>
+    </w:p>
+    <w:p>
+      <w:pPr>
+        <w:pStyle w:val="af4"/>
+      </w:pPr>
+      <w:r>
+        <w:rPr>
+          <w:noProof/>
+          <w:lang w:eastAsia="ru-RU"/>
+        </w:rPr>
+        <w:lastRenderedPageBreak/>
+        <w:drawing>
+          <wp:inline distT="0" distB="0" distL="0" distR="0" wp14:anchorId="5291606E" wp14:editId="548966C0">
+            <wp:extent cx="5683250" cy="5626752"/>
+            <wp:effectExtent l="0" t="0" r="0" b="0"/>
+            <wp:docPr id="6" name="Рисунок 6"/>
+            <wp:cNvGraphicFramePr>
+              <a:graphicFrameLocks xmlns:a="http://schemas.openxmlformats.org/drawingml/2006/main" noChangeAspect="1"/>
+            </wp:cNvGraphicFramePr>
+            <a:graphic xmlns:a="http://schemas.openxmlformats.org/drawingml/2006/main">
+              <a:graphicData uri="http://schemas.openxmlformats.org/drawingml/2006/picture">
+                <pic:pic xmlns:pic="http://schemas.openxmlformats.org/drawingml/2006/picture">
+                  <pic:nvPicPr>
+                    <pic:cNvPr id="1" name=""/>
+                    <pic:cNvPicPr/>
+                  </pic:nvPicPr>
+                  <pic:blipFill>
+                    <a:blip r:embed="rId16"/>
+                    <a:stretch>
+                      <a:fillRect/>
+                    </a:stretch>
+                  </pic:blipFill>
+                  <pic:spPr>
+                    <a:xfrm>
+                      <a:off x="0" y="0"/>
+                      <a:ext cx="5687969" cy="5631424"/>
+                    </a:xfrm>
+                    <a:prstGeom prst="rect">
+                      <a:avLst/>
+                    </a:prstGeom>
+                  </pic:spPr>
+                </pic:pic>
+              </a:graphicData>
+            </a:graphic>
+          </wp:inline>
+        </w:drawing>
+      </w:r>
+      <w:r>
+        <w:tab/>
+      </w:r>
+      <w:r>
+        <w:t>Рисунок 2.4</w:t>
+      </w:r>
+      <w:r>
+        <w:t xml:space="preserve"> – Навигация по сайту</w:t>
+      </w:r>
+      <w:r>
+        <w:t xml:space="preserve"> (разработано автором)</w:t>
+      </w:r>
+    </w:p>
+    <w:p>
+      <w:pPr>
+        <w:pStyle w:val="af"/>
+      </w:pPr>
+      <w:r>
+        <w:t>Структура и элементы диаграммы:</w:t>
+      </w:r>
+    </w:p>
+    <w:p>
+      <w:pPr>
+        <w:pStyle w:val="af"/>
+        <w:numPr>
+          <w:ilvl w:val="0"/>
+          <w:numId w:val="24"/>
+        </w:numPr>
+        <w:ind w:left="0" w:firstLine="709"/>
+      </w:pPr>
+      <w:r>
+        <w:t>страница под названием «Г</w:t>
+      </w:r>
+      <w:r>
+        <w:t>лавная страница с авторизацией</w:t>
+      </w:r>
+      <w:r>
+        <w:t>»</w:t>
+      </w:r>
+      <w:r>
+        <w:t xml:space="preserve"> служит начальной точкой доступа к системе. С неё пользователь может выполнить вход, что переводит его на страницу мероприятий пользователя, либо зарегистрироваться, возвращаясь на ту же страницу для повторной попытки авторизации;</w:t>
+      </w:r>
+    </w:p>
+    <w:p>
+      <w:pPr>
+        <w:pStyle w:val="af"/>
+        <w:numPr>
+          <w:ilvl w:val="0"/>
+          <w:numId w:val="24"/>
+        </w:numPr>
+        <w:ind w:left="0" w:firstLine="709"/>
+      </w:pPr>
+      <w:r>
+        <w:t>«М</w:t>
+      </w:r>
+      <w:r>
+        <w:t>ероприятия пользователя</w:t>
+      </w:r>
+      <w:r>
+        <w:t>»</w:t>
+      </w:r>
+      <w:r>
+        <w:t xml:space="preserve"> представляет собой центральный узел навигации, отображающий список мероприятий, к которым относится пользователь. Отсюда доступны переходы к деталям конкретного мероприятия или списку назначенных задач;</w:t>
+      </w:r>
+    </w:p>
+    <w:p>
+      <w:pPr>
+        <w:pStyle w:val="af"/>
+        <w:numPr>
+          <w:ilvl w:val="0"/>
+          <w:numId w:val="24"/>
+        </w:numPr>
+        <w:ind w:left="0" w:firstLine="709"/>
+      </w:pPr>
+      <w:r>
+        <w:lastRenderedPageBreak/>
+        <w:t>страница «</w:t>
+      </w:r>
+      <w:r>
+        <w:t>Н</w:t>
+      </w:r>
+      <w:r>
+        <w:t>азначенные задачи</w:t>
+      </w:r>
+      <w:r>
+        <w:t>»</w:t>
+      </w:r>
+      <w:r>
+        <w:t xml:space="preserve"> отображает задачи, назначенные пользователю, с возможностью возврата к списку мероприятий;</w:t>
+      </w:r>
+    </w:p>
+    <w:p>
+      <w:pPr>
+        <w:pStyle w:val="af"/>
+        <w:numPr>
+          <w:ilvl w:val="0"/>
+          <w:numId w:val="24"/>
+        </w:numPr>
+        <w:ind w:left="0" w:firstLine="709"/>
+      </w:pPr>
+      <w:r>
+        <w:t>«С</w:t>
+      </w:r>
+      <w:r>
+        <w:t>траница мероприятия</w:t>
+      </w:r>
+      <w:r>
+        <w:t>»</w:t>
+      </w:r>
+      <w:r>
+        <w:t xml:space="preserve"> предоставляет детальную информацию о выбранном мероприятии и служит переходником для дополнительных действий: добавления задач, расходов или просмотра комментариев, а также возврата к списку мероприятий;</w:t>
+      </w:r>
+    </w:p>
+    <w:p>
+      <w:pPr>
+        <w:pStyle w:val="af"/>
+        <w:numPr>
+          <w:ilvl w:val="0"/>
+          <w:numId w:val="24"/>
+        </w:numPr>
+        <w:ind w:left="0" w:firstLine="709"/>
+      </w:pPr>
+      <w:r>
+        <w:t>«С</w:t>
+      </w:r>
+      <w:r>
+        <w:t>оздание задачи</w:t>
+      </w:r>
+      <w:r>
+        <w:t>»</w:t>
+      </w:r>
+      <w:r>
+        <w:t xml:space="preserve"> позволяет пользователю добавить новую задачу к мероприятию, после чего осуществляется возврат на страницу мероприятия;</w:t>
+      </w:r>
+    </w:p>
+    <w:p>
+      <w:pPr>
+        <w:pStyle w:val="af"/>
+        <w:numPr>
+          <w:ilvl w:val="0"/>
+          <w:numId w:val="24"/>
+        </w:numPr>
+        <w:ind w:left="0" w:firstLine="709"/>
+      </w:pPr>
+      <w:r>
+        <w:t>«Д</w:t>
+      </w:r>
+      <w:r>
+        <w:t>обавление расхода</w:t>
+      </w:r>
+      <w:r>
+        <w:t>»</w:t>
+      </w:r>
+      <w:r>
+        <w:t xml:space="preserve"> предназначено для регистрации новых расходов, связанных с мероприятием, с последующим возвратом на страницу мероприятия;</w:t>
+      </w:r>
+    </w:p>
+    <w:p>
+      <w:pPr>
+        <w:pStyle w:val="af"/>
+        <w:numPr>
+          <w:ilvl w:val="0"/>
+          <w:numId w:val="24"/>
+        </w:numPr>
+        <w:ind w:left="0" w:firstLine="709"/>
+      </w:pPr>
+      <w:r>
+        <w:t>«К</w:t>
+      </w:r>
+      <w:r>
+        <w:t>омментарии</w:t>
+      </w:r>
+      <w:r>
+        <w:t>»</w:t>
+      </w:r>
+      <w:r>
+        <w:t xml:space="preserve"> открываются для просмотра и взаимодействия с комментариями к мероприятию, с возможностью возврата на страницу мероприятия.</w:t>
+      </w:r>
+    </w:p>
+    <w:p>
+      <w:pPr>
+        <w:pStyle w:val="-10"/>
+      </w:pPr>
+      <w:bookmarkStart w:id="37" w:name="_Toc198341517"/>
+      <w:r>
+        <w:t>Проектирование схемы базы данных</w:t>
+      </w:r>
+      <w:bookmarkEnd w:id="37"/>
+    </w:p>
+    <w:p>
+      <w:pPr>
+        <w:pStyle w:val="af"/>
+      </w:pPr>
+      <w:r>
+        <w:t>Для реализации системы управления групповыми мероприятиями была разработана схема базы данных, которая обеспечивает хранение и управление данными о пользователях, мероприятиях, задачах, расходах и сообщениях. Структура базы данных представлена на ER-диаграмме (рисунок 2.4). Диаграмма отображает сущности, их атрибуты и взаимосвязи, обеспечивая целостное представление данных, необходимых для функционирования системы.</w:t>
+      </w:r>
+    </w:p>
+    <w:p>
+      <w:pPr>
+        <w:spacing w:after="0" w:line="240" w:lineRule="auto"/>
+        <w:jc w:val="center"/>
+        <w:rPr>
+          <w:rFonts w:ascii="Times New Roman" w:hAnsi="Times New Roman" w:cs="Times New Roman"/>
+          <w:b/>
+          <w:bCs/>
+          <w:sz w:val="28"/>
+          <w:szCs w:val="28"/>
+        </w:rPr>
+      </w:pPr>
+      <w:r>
+        <w:rPr>
+          <w:rFonts w:ascii="Times New Roman" w:hAnsi="Times New Roman" w:cs="Times New Roman"/>
+          <w:sz w:val="28"/>
+          <w:szCs w:val="28"/>
+        </w:rPr>
+        <w:br w:type="page"/>
+      </w:r>
+      <w:r>
+        <w:rPr>
+          <w:rFonts w:ascii="Times New Roman" w:hAnsi="Times New Roman" w:cs="Times New Roman"/>
+          <w:noProof/>
+          <w:sz w:val="28"/>
+          <w:szCs w:val="28"/>
+          <w:lang w:eastAsia="ru-RU"/>
+        </w:rPr>
+        <w:lastRenderedPageBreak/>
+        <w:drawing>
+          <wp:inline distT="0" distB="0" distL="0" distR="0" wp14:anchorId="177554F0" wp14:editId="282B85F9">
+            <wp:extent cx="5977076" cy="3623942"/>
+            <wp:effectExtent l="0" t="0" r="5080" b="0"/>
+            <wp:docPr id="12" name="Рисунок 12"/>
+            <wp:cNvGraphicFramePr>
+              <a:graphicFrameLocks xmlns:a="http://schemas.openxmlformats.org/drawingml/2006/main" noChangeAspect="1"/>
+            </wp:cNvGraphicFramePr>
+            <a:graphic xmlns:a="http://schemas.openxmlformats.org/drawingml/2006/main">
+              <a:graphicData uri="http://schemas.openxmlformats.org/drawingml/2006/picture">
+                <pic:pic xmlns:pic="http://schemas.openxmlformats.org/drawingml/2006/picture">
+                  <pic:nvPicPr>
+                    <pic:cNvPr id="1" name=""/>
+                    <pic:cNvPicPr/>
+                  </pic:nvPicPr>
+                  <pic:blipFill>
+                    <a:blip r:embed="rId17"/>
+                    <a:stretch>
+                      <a:fillRect/>
+                    </a:stretch>
+                  </pic:blipFill>
+                  <pic:spPr>
+                    <a:xfrm>
+                      <a:off x="0" y="0"/>
+                      <a:ext cx="5984748" cy="3628594"/>
+                    </a:xfrm>
+                    <a:prstGeom prst="rect">
+                      <a:avLst/>
+                    </a:prstGeom>
+                  </pic:spPr>
+                </pic:pic>
+              </a:graphicData>
+            </a:graphic>
+          </wp:inline>
+        </w:drawing>
+      </w:r>
+    </w:p>
+    <w:p>
+      <w:pPr>
+        <w:pStyle w:val="af4"/>
+      </w:pPr>
+      <w:r>
+        <w:t>Рисунок 2.5</w:t>
+      </w:r>
+      <w:r>
+        <w:t xml:space="preserve"> – </w:t>
+      </w:r>
+      <w:r>
+        <w:rPr>
+          <w:lang w:val="en-US"/>
+        </w:rPr>
+        <w:t>ER</w:t>
+      </w:r>
+      <w:r>
+        <w:t>-диаграмма</w:t>
+      </w:r>
+      <w:r>
+        <w:t xml:space="preserve"> (разработано автором)</w:t>
+      </w:r>
+    </w:p>
+    <w:p>
+      <w:pPr>
+        <w:pStyle w:val="af"/>
+      </w:pPr>
+      <w:r>
+        <w:t>Диаграмма включает основные сущности:</w:t>
+      </w:r>
+    </w:p>
+    <w:p>
+      <w:pPr>
+        <w:pStyle w:val="af"/>
+        <w:numPr>
+          <w:ilvl w:val="0"/>
+          <w:numId w:val="25"/>
+        </w:numPr>
+        <w:ind w:left="0" w:firstLine="709"/>
+      </w:pPr>
+      <w:r>
+        <w:t xml:space="preserve">USER </w:t>
+      </w:r>
+      <w:r>
+        <w:t xml:space="preserve">– </w:t>
+      </w:r>
+      <w:r>
+        <w:t>центральная сущность, представляющая пользователей, которые организуют мероприятия, участвуют в них, выполняют задачи, делят расходы и отправляют сообщения;</w:t>
+      </w:r>
+    </w:p>
+    <w:p>
+      <w:pPr>
+        <w:pStyle w:val="af"/>
+        <w:numPr>
+          <w:ilvl w:val="0"/>
+          <w:numId w:val="25"/>
+        </w:numPr>
+        <w:ind w:left="0" w:firstLine="709"/>
+      </w:pPr>
+      <w:r>
+        <w:t xml:space="preserve">EVENT </w:t>
+      </w:r>
+      <w:r>
+        <w:t xml:space="preserve">– </w:t>
+      </w:r>
+      <w:r>
+        <w:t>основа системы, объединяющая задачи, расходы и сообщения, с привязкой к организатору и участникам;</w:t>
+      </w:r>
+    </w:p>
+    <w:p>
+      <w:pPr>
+        <w:pStyle w:val="af"/>
+        <w:numPr>
+          <w:ilvl w:val="0"/>
+          <w:numId w:val="25"/>
+        </w:numPr>
+        <w:ind w:left="0" w:firstLine="709"/>
+      </w:pPr>
+      <w:r>
+        <w:t xml:space="preserve">TASK и EXPENSE </w:t>
+      </w:r>
+      <w:r>
+        <w:t xml:space="preserve">– </w:t>
+      </w:r>
+      <w:r>
+        <w:t>функциональные модули, связанные с мероприятиями, с дополнительными связями через TASK_ASSIGNMENT и EXPENSE_SHARE для распределения обязанностей и финансов;</w:t>
+      </w:r>
+    </w:p>
+    <w:p>
+      <w:pPr>
+        <w:pStyle w:val="af"/>
+        <w:numPr>
+          <w:ilvl w:val="0"/>
+          <w:numId w:val="25"/>
+        </w:numPr>
+        <w:ind w:left="0" w:firstLine="709"/>
+      </w:pPr>
+      <w:r>
+        <w:t xml:space="preserve">MESSAGE </w:t>
+      </w:r>
+      <w:r>
+        <w:t xml:space="preserve">– </w:t>
+      </w:r>
+      <w:r>
+        <w:t>обеспечивает коммуникацию в рамках мероприятий;</w:t>
+      </w:r>
+    </w:p>
+    <w:p>
+      <w:pPr>
+        <w:pStyle w:val="af"/>
+        <w:numPr>
+          <w:ilvl w:val="0"/>
+          <w:numId w:val="25"/>
+        </w:numPr>
+        <w:ind w:left="0" w:firstLine="709"/>
+      </w:pPr>
+      <w:r>
+        <w:t xml:space="preserve">EVENT </w:t>
+      </w:r>
+      <w:r>
+        <w:t xml:space="preserve">PARTICIPANT </w:t>
+      </w:r>
+      <w:r>
+        <w:t xml:space="preserve">– </w:t>
+      </w:r>
+      <w:r>
+        <w:t>связывает пользователей с мероприятиями, отражая их статус участия.</w:t>
+      </w:r>
+    </w:p>
+    <w:p>
+      <w:pPr>
+        <w:pStyle w:val="af"/>
+      </w:pPr>
+      <w:r>
+        <w:t>Каждая сущность снабжена атрибутами, включая первичные и внешние ключи, что обеспечивает реляционные связи. Взаимодействия между сущностями реализованы через связи типа "один-ко-многим" (один пользователь организует много мероприятий), что отражает иерархическую и модульную архитектуру системы.</w:t>
+      </w:r>
+    </w:p>
+    <w:p>
+      <w:pPr>
+        <w:pStyle w:val="af"/>
+      </w:pPr>
+      <w:r>
+        <w:lastRenderedPageBreak/>
+        <w:t>Для лучшего понимания структуры БД была создана логическая схема, изображенная на рисунке 2.6.</w:t>
+      </w:r>
+    </w:p>
+    <w:p>
+      <w:pPr>
+        <w:pStyle w:val="af"/>
+        <w:ind w:firstLine="0"/>
+      </w:pPr>
+      <w:r>
+        <w:rPr>
+          <w:noProof/>
+          <w:lang w:eastAsia="ru-RU"/>
+        </w:rPr>
+        <w:drawing>
+          <wp:inline distT="0" distB="0" distL="0" distR="0" wp14:anchorId="4977395D" wp14:editId="3BF4C00B">
+            <wp:extent cx="5940425" cy="3295015"/>
+            <wp:effectExtent l="0" t="0" r="3175" b="635"/>
+            <wp:docPr id="13" name="Рисунок 13"/>
+            <wp:cNvGraphicFramePr>
+              <a:graphicFrameLocks xmlns:a="http://schemas.openxmlformats.org/drawingml/2006/main" noChangeAspect="1"/>
+            </wp:cNvGraphicFramePr>
+            <a:graphic xmlns:a="http://schemas.openxmlformats.org/drawingml/2006/main">
+              <a:graphicData uri="http://schemas.openxmlformats.org/drawingml/2006/picture">
+                <pic:pic xmlns:pic="http://schemas.openxmlformats.org/drawingml/2006/picture">
+                  <pic:nvPicPr>
+                    <pic:cNvPr id="1" name=""/>
+                    <pic:cNvPicPr/>
+                  </pic:nvPicPr>
+                  <pic:blipFill>
+                    <a:blip r:embed="rId18"/>
+                    <a:stretch>
+                      <a:fillRect/>
+                    </a:stretch>
+                  </pic:blipFill>
+                  <pic:spPr>
+                    <a:xfrm>
+                      <a:off x="0" y="0"/>
+                      <a:ext cx="5940425" cy="3295015"/>
+                    </a:xfrm>
+                    <a:prstGeom prst="rect">
+                      <a:avLst/>
+                    </a:prstGeom>
+                  </pic:spPr>
+                </pic:pic>
+              </a:graphicData>
+            </a:graphic>
+          </wp:inline>
+        </w:drawing>
+      </w:r>
+    </w:p>
+    <w:p>
+      <w:pPr>
+        <w:pStyle w:val="af4"/>
+      </w:pPr>
+      <w:r>
+        <w:t xml:space="preserve">Рисунок 2.6 – </w:t>
+      </w:r>
+      <w:r>
+        <w:t>Л</w:t>
+      </w:r>
+      <w:r>
+        <w:t xml:space="preserve">огическая схема </w:t>
+      </w:r>
+      <w:r>
+        <w:t>(разработано автором)</w:t>
+      </w:r>
+    </w:p>
+    <w:p>
+      <w:pPr>
+        <w:pStyle w:val="af"/>
+        <w:ind w:firstLine="0"/>
+      </w:pPr>
+    </w:p>
+    <w:p>
+      <w:pPr>
+        <w:pStyle w:val="af2"/>
+      </w:pPr>
+      <w:bookmarkStart w:id="38" w:name="_Toc198341518"/>
+      <w:r>
+        <w:t>Вывод к разделу 2</w:t>
+      </w:r>
+      <w:bookmarkEnd w:id="38"/>
+    </w:p>
+    <w:p>
+      <w:pPr>
+        <w:pStyle w:val="af"/>
+      </w:pPr>
+      <w:r>
+        <w:t>В рамках проектного раздела была проведена всесторонняя проработка архитектуры веб-приложения для управления групповыми мероприятиями с функциями разделения бюджета и отслеживания задач. В качестве модели жизненного цикла разработки была обоснованно выбрана адаптированная итеративная модель, сочетающая в себе структурированность и гибкость, позволяющие минимизировать риски и эффективно внедрять функциональность поэтапно.</w:t>
+      </w:r>
+    </w:p>
+    <w:p>
+      <w:pPr>
+        <w:pStyle w:val="af"/>
+      </w:pPr>
+      <w:r>
+        <w:t>Построены диаграммы бизнес-процессов в нотации IDEF0, отражающие текущее (AS-IS) и целевое (TO-BE) состояния системы, что позволило формализовать требования и понять ключевые аспекты взаимодействия пользователей и системы.</w:t>
+      </w:r>
+    </w:p>
+    <w:p>
+      <w:pPr>
+        <w:pStyle w:val="af"/>
+      </w:pPr>
+      <w:r>
+        <w:t xml:space="preserve">Предложена </w:t>
+      </w:r>
+      <w:proofErr w:type="spellStart"/>
+      <w:r>
+        <w:t>микросервисная</w:t>
+      </w:r>
+      <w:proofErr w:type="spellEnd"/>
+      <w:r>
+        <w:t xml:space="preserve"> архитектура с выделением ключевых компонентов: </w:t>
+      </w:r>
+      <w:r>
+        <w:t xml:space="preserve">основного </w:t>
+      </w:r>
+      <w:r>
+        <w:t xml:space="preserve">сервиса, сервиса уведомлений, сервиса комментариев, API-шлюза и брокера сообщений. Такое решение обеспечивает </w:t>
+      </w:r>
+      <w:r>
+        <w:lastRenderedPageBreak/>
+        <w:t>модульность, масштабируемость и отказоустойчивость приложения.</w:t>
+      </w:r>
+    </w:p>
+    <w:p>
+      <w:pPr>
+        <w:pStyle w:val="af"/>
+      </w:pPr>
+      <w:r>
+        <w:t>Дополнительно разработаны диаграммы компонентов, классов, последовательностей, а также схема навигации клиентской части и ER-диаграмма базы данных. Эти артефакты обеспечивают целостное понимание логики функционирования системы, структуры данных и пользовательского взаимодействия.</w:t>
+      </w:r>
+    </w:p>
+    <w:p>
+      <w:pPr>
+        <w:pStyle w:val="af"/>
+      </w:pPr>
+      <w:r>
+        <w:t>Результатом проектирования стала проработанная архитектурная и логическая основа системы, готовая к реализации и дальнейшему развитию с учётом специфики поставленных задач и пользовательских сценариев.</w:t>
+      </w:r>
+      <w:r>
+        <w:br w:type="page"/>
+      </w:r>
+    </w:p>
+    <w:p>
+      <w:pPr>
+        <w:pStyle w:val="-1"/>
+        <w:rPr>
+          <w:szCs w:val="28"/>
+        </w:rPr>
+      </w:pPr>
+      <w:r>
+        <w:rPr>
+          <w:szCs w:val="28"/>
+        </w:rPr>
+        <w:lastRenderedPageBreak/>
+        <w:t>Технологический раздел</w:t>
+      </w:r>
+    </w:p>
+    <w:p>
+      <w:pPr>
+        <w:pStyle w:val="-10"/>
+      </w:pPr>
+      <w:bookmarkStart w:id="39" w:name="_Toc198341519"/>
+      <w:r>
+        <w:t>Разработка серверной части системы</w:t>
+      </w:r>
+      <w:bookmarkEnd w:id="39"/>
+    </w:p>
+    <w:p>
+      <w:pPr>
+        <w:pStyle w:val="732"/>
+        <w:rPr>
+          <w:rFonts w:cs="Times New Roman"/>
+          <w:szCs w:val="28"/>
+        </w:rPr>
+      </w:pPr>
+      <w:r>
+        <w:rPr>
+          <w:rFonts w:cs="Times New Roman"/>
+          <w:szCs w:val="28"/>
+        </w:rPr>
+        <w:t xml:space="preserve">При реализации каждого модуля было принято решение следовать принципам Чистой архитектуры </w:t>
+      </w:r>
+      <w:r>
+        <w:rPr>
+          <w:rFonts w:cs="Times New Roman"/>
+          <w:szCs w:val="28"/>
+        </w:rPr>
+        <w:softHyphen/>
+      </w:r>
+      <w:r>
+        <w:rPr>
+          <w:rFonts w:cs="Times New Roman"/>
+          <w:szCs w:val="28"/>
+        </w:rPr>
+        <w:softHyphen/>
+      </w:r>
+      <w:r>
+        <w:rPr>
+          <w:rFonts w:cs="Times New Roman"/>
+          <w:szCs w:val="28"/>
+        </w:rPr>
+        <w:t xml:space="preserve">– </w:t>
+      </w:r>
+      <w:r>
+        <w:rPr>
+          <w:rFonts w:cs="Times New Roman"/>
+          <w:szCs w:val="28"/>
+        </w:rPr>
+        <w:t>архитектурного</w:t>
+      </w:r>
+      <w:r>
+        <w:rPr>
+          <w:rFonts w:cs="Times New Roman"/>
+          <w:szCs w:val="28"/>
+        </w:rPr>
+        <w:t xml:space="preserve"> подход</w:t>
+      </w:r>
+      <w:r>
+        <w:rPr>
+          <w:rFonts w:cs="Times New Roman"/>
+          <w:szCs w:val="28"/>
+        </w:rPr>
+        <w:t>а</w:t>
+      </w:r>
+      <w:r>
+        <w:rPr>
+          <w:rFonts w:cs="Times New Roman"/>
+          <w:szCs w:val="28"/>
+        </w:rPr>
+        <w:t xml:space="preserve"> к проектированию программного обеспечения, цель которого </w:t>
+      </w:r>
+      <w:r>
+        <w:rPr>
+          <w:rFonts w:cs="Times New Roman"/>
+          <w:szCs w:val="28"/>
+        </w:rPr>
+        <w:t xml:space="preserve">– </w:t>
+      </w:r>
+      <w:r>
+        <w:rPr>
+          <w:rFonts w:cs="Times New Roman"/>
+          <w:szCs w:val="28"/>
+        </w:rPr>
+        <w:t xml:space="preserve">сделать код легко читаемым, тестируемым, расширяемым и независимым от внешних деталей, таких как базы данных, </w:t>
+      </w:r>
+      <w:proofErr w:type="spellStart"/>
+      <w:r>
+        <w:rPr>
+          <w:rFonts w:cs="Times New Roman"/>
+          <w:szCs w:val="28"/>
+        </w:rPr>
+        <w:t>фреймворки</w:t>
+      </w:r>
+      <w:proofErr w:type="spellEnd"/>
+      <w:r>
+        <w:rPr>
+          <w:rFonts w:cs="Times New Roman"/>
+          <w:szCs w:val="28"/>
+        </w:rPr>
+        <w:t xml:space="preserve"> или интерфейс пользователя.</w:t>
+      </w:r>
+      <w:r>
+        <w:rPr>
+          <w:rFonts w:cs="Times New Roman"/>
+          <w:szCs w:val="28"/>
+        </w:rPr>
+        <w:t xml:space="preserve"> </w:t>
+      </w:r>
+    </w:p>
+    <w:p>
+      <w:pPr>
+        <w:pStyle w:val="732"/>
+        <w:rPr>
+          <w:rFonts w:cs="Times New Roman"/>
+          <w:szCs w:val="28"/>
+        </w:rPr>
+      </w:pPr>
+      <w:r>
+        <w:rPr>
+          <w:rFonts w:cs="Times New Roman"/>
+          <w:szCs w:val="28"/>
+        </w:rPr>
+        <w:t>Основные идеи чистой архитектуры:</w:t>
+      </w:r>
+    </w:p>
+    <w:p>
+      <w:pPr>
+        <w:pStyle w:val="732"/>
+        <w:numPr>
+          <w:ilvl w:val="0"/>
+          <w:numId w:val="30"/>
+        </w:numPr>
+        <w:ind w:left="0" w:firstLine="709"/>
+        <w:rPr>
+          <w:rFonts w:cs="Times New Roman"/>
+          <w:szCs w:val="28"/>
+        </w:rPr>
+      </w:pPr>
+      <w:r>
+        <w:rPr>
+          <w:rFonts w:cs="Times New Roman"/>
+          <w:szCs w:val="28"/>
+        </w:rPr>
+        <w:t xml:space="preserve">разделение ответственности </w:t>
+      </w:r>
+      <w:r>
+        <w:rPr>
+          <w:rFonts w:cs="Times New Roman"/>
+          <w:szCs w:val="28"/>
+        </w:rPr>
+        <w:t xml:space="preserve">– </w:t>
+      </w:r>
+      <w:r>
+        <w:rPr>
+          <w:rFonts w:cs="Times New Roman"/>
+          <w:szCs w:val="28"/>
+        </w:rPr>
+        <w:t>код делится на слои, каждый из которых отвечает за своё</w:t>
+      </w:r>
+      <w:r>
+        <w:rPr>
+          <w:rFonts w:cs="Times New Roman"/>
+          <w:szCs w:val="28"/>
+        </w:rPr>
+        <w:t>;</w:t>
+      </w:r>
+    </w:p>
+    <w:p>
+      <w:pPr>
+        <w:pStyle w:val="732"/>
+        <w:numPr>
+          <w:ilvl w:val="0"/>
+          <w:numId w:val="30"/>
+        </w:numPr>
+        <w:ind w:left="0" w:firstLine="709"/>
+        <w:rPr>
+          <w:rFonts w:cs="Times New Roman"/>
+          <w:szCs w:val="28"/>
+        </w:rPr>
+      </w:pPr>
+      <w:r>
+        <w:rPr>
+          <w:rFonts w:cs="Times New Roman"/>
+          <w:szCs w:val="28"/>
+        </w:rPr>
+        <w:t xml:space="preserve">зависимости направлены внутрь </w:t>
+      </w:r>
+      <w:r>
+        <w:rPr>
+          <w:rFonts w:cs="Times New Roman"/>
+          <w:szCs w:val="28"/>
+        </w:rPr>
+        <w:t xml:space="preserve">– </w:t>
+      </w:r>
+      <w:r>
+        <w:rPr>
+          <w:rFonts w:cs="Times New Roman"/>
+          <w:szCs w:val="28"/>
+        </w:rPr>
+        <w:t xml:space="preserve">модули </w:t>
+      </w:r>
+      <w:r>
+        <w:rPr>
+          <w:rFonts w:cs="Times New Roman"/>
+          <w:szCs w:val="28"/>
+        </w:rPr>
+        <w:t>«</w:t>
+      </w:r>
+      <w:r>
+        <w:rPr>
+          <w:rFonts w:cs="Times New Roman"/>
+          <w:szCs w:val="28"/>
+        </w:rPr>
+        <w:t>внешнего мира</w:t>
+      </w:r>
+      <w:r>
+        <w:rPr>
+          <w:rFonts w:cs="Times New Roman"/>
+          <w:szCs w:val="28"/>
+        </w:rPr>
+        <w:t>»</w:t>
+      </w:r>
+      <w:r>
+        <w:rPr>
+          <w:rFonts w:cs="Times New Roman"/>
+          <w:szCs w:val="28"/>
+        </w:rPr>
+        <w:t xml:space="preserve"> (БД</w:t>
+      </w:r>
+      <w:r>
+        <w:rPr>
+          <w:rFonts w:cs="Times New Roman"/>
+          <w:szCs w:val="28"/>
+        </w:rPr>
+        <w:t>, брокеры сообщений</w:t>
+      </w:r>
+      <w:r>
+        <w:rPr>
+          <w:rFonts w:cs="Times New Roman"/>
+          <w:szCs w:val="28"/>
+        </w:rPr>
+        <w:t>) зависят о</w:t>
+      </w:r>
+      <w:r>
+        <w:rPr>
+          <w:rFonts w:cs="Times New Roman"/>
+          <w:szCs w:val="28"/>
+        </w:rPr>
+        <w:t>т бизнес-логики, а не наоборот;</w:t>
+      </w:r>
+    </w:p>
+    <w:p>
+      <w:pPr>
+        <w:pStyle w:val="732"/>
+        <w:numPr>
+          <w:ilvl w:val="0"/>
+          <w:numId w:val="30"/>
+        </w:numPr>
+        <w:ind w:left="0" w:firstLine="709"/>
+        <w:rPr>
+          <w:rFonts w:cs="Times New Roman"/>
+          <w:szCs w:val="28"/>
+        </w:rPr>
+      </w:pPr>
+      <w:r>
+        <w:rPr>
+          <w:rFonts w:cs="Times New Roman"/>
+          <w:szCs w:val="28"/>
+        </w:rPr>
+        <w:t xml:space="preserve">интерфейсы и инверсии зависимостей </w:t>
+      </w:r>
+      <w:r>
+        <w:rPr>
+          <w:rFonts w:cs="Times New Roman"/>
+          <w:szCs w:val="28"/>
+        </w:rPr>
+        <w:t xml:space="preserve">– </w:t>
+      </w:r>
+      <w:r>
+        <w:rPr>
+          <w:rFonts w:cs="Times New Roman"/>
+          <w:szCs w:val="28"/>
+        </w:rPr>
+        <w:t xml:space="preserve">конкретные реализации (например, </w:t>
+      </w:r>
+      <w:proofErr w:type="spellStart"/>
+      <w:r>
+        <w:rPr>
+          <w:rFonts w:cs="Times New Roman"/>
+          <w:szCs w:val="28"/>
+        </w:rPr>
+        <w:t>репозитории</w:t>
+      </w:r>
+      <w:proofErr w:type="spellEnd"/>
+      <w:r>
+        <w:rPr>
+          <w:rFonts w:cs="Times New Roman"/>
+          <w:szCs w:val="28"/>
+        </w:rPr>
+        <w:t>, API-клиенты) внедряются через интерфейсы, что о</w:t>
+      </w:r>
+      <w:r>
+        <w:rPr>
+          <w:rFonts w:cs="Times New Roman"/>
+          <w:szCs w:val="28"/>
+        </w:rPr>
+        <w:t>блегчает подмену и тестирование.</w:t>
+      </w:r>
+    </w:p>
+    <w:p>
+      <w:pPr>
+        <w:pStyle w:val="732"/>
+        <w:rPr>
+          <w:rFonts w:cs="Times New Roman"/>
+          <w:szCs w:val="28"/>
+        </w:rPr>
+      </w:pPr>
+      <w:r>
+        <w:rPr>
+          <w:rFonts w:cs="Times New Roman"/>
+          <w:szCs w:val="28"/>
+        </w:rPr>
+        <w:t>Следуя этим принципам была реализована структ</w:t>
+      </w:r>
+      <w:r>
+        <w:rPr>
+          <w:rFonts w:cs="Times New Roman"/>
+          <w:szCs w:val="28"/>
+        </w:rPr>
+        <w:t>ура, представленная на рисунке 3</w:t>
+      </w:r>
+      <w:r>
+        <w:rPr>
+          <w:rFonts w:cs="Times New Roman"/>
+          <w:szCs w:val="28"/>
+        </w:rPr>
+        <w:t>.1</w:t>
+      </w:r>
+      <w:r>
+        <w:rPr>
+          <w:rFonts w:cs="Times New Roman"/>
+          <w:szCs w:val="28"/>
+        </w:rPr>
+        <w:t>.</w:t>
+      </w:r>
+    </w:p>
+    <w:p>
+      <w:pPr>
+        <w:spacing w:after="0" w:line="240" w:lineRule="auto"/>
+        <w:jc w:val="center"/>
+        <w:rPr>
+          <w:rFonts w:ascii="Times New Roman" w:hAnsi="Times New Roman" w:cs="Times New Roman"/>
+          <w:b/>
+          <w:bCs/>
+          <w:sz w:val="28"/>
+          <w:szCs w:val="28"/>
+        </w:rPr>
+      </w:pPr>
+      <w:r>
+        <w:rPr>
+          <w:rFonts w:ascii="Times New Roman" w:hAnsi="Times New Roman" w:cs="Times New Roman"/>
+          <w:b/>
+          <w:bCs/>
+          <w:noProof/>
+          <w:sz w:val="28"/>
+          <w:szCs w:val="28"/>
+          <w:lang w:eastAsia="ru-RU"/>
+        </w:rPr>
+        <w:drawing>
+          <wp:inline distT="0" distB="0" distL="0" distR="0" wp14:anchorId="3934B780" wp14:editId="09327A76">
+            <wp:extent cx="2162175" cy="3774650"/>
+            <wp:effectExtent l="0" t="0" r="0" b="0"/>
+            <wp:docPr id="11" name="Рисунок 11"/>
+            <wp:cNvGraphicFramePr>
+              <a:graphicFrameLocks xmlns:a="http://schemas.openxmlformats.org/drawingml/2006/main" noChangeAspect="1"/>
+            </wp:cNvGraphicFramePr>
+            <a:graphic xmlns:a="http://schemas.openxmlformats.org/drawingml/2006/main">
+              <a:graphicData uri="http://schemas.openxmlformats.org/drawingml/2006/picture">
+                <pic:pic xmlns:pic="http://schemas.openxmlformats.org/drawingml/2006/picture">
+                  <pic:nvPicPr>
+                    <pic:cNvPr id="1" name=""/>
+                    <pic:cNvPicPr/>
+                  </pic:nvPicPr>
+                  <pic:blipFill>
+                    <a:blip r:embed="rId19"/>
+                    <a:stretch>
+                      <a:fillRect/>
+                    </a:stretch>
+                  </pic:blipFill>
+                  <pic:spPr>
+                    <a:xfrm>
+                      <a:off x="0" y="0"/>
                       <a:ext cx="2231847" cy="3896282"/>
                     </a:xfrm>
                     <a:prstGeom prst="rect">
@@ -10972,15 +11380,15 @@
       <w:pPr>
         <w:pStyle w:val="-2"/>
       </w:pPr>
-      <w:bookmarkStart w:id="39" w:name="_Toc195720167"/>
-      <w:bookmarkStart w:id="40" w:name="_Toc197905773"/>
-      <w:bookmarkStart w:id="41" w:name="_Toc198341520"/>
+      <w:bookmarkStart w:id="40" w:name="_Toc195720167"/>
+      <w:bookmarkStart w:id="41" w:name="_Toc197905773"/>
+      <w:bookmarkStart w:id="42" w:name="_Toc198341520"/>
       <w:r>
         <w:t>Разработка модуля уведомлений</w:t>
       </w:r>
-      <w:bookmarkEnd w:id="39"/>
       <w:bookmarkEnd w:id="40"/>
       <w:bookmarkEnd w:id="41"/>
+      <w:bookmarkEnd w:id="42"/>
     </w:p>
     <w:p>
       <w:pPr>
@@ -12387,15 +12795,15 @@
       <w:pPr>
         <w:pStyle w:val="-2"/>
       </w:pPr>
-      <w:bookmarkStart w:id="42" w:name="_Toc195720168"/>
-      <w:bookmarkStart w:id="43" w:name="_Toc197905774"/>
-      <w:bookmarkStart w:id="44" w:name="_Toc198341521"/>
+      <w:bookmarkStart w:id="43" w:name="_Toc195720168"/>
+      <w:bookmarkStart w:id="44" w:name="_Toc197905774"/>
+      <w:bookmarkStart w:id="45" w:name="_Toc198341521"/>
       <w:r>
         <w:t>Разработка модуля комментариев</w:t>
       </w:r>
-      <w:bookmarkEnd w:id="42"/>
       <w:bookmarkEnd w:id="43"/>
       <w:bookmarkEnd w:id="44"/>
+      <w:bookmarkEnd w:id="45"/>
     </w:p>
     <w:p>
       <w:pPr>
@@ -12794,15 +13202,15 @@
       <w:pPr>
         <w:pStyle w:val="-2"/>
       </w:pPr>
-      <w:bookmarkStart w:id="45" w:name="_Toc195720169"/>
-      <w:bookmarkStart w:id="46" w:name="_Toc197905775"/>
-      <w:bookmarkStart w:id="47" w:name="_Toc198341522"/>
+      <w:bookmarkStart w:id="46" w:name="_Toc195720169"/>
+      <w:bookmarkStart w:id="47" w:name="_Toc197905775"/>
+      <w:bookmarkStart w:id="48" w:name="_Toc198341522"/>
       <w:r>
         <w:t>Разработка основного модуля</w:t>
       </w:r>
-      <w:bookmarkEnd w:id="45"/>
       <w:bookmarkEnd w:id="46"/>
       <w:bookmarkEnd w:id="47"/>
+      <w:bookmarkEnd w:id="48"/>
     </w:p>
     <w:p>
       <w:pPr>
@@ -13473,9 +13881,9 @@
       <w:pPr>
         <w:pStyle w:val="-2"/>
       </w:pPr>
-      <w:bookmarkStart w:id="48" w:name="_Toc195720170"/>
-      <w:bookmarkStart w:id="49" w:name="_Toc197905776"/>
-      <w:bookmarkStart w:id="50" w:name="_Toc198341523"/>
+      <w:bookmarkStart w:id="49" w:name="_Toc195720170"/>
+      <w:bookmarkStart w:id="50" w:name="_Toc197905776"/>
+      <w:bookmarkStart w:id="51" w:name="_Toc198341523"/>
       <w:r>
         <w:t xml:space="preserve">Разработка </w:t>
       </w:r>
@@ -13494,9 +13902,9 @@
         </w:rPr>
         <w:t>gateway</w:t>
       </w:r>
-      <w:bookmarkEnd w:id="48"/>
       <w:bookmarkEnd w:id="49"/>
       <w:bookmarkEnd w:id="50"/>
+      <w:bookmarkEnd w:id="51"/>
     </w:p>
     <w:p>
       <w:pPr>
@@ -14025,11 +14433,11 @@
       <w:pPr>
         <w:pStyle w:val="-10"/>
       </w:pPr>
-      <w:bookmarkStart w:id="51" w:name="_Toc198341524"/>
+      <w:bookmarkStart w:id="52" w:name="_Toc198341524"/>
       <w:r>
         <w:t>Разработка пользовательского интерфейса системы</w:t>
       </w:r>
-      <w:bookmarkEnd w:id="51"/>
+      <w:bookmarkEnd w:id="52"/>
     </w:p>
     <w:p>
       <w:pPr>
@@ -14193,7 +14601,7 @@
                     <pic:cNvPicPr/>
                   </pic:nvPicPr>
                   <pic:blipFill>
-                    <a:blip r:embed="rId15"/>
+                    <a:blip r:embed="rId20"/>
                     <a:stretch>
                       <a:fillRect/>
                     </a:stretch>
@@ -14308,7 +14716,7 @@
                     <pic:cNvPicPr/>
                   </pic:nvPicPr>
                   <pic:blipFill>
-                    <a:blip r:embed="rId16"/>
+                    <a:blip r:embed="rId21"/>
                     <a:stretch>
                       <a:fillRect/>
                     </a:stretch>
@@ -14491,7 +14899,7 @@
                     <pic:cNvPicPr/>
                   </pic:nvPicPr>
                   <pic:blipFill>
-                    <a:blip r:embed="rId17"/>
+                    <a:blip r:embed="rId22"/>
                     <a:stretch>
                       <a:fillRect/>
                     </a:stretch>
@@ -14524,7 +14932,7 @@
       <w:pPr>
         <w:pStyle w:val="-10"/>
       </w:pPr>
-      <w:bookmarkStart w:id="52" w:name="_Toc198341525"/>
+      <w:bookmarkStart w:id="53" w:name="_Toc198341525"/>
       <w:r>
         <w:t xml:space="preserve">Развертывание компонентов системы в </w:t>
       </w:r>
@@ -14534,7 +14942,7 @@
         </w:rPr>
         <w:t>Docker</w:t>
       </w:r>
-      <w:bookmarkEnd w:id="52"/>
+      <w:bookmarkEnd w:id="53"/>
     </w:p>
     <w:p>
       <w:pPr>
@@ -15018,11 +15426,11 @@
       <w:pPr>
         <w:pStyle w:val="-10"/>
       </w:pPr>
-      <w:bookmarkStart w:id="53" w:name="_Toc198341526"/>
+      <w:bookmarkStart w:id="54" w:name="_Toc198341526"/>
       <w:r>
         <w:t>Описание взаимодействия пользователя с веб-приложением</w:t>
       </w:r>
-      <w:bookmarkEnd w:id="53"/>
+      <w:bookmarkEnd w:id="54"/>
     </w:p>
     <w:p>
       <w:pPr>
@@ -15063,11 +15471,11 @@
       <w:pPr>
         <w:pStyle w:val="-10"/>
       </w:pPr>
-      <w:bookmarkStart w:id="54" w:name="_Toc198341527"/>
+      <w:bookmarkStart w:id="55" w:name="_Toc198341527"/>
       <w:r>
         <w:t>Информационная безопасность веб-приложения</w:t>
       </w:r>
-      <w:bookmarkEnd w:id="54"/>
+      <w:bookmarkEnd w:id="55"/>
     </w:p>
     <w:p>
       <w:pPr>
@@ -15185,16 +15593,16 @@
       <w:pPr>
         <w:pStyle w:val="-10"/>
       </w:pPr>
-      <w:bookmarkStart w:id="55" w:name="_Toc197280730"/>
-      <w:bookmarkStart w:id="56" w:name="_Toc198341528"/>
+      <w:bookmarkStart w:id="56" w:name="_Toc197280730"/>
+      <w:bookmarkStart w:id="57" w:name="_Toc198341528"/>
       <w:r>
         <w:t xml:space="preserve">Оценка технических характеристик </w:t>
       </w:r>
-      <w:bookmarkEnd w:id="55"/>
+      <w:bookmarkEnd w:id="56"/>
       <w:r>
         <w:t>веб-приложения</w:t>
       </w:r>
-      <w:bookmarkEnd w:id="56"/>
+      <w:bookmarkEnd w:id="57"/>
     </w:p>
     <w:p>
       <w:pPr>
@@ -16314,11 +16722,11 @@
       <w:pPr>
         <w:pStyle w:val="-10"/>
       </w:pPr>
-      <w:bookmarkStart w:id="57" w:name="_Toc198341529"/>
+      <w:bookmarkStart w:id="58" w:name="_Toc198341529"/>
       <w:r>
         <w:t>Тестирование веб-приложения</w:t>
       </w:r>
-      <w:bookmarkEnd w:id="57"/>
+      <w:bookmarkEnd w:id="58"/>
     </w:p>
     <w:p>
       <w:pPr>
@@ -16667,8 +17075,6 @@
         <w:lastRenderedPageBreak/>
         <w:t>Продолжение таблицы 3.2</w:t>
       </w:r>
-      <w:bookmarkStart w:id="58" w:name="_GoBack"/>
-      <w:bookmarkEnd w:id="58"/>
     </w:p>
     <w:tbl>
       <w:tblPr>
@@ -17257,7 +17663,7 @@
                     <pic:cNvPicPr/>
                   </pic:nvPicPr>
                   <pic:blipFill rotWithShape="1">
-                    <a:blip r:embed="rId18"/>
+                    <a:blip r:embed="rId23"/>
                     <a:srcRect t="5855" b="2108"/>
                     <a:stretch/>
                   </pic:blipFill>
@@ -17388,7 +17794,7 @@
                     <pic:cNvPicPr/>
                   </pic:nvPicPr>
                   <pic:blipFill rotWithShape="1">
-                    <a:blip r:embed="rId19"/>
+                    <a:blip r:embed="rId24"/>
                     <a:srcRect t="7761"/>
                     <a:stretch/>
                   </pic:blipFill>
@@ -17528,7 +17934,7 @@
                     <pic:cNvPicPr/>
                   </pic:nvPicPr>
                   <pic:blipFill rotWithShape="1">
-                    <a:blip r:embed="rId20"/>
+                    <a:blip r:embed="rId25"/>
                     <a:srcRect t="4244"/>
                     <a:stretch/>
                   </pic:blipFill>
@@ -17642,7 +18048,7 @@
                     <pic:cNvPicPr/>
                   </pic:nvPicPr>
                   <pic:blipFill>
-                    <a:blip r:embed="rId21"/>
+                    <a:blip r:embed="rId26"/>
                     <a:stretch>
                       <a:fillRect/>
                     </a:stretch>
@@ -17797,7 +18203,7 @@
                     <pic:cNvPicPr/>
                   </pic:nvPicPr>
                   <pic:blipFill>
-                    <a:blip r:embed="rId22"/>
+                    <a:blip r:embed="rId27"/>
                     <a:stretch>
                       <a:fillRect/>
                     </a:stretch>
@@ -17926,7 +18332,7 @@
                     <pic:cNvPicPr/>
                   </pic:nvPicPr>
                   <pic:blipFill rotWithShape="1">
-                    <a:blip r:embed="rId23"/>
+                    <a:blip r:embed="rId28"/>
                     <a:srcRect t="7982"/>
                     <a:stretch/>
                   </pic:blipFill>
@@ -18020,7 +18426,7 @@
                     <pic:cNvPicPr/>
                   </pic:nvPicPr>
                   <pic:blipFill rotWithShape="1">
-                    <a:blip r:embed="rId24"/>
+                    <a:blip r:embed="rId29"/>
                     <a:srcRect t="7409"/>
                     <a:stretch/>
                   </pic:blipFill>
@@ -20338,467 +20744,6 @@
                     </pic:cNvPicPr>
                   </pic:nvPicPr>
                   <pic:blipFill>
-                    <a:blip r:embed="rId25" cstate="print">
-                      <a:extLst>
-                        <a:ext uri="{28A0092B-C50C-407E-A947-70E740481C1C}">
-                          <a14:useLocalDpi xmlns:a14="http://schemas.microsoft.com/office/drawing/2010/main" val="0"/>
-                        </a:ext>
-                      </a:extLst>
-                    </a:blip>
-                    <a:srcRect/>
-                    <a:stretch>
-                      <a:fillRect/>
-                    </a:stretch>
-                  </pic:blipFill>
-                  <pic:spPr bwMode="auto">
-                    <a:xfrm>
-                      <a:off x="0" y="0"/>
-                      <a:ext cx="5940425" cy="3950383"/>
-                    </a:xfrm>
-                    <a:prstGeom prst="rect">
-                      <a:avLst/>
-                    </a:prstGeom>
-                    <a:noFill/>
-                    <a:ln>
-                      <a:noFill/>
-                    </a:ln>
-                  </pic:spPr>
-                </pic:pic>
-              </a:graphicData>
-            </a:graphic>
-          </wp:inline>
-        </w:drawing>
-      </w:r>
-    </w:p>
-    <w:p>
-      <w:pPr>
-        <w:pStyle w:val="af"/>
-        <w:ind w:firstLine="0"/>
-        <w:jc w:val="center"/>
-      </w:pPr>
-      <w:r>
-        <w:t xml:space="preserve">Рисунок А.1 – </w:t>
-      </w:r>
-      <w:r>
-        <w:t xml:space="preserve">Модель </w:t>
-      </w:r>
-      <w:r>
-        <w:rPr>
-          <w:lang w:val="en-US"/>
-        </w:rPr>
-        <w:t>AS</w:t>
-      </w:r>
-      <w:r>
-        <w:t>-</w:t>
-      </w:r>
-      <w:r>
-        <w:rPr>
-          <w:lang w:val="en-US"/>
-        </w:rPr>
-        <w:t>IS</w:t>
-      </w:r>
-      <w:r>
-        <w:t xml:space="preserve">. </w:t>
-      </w:r>
-      <w:r>
-        <w:t>Диаграмма процессов</w:t>
-      </w:r>
-      <w:r>
-        <w:t xml:space="preserve"> (разработано автором)</w:t>
-      </w:r>
-    </w:p>
-    <w:p>
-      <w:pPr>
-        <w:pStyle w:val="af"/>
-        <w:ind w:firstLine="0"/>
-      </w:pPr>
-      <w:r>
-        <w:rPr>
-          <w:noProof/>
-          <w:lang w:eastAsia="ru-RU"/>
-        </w:rPr>
-        <w:drawing>
-          <wp:inline distT="0" distB="0" distL="0" distR="0" wp14:anchorId="74DD20CE" wp14:editId="556F53CA">
-            <wp:extent cx="5940425" cy="3950383"/>
-            <wp:effectExtent l="0" t="0" r="3175" b="0"/>
-            <wp:docPr id="37" name="Рисунок 37" descr="C:\Study\4year\Diplom\diagrams\png\as-is\02_A0.png"/>
-            <wp:cNvGraphicFramePr>
-              <a:graphicFrameLocks xmlns:a="http://schemas.openxmlformats.org/drawingml/2006/main" noChangeAspect="1"/>
-            </wp:cNvGraphicFramePr>
-            <a:graphic xmlns:a="http://schemas.openxmlformats.org/drawingml/2006/main">
-              <a:graphicData uri="http://schemas.openxmlformats.org/drawingml/2006/picture">
-                <pic:pic xmlns:pic="http://schemas.openxmlformats.org/drawingml/2006/picture">
-                  <pic:nvPicPr>
-                    <pic:cNvPr id="0" name="Picture 8" descr="C:\Study\4year\Diplom\diagrams\png\as-is\02_A0.png"/>
-                    <pic:cNvPicPr>
-                      <a:picLocks noChangeAspect="1" noChangeArrowheads="1"/>
-                    </pic:cNvPicPr>
-                  </pic:nvPicPr>
-                  <pic:blipFill>
-                    <a:blip r:embed="rId26" cstate="print">
-                      <a:extLst>
-                        <a:ext uri="{28A0092B-C50C-407E-A947-70E740481C1C}">
-                          <a14:useLocalDpi xmlns:a14="http://schemas.microsoft.com/office/drawing/2010/main" val="0"/>
-                        </a:ext>
-                      </a:extLst>
-                    </a:blip>
-                    <a:srcRect/>
-                    <a:stretch>
-                      <a:fillRect/>
-                    </a:stretch>
-                  </pic:blipFill>
-                  <pic:spPr bwMode="auto">
-                    <a:xfrm>
-                      <a:off x="0" y="0"/>
-                      <a:ext cx="5940425" cy="3950383"/>
-                    </a:xfrm>
-                    <a:prstGeom prst="rect">
-                      <a:avLst/>
-                    </a:prstGeom>
-                    <a:noFill/>
-                    <a:ln>
-                      <a:noFill/>
-                    </a:ln>
-                  </pic:spPr>
-                </pic:pic>
-              </a:graphicData>
-            </a:graphic>
-          </wp:inline>
-        </w:drawing>
-      </w:r>
-    </w:p>
-    <w:p>
-      <w:pPr>
-        <w:pStyle w:val="af"/>
-        <w:ind w:firstLine="0"/>
-        <w:jc w:val="center"/>
-      </w:pPr>
-      <w:r>
-        <w:t xml:space="preserve">Рисунок А.2 – Модель </w:t>
-      </w:r>
-      <w:r>
-        <w:rPr>
-          <w:lang w:val="en-US"/>
-        </w:rPr>
-        <w:t>AS</w:t>
-      </w:r>
-      <w:r>
-        <w:t>-</w:t>
-      </w:r>
-      <w:r>
-        <w:rPr>
-          <w:lang w:val="en-US"/>
-        </w:rPr>
-        <w:t>IS</w:t>
-      </w:r>
-      <w:r>
-        <w:t>. Декомпозиция блока А0 (разработано автором)</w:t>
-      </w:r>
-    </w:p>
-    <w:p>
-      <w:pPr>
-        <w:pStyle w:val="af"/>
-        <w:ind w:firstLine="0"/>
-      </w:pPr>
-      <w:r>
-        <w:rPr>
-          <w:noProof/>
-          <w:lang w:eastAsia="ru-RU"/>
-        </w:rPr>
-        <w:lastRenderedPageBreak/>
-        <w:drawing>
-          <wp:inline distT="0" distB="0" distL="0" distR="0" wp14:anchorId="3674A4CA" wp14:editId="6C1BC413">
-            <wp:extent cx="5940425" cy="3950383"/>
-            <wp:effectExtent l="0" t="0" r="3175" b="0"/>
-            <wp:docPr id="39" name="Рисунок 39" descr="C:\Study\4year\Diplom\diagrams\png\as-is\04_A3.png"/>
-            <wp:cNvGraphicFramePr>
-              <a:graphicFrameLocks xmlns:a="http://schemas.openxmlformats.org/drawingml/2006/main" noChangeAspect="1"/>
-            </wp:cNvGraphicFramePr>
-            <a:graphic xmlns:a="http://schemas.openxmlformats.org/drawingml/2006/main">
-              <a:graphicData uri="http://schemas.openxmlformats.org/drawingml/2006/picture">
-                <pic:pic xmlns:pic="http://schemas.openxmlformats.org/drawingml/2006/picture">
-                  <pic:nvPicPr>
-                    <pic:cNvPr id="0" name="Picture 9" descr="C:\Study\4year\Diplom\diagrams\png\as-is\04_A3.png"/>
-                    <pic:cNvPicPr>
-                      <a:picLocks noChangeAspect="1" noChangeArrowheads="1"/>
-                    </pic:cNvPicPr>
-                  </pic:nvPicPr>
-                  <pic:blipFill>
-                    <a:blip r:embed="rId27" cstate="print">
-                      <a:extLst>
-                        <a:ext uri="{28A0092B-C50C-407E-A947-70E740481C1C}">
-                          <a14:useLocalDpi xmlns:a14="http://schemas.microsoft.com/office/drawing/2010/main" val="0"/>
-                        </a:ext>
-                      </a:extLst>
-                    </a:blip>
-                    <a:srcRect/>
-                    <a:stretch>
-                      <a:fillRect/>
-                    </a:stretch>
-                  </pic:blipFill>
-                  <pic:spPr bwMode="auto">
-                    <a:xfrm>
-                      <a:off x="0" y="0"/>
-                      <a:ext cx="5940425" cy="3950383"/>
-                    </a:xfrm>
-                    <a:prstGeom prst="rect">
-                      <a:avLst/>
-                    </a:prstGeom>
-                    <a:noFill/>
-                    <a:ln>
-                      <a:noFill/>
-                    </a:ln>
-                  </pic:spPr>
-                </pic:pic>
-              </a:graphicData>
-            </a:graphic>
-          </wp:inline>
-        </w:drawing>
-      </w:r>
-    </w:p>
-    <w:p>
-      <w:pPr>
-        <w:pStyle w:val="af"/>
-        <w:ind w:firstLine="0"/>
-        <w:jc w:val="center"/>
-      </w:pPr>
-      <w:r>
-        <w:t xml:space="preserve">Рисунок А.3 – Модель </w:t>
-      </w:r>
-      <w:r>
-        <w:rPr>
-          <w:lang w:val="en-US"/>
-        </w:rPr>
-        <w:t>AS</w:t>
-      </w:r>
-      <w:r>
-        <w:t>-</w:t>
-      </w:r>
-      <w:r>
-        <w:rPr>
-          <w:lang w:val="en-US"/>
-        </w:rPr>
-        <w:t>IS</w:t>
-      </w:r>
-      <w:r>
-        <w:t>. Декомпозиция блока А3 (разработано автором)</w:t>
-      </w:r>
-    </w:p>
-    <w:p>
-      <w:pPr>
-        <w:pStyle w:val="af"/>
-        <w:ind w:firstLine="0"/>
-      </w:pPr>
-      <w:r>
-        <w:rPr>
-          <w:noProof/>
-          <w:lang w:eastAsia="ru-RU"/>
-        </w:rPr>
-        <w:drawing>
-          <wp:inline distT="0" distB="0" distL="0" distR="0" wp14:anchorId="2BA69A3A" wp14:editId="65AC68AA">
-            <wp:extent cx="5940425" cy="3950383"/>
-            <wp:effectExtent l="0" t="0" r="3175" b="0"/>
-            <wp:docPr id="41" name="Рисунок 41" descr="C:\Study\4year\Diplom\diagrams\png\as-is\05_A4.png"/>
-            <wp:cNvGraphicFramePr>
-              <a:graphicFrameLocks xmlns:a="http://schemas.openxmlformats.org/drawingml/2006/main" noChangeAspect="1"/>
-            </wp:cNvGraphicFramePr>
-            <a:graphic xmlns:a="http://schemas.openxmlformats.org/drawingml/2006/main">
-              <a:graphicData uri="http://schemas.openxmlformats.org/drawingml/2006/picture">
-                <pic:pic xmlns:pic="http://schemas.openxmlformats.org/drawingml/2006/picture">
-                  <pic:nvPicPr>
-                    <pic:cNvPr id="0" name="Picture 10" descr="C:\Study\4year\Diplom\diagrams\png\as-is\05_A4.png"/>
-                    <pic:cNvPicPr>
-                      <a:picLocks noChangeAspect="1" noChangeArrowheads="1"/>
-                    </pic:cNvPicPr>
-                  </pic:nvPicPr>
-                  <pic:blipFill>
-                    <a:blip r:embed="rId28" cstate="print">
-                      <a:extLst>
-                        <a:ext uri="{28A0092B-C50C-407E-A947-70E740481C1C}">
-                          <a14:useLocalDpi xmlns:a14="http://schemas.microsoft.com/office/drawing/2010/main" val="0"/>
-                        </a:ext>
-                      </a:extLst>
-                    </a:blip>
-                    <a:srcRect/>
-                    <a:stretch>
-                      <a:fillRect/>
-                    </a:stretch>
-                  </pic:blipFill>
-                  <pic:spPr bwMode="auto">
-                    <a:xfrm>
-                      <a:off x="0" y="0"/>
-                      <a:ext cx="5940425" cy="3950383"/>
-                    </a:xfrm>
-                    <a:prstGeom prst="rect">
-                      <a:avLst/>
-                    </a:prstGeom>
-                    <a:noFill/>
-                    <a:ln>
-                      <a:noFill/>
-                    </a:ln>
-                  </pic:spPr>
-                </pic:pic>
-              </a:graphicData>
-            </a:graphic>
-          </wp:inline>
-        </w:drawing>
-      </w:r>
-    </w:p>
-    <w:p>
-      <w:pPr>
-        <w:pStyle w:val="af"/>
-        <w:ind w:firstLine="0"/>
-        <w:jc w:val="center"/>
-      </w:pPr>
-      <w:r>
-        <w:t xml:space="preserve">Рисунок А.4 – Модель </w:t>
-      </w:r>
-      <w:r>
-        <w:rPr>
-          <w:lang w:val="en-US"/>
-        </w:rPr>
-        <w:t>AS</w:t>
-      </w:r>
-      <w:r>
-        <w:t>-</w:t>
-      </w:r>
-      <w:r>
-        <w:rPr>
-          <w:lang w:val="en-US"/>
-        </w:rPr>
-        <w:t>IS</w:t>
-      </w:r>
-      <w:r>
-        <w:t>. Декомпозиция блока А3 (разработано автором)</w:t>
-      </w:r>
-    </w:p>
-    <w:p>
-      <w:pPr>
-        <w:pStyle w:val="af"/>
-        <w:ind w:firstLine="0"/>
-        <w:jc w:val="center"/>
-      </w:pPr>
-    </w:p>
-    <w:p>
-      <w:pPr>
-        <w:pStyle w:val="af"/>
-        <w:ind w:firstLine="0"/>
-      </w:pPr>
-      <w:r>
-        <w:rPr>
-          <w:noProof/>
-          <w:lang w:eastAsia="ru-RU"/>
-        </w:rPr>
-        <w:lastRenderedPageBreak/>
-        <w:drawing>
-          <wp:inline distT="0" distB="0" distL="0" distR="0" wp14:anchorId="3E0F1E4B" wp14:editId="6509F3B8">
-            <wp:extent cx="5940425" cy="3950383"/>
-            <wp:effectExtent l="0" t="0" r="3175" b="0"/>
-            <wp:docPr id="34" name="Рисунок 34" descr="C:\Study\4year\Diplom\diagrams\png\01_A-0.png"/>
-            <wp:cNvGraphicFramePr>
-              <a:graphicFrameLocks xmlns:a="http://schemas.openxmlformats.org/drawingml/2006/main" noChangeAspect="1"/>
-            </wp:cNvGraphicFramePr>
-            <a:graphic xmlns:a="http://schemas.openxmlformats.org/drawingml/2006/main">
-              <a:graphicData uri="http://schemas.openxmlformats.org/drawingml/2006/picture">
-                <pic:pic xmlns:pic="http://schemas.openxmlformats.org/drawingml/2006/picture">
-                  <pic:nvPicPr>
-                    <pic:cNvPr id="0" name="Picture 2" descr="C:\Study\4year\Diplom\diagrams\png\01_A-0.png"/>
-                    <pic:cNvPicPr>
-                      <a:picLocks noChangeAspect="1" noChangeArrowheads="1"/>
-                    </pic:cNvPicPr>
-                  </pic:nvPicPr>
-                  <pic:blipFill>
-                    <a:blip r:embed="rId29" cstate="print">
-                      <a:extLst>
-                        <a:ext uri="{28A0092B-C50C-407E-A947-70E740481C1C}">
-                          <a14:useLocalDpi xmlns:a14="http://schemas.microsoft.com/office/drawing/2010/main" val="0"/>
-                        </a:ext>
-                      </a:extLst>
-                    </a:blip>
-                    <a:srcRect/>
-                    <a:stretch>
-                      <a:fillRect/>
-                    </a:stretch>
-                  </pic:blipFill>
-                  <pic:spPr bwMode="auto">
-                    <a:xfrm>
-                      <a:off x="0" y="0"/>
-                      <a:ext cx="5940425" cy="3950383"/>
-                    </a:xfrm>
-                    <a:prstGeom prst="rect">
-                      <a:avLst/>
-                    </a:prstGeom>
-                    <a:noFill/>
-                    <a:ln>
-                      <a:noFill/>
-                    </a:ln>
-                  </pic:spPr>
-                </pic:pic>
-              </a:graphicData>
-            </a:graphic>
-          </wp:inline>
-        </w:drawing>
-      </w:r>
-    </w:p>
-    <w:p>
-      <w:pPr>
-        <w:pStyle w:val="af"/>
-        <w:ind w:firstLine="0"/>
-        <w:jc w:val="center"/>
-      </w:pPr>
-      <w:r>
-        <w:t>Рисунок А.5</w:t>
-      </w:r>
-      <w:r>
-        <w:t xml:space="preserve"> – Модель </w:t>
-      </w:r>
-      <w:r>
-        <w:rPr>
-          <w:lang w:val="en-US"/>
-        </w:rPr>
-        <w:t>TO</w:t>
-      </w:r>
-      <w:r>
-        <w:t>-</w:t>
-      </w:r>
-      <w:r>
-        <w:rPr>
-          <w:lang w:val="en-US"/>
-        </w:rPr>
-        <w:t>BE</w:t>
-      </w:r>
-      <w:r>
-        <w:t>. Диаграмма процессов (разработано автором)</w:t>
-      </w:r>
-    </w:p>
-    <w:p>
-      <w:pPr>
-        <w:pStyle w:val="af"/>
-        <w:ind w:firstLine="0"/>
-      </w:pPr>
-      <w:r>
-        <w:rPr>
-          <w:noProof/>
-          <w:lang w:eastAsia="ru-RU"/>
-        </w:rPr>
-        <w:drawing>
-          <wp:inline distT="0" distB="0" distL="0" distR="0" wp14:anchorId="0F0C8FFA" wp14:editId="30F209E1">
-            <wp:extent cx="5940425" cy="3950383"/>
-            <wp:effectExtent l="0" t="0" r="3175" b="0"/>
-            <wp:docPr id="23" name="Рисунок 23" descr="C:\Study\4year\Diplom\diagrams\png\02_A0.png"/>
-            <wp:cNvGraphicFramePr>
-              <a:graphicFrameLocks xmlns:a="http://schemas.openxmlformats.org/drawingml/2006/main" noChangeAspect="1"/>
-            </wp:cNvGraphicFramePr>
-            <a:graphic xmlns:a="http://schemas.openxmlformats.org/drawingml/2006/main">
-              <a:graphicData uri="http://schemas.openxmlformats.org/drawingml/2006/picture">
-                <pic:pic xmlns:pic="http://schemas.openxmlformats.org/drawingml/2006/picture">
-                  <pic:nvPicPr>
-                    <pic:cNvPr id="0" name="Picture 3" descr="C:\Study\4year\Diplom\diagrams\png\02_A0.png"/>
-                    <pic:cNvPicPr>
-                      <a:picLocks noChangeAspect="1" noChangeArrowheads="1"/>
-                    </pic:cNvPicPr>
-                  </pic:nvPicPr>
-                  <pic:blipFill>
                     <a:blip r:embed="rId30" cstate="print">
                       <a:extLst>
                         <a:ext uri="{28A0092B-C50C-407E-A947-70E740481C1C}">
@@ -20838,10 +20783,7 @@
         <w:jc w:val="center"/>
       </w:pPr>
       <w:r>
-        <w:t>Рисунок А.6</w:t>
-      </w:r>
-      <w:r>
-        <w:t xml:space="preserve"> – </w:t>
+        <w:t xml:space="preserve">Рисунок А.1 – </w:t>
       </w:r>
       <w:r>
         <w:t xml:space="preserve">Модель </w:t>
@@ -20850,7 +20792,7 @@
         <w:rPr>
           <w:lang w:val="en-US"/>
         </w:rPr>
-        <w:t>TO</w:t>
+        <w:t>AS</w:t>
       </w:r>
       <w:r>
         <w:t>-</w:t>
@@ -20859,19 +20801,16 @@
         <w:rPr>
           <w:lang w:val="en-US"/>
         </w:rPr>
-        <w:t>BE</w:t>
+        <w:t>IS</w:t>
       </w:r>
       <w:r>
         <w:t xml:space="preserve">. </w:t>
       </w:r>
       <w:r>
-        <w:t>Декомпозиция блока А0</w:t>
-      </w:r>
-      <w:r>
-        <w:t xml:space="preserve"> </w:t>
-      </w:r>
-      <w:r>
-        <w:t>(разработано автором)</w:t>
+        <w:t>Диаграмма процессов</w:t>
+      </w:r>
+      <w:r>
+        <w:t xml:space="preserve"> (разработано автором)</w:t>
       </w:r>
     </w:p>
     <w:p>
@@ -20884,12 +20823,11 @@
           <w:noProof/>
           <w:lang w:eastAsia="ru-RU"/>
         </w:rPr>
-        <w:lastRenderedPageBreak/>
         <w:drawing>
-          <wp:inline distT="0" distB="0" distL="0" distR="0" wp14:anchorId="220B4ECC" wp14:editId="0FE53B2D">
+          <wp:inline distT="0" distB="0" distL="0" distR="0" wp14:anchorId="74DD20CE" wp14:editId="556F53CA">
             <wp:extent cx="5940425" cy="3950383"/>
             <wp:effectExtent l="0" t="0" r="3175" b="0"/>
-            <wp:docPr id="24" name="Рисунок 24" descr="C:\Study\4year\Diplom\diagrams\png\03_A2.png"/>
+            <wp:docPr id="37" name="Рисунок 37" descr="C:\Study\4year\Diplom\diagrams\png\as-is\02_A0.png"/>
             <wp:cNvGraphicFramePr>
               <a:graphicFrameLocks xmlns:a="http://schemas.openxmlformats.org/drawingml/2006/main" noChangeAspect="1"/>
             </wp:cNvGraphicFramePr>
@@ -20897,7 +20835,7 @@
               <a:graphicData uri="http://schemas.openxmlformats.org/drawingml/2006/picture">
                 <pic:pic xmlns:pic="http://schemas.openxmlformats.org/drawingml/2006/picture">
                   <pic:nvPicPr>
-                    <pic:cNvPr id="0" name="Picture 4" descr="C:\Study\4year\Diplom\diagrams\png\03_A2.png"/>
+                    <pic:cNvPr id="0" name="Picture 8" descr="C:\Study\4year\Diplom\diagrams\png\as-is\02_A0.png"/>
                     <pic:cNvPicPr>
                       <a:picLocks noChangeAspect="1" noChangeArrowheads="1"/>
                     </pic:cNvPicPr>
@@ -20942,19 +20880,13 @@
         <w:jc w:val="center"/>
       </w:pPr>
       <w:r>
-        <w:t>Рисунок А.7</w:t>
-      </w:r>
-      <w:r>
-        <w:t xml:space="preserve"> – </w:t>
-      </w:r>
-      <w:r>
-        <w:t xml:space="preserve">Модель </w:t>
+        <w:t xml:space="preserve">Рисунок А.2 – Модель </w:t>
       </w:r>
       <w:r>
         <w:rPr>
           <w:lang w:val="en-US"/>
         </w:rPr>
-        <w:t>TO</w:t>
+        <w:t>AS</w:t>
       </w:r>
       <w:r>
         <w:t>-</w:t>
@@ -20963,34 +20895,28 @@
         <w:rPr>
           <w:lang w:val="en-US"/>
         </w:rPr>
-        <w:t>BE</w:t>
-      </w:r>
-      <w:r>
-        <w:t xml:space="preserve">. </w:t>
-      </w:r>
-      <w:r>
-        <w:t>Декомпозиция блока А2</w:t>
-      </w:r>
-      <w:r>
-        <w:t>(разработано автором)</w:t>
+        <w:t>IS</w:t>
+      </w:r>
+      <w:r>
+        <w:t>. Декомпозиция блока А0 (разработано автором)</w:t>
       </w:r>
     </w:p>
     <w:p>
       <w:pPr>
         <w:pStyle w:val="af"/>
         <w:ind w:firstLine="0"/>
-        <w:jc w:val="center"/>
       </w:pPr>
       <w:r>
         <w:rPr>
           <w:noProof/>
           <w:lang w:eastAsia="ru-RU"/>
         </w:rPr>
+        <w:lastRenderedPageBreak/>
         <w:drawing>
-          <wp:inline distT="0" distB="0" distL="0" distR="0" wp14:anchorId="34256A08" wp14:editId="208AD584">
+          <wp:inline distT="0" distB="0" distL="0" distR="0" wp14:anchorId="3674A4CA" wp14:editId="6C1BC413">
             <wp:extent cx="5940425" cy="3950383"/>
             <wp:effectExtent l="0" t="0" r="3175" b="0"/>
-            <wp:docPr id="25" name="Рисунок 25" descr="C:\Study\4year\Diplom\diagrams\png\04_A3.png"/>
+            <wp:docPr id="39" name="Рисунок 39" descr="C:\Study\4year\Diplom\diagrams\png\as-is\04_A3.png"/>
             <wp:cNvGraphicFramePr>
               <a:graphicFrameLocks xmlns:a="http://schemas.openxmlformats.org/drawingml/2006/main" noChangeAspect="1"/>
             </wp:cNvGraphicFramePr>
@@ -20998,7 +20924,7 @@
               <a:graphicData uri="http://schemas.openxmlformats.org/drawingml/2006/picture">
                 <pic:pic xmlns:pic="http://schemas.openxmlformats.org/drawingml/2006/picture">
                   <pic:nvPicPr>
-                    <pic:cNvPr id="0" name="Picture 5" descr="C:\Study\4year\Diplom\diagrams\png\04_A3.png"/>
+                    <pic:cNvPr id="0" name="Picture 9" descr="C:\Study\4year\Diplom\diagrams\png\as-is\04_A3.png"/>
                     <pic:cNvPicPr>
                       <a:picLocks noChangeAspect="1" noChangeArrowheads="1"/>
                     </pic:cNvPicPr>
@@ -21043,22 +20969,13 @@
         <w:jc w:val="center"/>
       </w:pPr>
       <w:r>
-        <w:t>Рис</w:t>
-      </w:r>
-      <w:r>
-        <w:t>унок А.8</w:t>
-      </w:r>
-      <w:r>
-        <w:t xml:space="preserve"> – </w:t>
-      </w:r>
-      <w:r>
-        <w:t xml:space="preserve">Модель </w:t>
+        <w:t xml:space="preserve">Рисунок А.3 – Модель </w:t>
       </w:r>
       <w:r>
         <w:rPr>
           <w:lang w:val="en-US"/>
         </w:rPr>
-        <w:t>TO</w:t>
+        <w:t>AS</w:t>
       </w:r>
       <w:r>
         <w:t>-</w:t>
@@ -21067,38 +20984,27 @@
         <w:rPr>
           <w:lang w:val="en-US"/>
         </w:rPr>
-        <w:t>BE</w:t>
-      </w:r>
-      <w:r>
-        <w:t xml:space="preserve">. </w:t>
-      </w:r>
-      <w:r>
-        <w:t>Декомпозиция блока А3</w:t>
-      </w:r>
-      <w:r>
-        <w:t>(разработано автором)</w:t>
+        <w:t>IS</w:t>
+      </w:r>
+      <w:r>
+        <w:t>. Декомпозиция блока А3 (разработано автором)</w:t>
       </w:r>
     </w:p>
     <w:p>
       <w:pPr>
         <w:pStyle w:val="af"/>
         <w:ind w:firstLine="0"/>
-        <w:jc w:val="center"/>
-        <w:rPr>
-          <w:lang w:val="en-US"/>
-        </w:rPr>
       </w:pPr>
       <w:r>
         <w:rPr>
           <w:noProof/>
           <w:lang w:eastAsia="ru-RU"/>
         </w:rPr>
-        <w:lastRenderedPageBreak/>
         <w:drawing>
-          <wp:inline distT="0" distB="0" distL="0" distR="0" wp14:anchorId="51409E5F" wp14:editId="38DDFB9B">
+          <wp:inline distT="0" distB="0" distL="0" distR="0" wp14:anchorId="2BA69A3A" wp14:editId="65AC68AA">
             <wp:extent cx="5940425" cy="3950383"/>
             <wp:effectExtent l="0" t="0" r="3175" b="0"/>
-            <wp:docPr id="26" name="Рисунок 26" descr="C:\Study\4year\Diplom\diagrams\png\05_A4.png"/>
+            <wp:docPr id="41" name="Рисунок 41" descr="C:\Study\4year\Diplom\diagrams\png\as-is\05_A4.png"/>
             <wp:cNvGraphicFramePr>
               <a:graphicFrameLocks xmlns:a="http://schemas.openxmlformats.org/drawingml/2006/main" noChangeAspect="1"/>
             </wp:cNvGraphicFramePr>
@@ -21106,7 +21012,7 @@
               <a:graphicData uri="http://schemas.openxmlformats.org/drawingml/2006/picture">
                 <pic:pic xmlns:pic="http://schemas.openxmlformats.org/drawingml/2006/picture">
                   <pic:nvPicPr>
-                    <pic:cNvPr id="0" name="Picture 6" descr="C:\Study\4year\Diplom\diagrams\png\05_A4.png"/>
+                    <pic:cNvPr id="0" name="Picture 10" descr="C:\Study\4year\Diplom\diagrams\png\as-is\05_A4.png"/>
                     <pic:cNvPicPr>
                       <a:picLocks noChangeAspect="1" noChangeArrowheads="1"/>
                     </pic:cNvPicPr>
@@ -21151,6 +21057,506 @@
         <w:jc w:val="center"/>
       </w:pPr>
       <w:r>
+        <w:t xml:space="preserve">Рисунок А.4 – Модель </w:t>
+      </w:r>
+      <w:r>
+        <w:rPr>
+          <w:lang w:val="en-US"/>
+        </w:rPr>
+        <w:t>AS</w:t>
+      </w:r>
+      <w:r>
+        <w:t>-</w:t>
+      </w:r>
+      <w:r>
+        <w:rPr>
+          <w:lang w:val="en-US"/>
+        </w:rPr>
+        <w:t>IS</w:t>
+      </w:r>
+      <w:r>
+        <w:t>. Декомпозиция блока А3 (разработано автором)</w:t>
+      </w:r>
+    </w:p>
+    <w:p>
+      <w:pPr>
+        <w:pStyle w:val="af"/>
+        <w:ind w:firstLine="0"/>
+        <w:jc w:val="center"/>
+      </w:pPr>
+    </w:p>
+    <w:p>
+      <w:pPr>
+        <w:pStyle w:val="af"/>
+        <w:ind w:firstLine="0"/>
+      </w:pPr>
+      <w:r>
+        <w:rPr>
+          <w:noProof/>
+          <w:lang w:eastAsia="ru-RU"/>
+        </w:rPr>
+        <w:lastRenderedPageBreak/>
+        <w:drawing>
+          <wp:inline distT="0" distB="0" distL="0" distR="0" wp14:anchorId="3E0F1E4B" wp14:editId="6509F3B8">
+            <wp:extent cx="5940425" cy="3950383"/>
+            <wp:effectExtent l="0" t="0" r="3175" b="0"/>
+            <wp:docPr id="34" name="Рисунок 34" descr="C:\Study\4year\Diplom\diagrams\png\01_A-0.png"/>
+            <wp:cNvGraphicFramePr>
+              <a:graphicFrameLocks xmlns:a="http://schemas.openxmlformats.org/drawingml/2006/main" noChangeAspect="1"/>
+            </wp:cNvGraphicFramePr>
+            <a:graphic xmlns:a="http://schemas.openxmlformats.org/drawingml/2006/main">
+              <a:graphicData uri="http://schemas.openxmlformats.org/drawingml/2006/picture">
+                <pic:pic xmlns:pic="http://schemas.openxmlformats.org/drawingml/2006/picture">
+                  <pic:nvPicPr>
+                    <pic:cNvPr id="0" name="Picture 2" descr="C:\Study\4year\Diplom\diagrams\png\01_A-0.png"/>
+                    <pic:cNvPicPr>
+                      <a:picLocks noChangeAspect="1" noChangeArrowheads="1"/>
+                    </pic:cNvPicPr>
+                  </pic:nvPicPr>
+                  <pic:blipFill>
+                    <a:blip r:embed="rId34" cstate="print">
+                      <a:extLst>
+                        <a:ext uri="{28A0092B-C50C-407E-A947-70E740481C1C}">
+                          <a14:useLocalDpi xmlns:a14="http://schemas.microsoft.com/office/drawing/2010/main" val="0"/>
+                        </a:ext>
+                      </a:extLst>
+                    </a:blip>
+                    <a:srcRect/>
+                    <a:stretch>
+                      <a:fillRect/>
+                    </a:stretch>
+                  </pic:blipFill>
+                  <pic:spPr bwMode="auto">
+                    <a:xfrm>
+                      <a:off x="0" y="0"/>
+                      <a:ext cx="5940425" cy="3950383"/>
+                    </a:xfrm>
+                    <a:prstGeom prst="rect">
+                      <a:avLst/>
+                    </a:prstGeom>
+                    <a:noFill/>
+                    <a:ln>
+                      <a:noFill/>
+                    </a:ln>
+                  </pic:spPr>
+                </pic:pic>
+              </a:graphicData>
+            </a:graphic>
+          </wp:inline>
+        </w:drawing>
+      </w:r>
+    </w:p>
+    <w:p>
+      <w:pPr>
+        <w:pStyle w:val="af"/>
+        <w:ind w:firstLine="0"/>
+        <w:jc w:val="center"/>
+      </w:pPr>
+      <w:r>
+        <w:t>Рисунок А.5</w:t>
+      </w:r>
+      <w:r>
+        <w:t xml:space="preserve"> – Модель </w:t>
+      </w:r>
+      <w:r>
+        <w:rPr>
+          <w:lang w:val="en-US"/>
+        </w:rPr>
+        <w:t>TO</w:t>
+      </w:r>
+      <w:r>
+        <w:t>-</w:t>
+      </w:r>
+      <w:r>
+        <w:rPr>
+          <w:lang w:val="en-US"/>
+        </w:rPr>
+        <w:t>BE</w:t>
+      </w:r>
+      <w:r>
+        <w:t>. Диаграмма процессов (разработано автором)</w:t>
+      </w:r>
+    </w:p>
+    <w:p>
+      <w:pPr>
+        <w:pStyle w:val="af"/>
+        <w:ind w:firstLine="0"/>
+      </w:pPr>
+      <w:r>
+        <w:rPr>
+          <w:noProof/>
+          <w:lang w:eastAsia="ru-RU"/>
+        </w:rPr>
+        <w:drawing>
+          <wp:inline distT="0" distB="0" distL="0" distR="0" wp14:anchorId="0F0C8FFA" wp14:editId="30F209E1">
+            <wp:extent cx="5940425" cy="3950383"/>
+            <wp:effectExtent l="0" t="0" r="3175" b="0"/>
+            <wp:docPr id="23" name="Рисунок 23" descr="C:\Study\4year\Diplom\diagrams\png\02_A0.png"/>
+            <wp:cNvGraphicFramePr>
+              <a:graphicFrameLocks xmlns:a="http://schemas.openxmlformats.org/drawingml/2006/main" noChangeAspect="1"/>
+            </wp:cNvGraphicFramePr>
+            <a:graphic xmlns:a="http://schemas.openxmlformats.org/drawingml/2006/main">
+              <a:graphicData uri="http://schemas.openxmlformats.org/drawingml/2006/picture">
+                <pic:pic xmlns:pic="http://schemas.openxmlformats.org/drawingml/2006/picture">
+                  <pic:nvPicPr>
+                    <pic:cNvPr id="0" name="Picture 3" descr="C:\Study\4year\Diplom\diagrams\png\02_A0.png"/>
+                    <pic:cNvPicPr>
+                      <a:picLocks noChangeAspect="1" noChangeArrowheads="1"/>
+                    </pic:cNvPicPr>
+                  </pic:nvPicPr>
+                  <pic:blipFill>
+                    <a:blip r:embed="rId35" cstate="print">
+                      <a:extLst>
+                        <a:ext uri="{28A0092B-C50C-407E-A947-70E740481C1C}">
+                          <a14:useLocalDpi xmlns:a14="http://schemas.microsoft.com/office/drawing/2010/main" val="0"/>
+                        </a:ext>
+                      </a:extLst>
+                    </a:blip>
+                    <a:srcRect/>
+                    <a:stretch>
+                      <a:fillRect/>
+                    </a:stretch>
+                  </pic:blipFill>
+                  <pic:spPr bwMode="auto">
+                    <a:xfrm>
+                      <a:off x="0" y="0"/>
+                      <a:ext cx="5940425" cy="3950383"/>
+                    </a:xfrm>
+                    <a:prstGeom prst="rect">
+                      <a:avLst/>
+                    </a:prstGeom>
+                    <a:noFill/>
+                    <a:ln>
+                      <a:noFill/>
+                    </a:ln>
+                  </pic:spPr>
+                </pic:pic>
+              </a:graphicData>
+            </a:graphic>
+          </wp:inline>
+        </w:drawing>
+      </w:r>
+    </w:p>
+    <w:p>
+      <w:pPr>
+        <w:pStyle w:val="af"/>
+        <w:ind w:firstLine="0"/>
+        <w:jc w:val="center"/>
+      </w:pPr>
+      <w:r>
+        <w:t>Рисунок А.6</w:t>
+      </w:r>
+      <w:r>
+        <w:t xml:space="preserve"> – </w:t>
+      </w:r>
+      <w:r>
+        <w:t xml:space="preserve">Модель </w:t>
+      </w:r>
+      <w:r>
+        <w:rPr>
+          <w:lang w:val="en-US"/>
+        </w:rPr>
+        <w:t>TO</w:t>
+      </w:r>
+      <w:r>
+        <w:t>-</w:t>
+      </w:r>
+      <w:r>
+        <w:rPr>
+          <w:lang w:val="en-US"/>
+        </w:rPr>
+        <w:t>BE</w:t>
+      </w:r>
+      <w:r>
+        <w:t xml:space="preserve">. </w:t>
+      </w:r>
+      <w:r>
+        <w:t>Декомпозиция блока А0</w:t>
+      </w:r>
+      <w:r>
+        <w:t xml:space="preserve"> </w:t>
+      </w:r>
+      <w:r>
+        <w:t>(разработано автором)</w:t>
+      </w:r>
+    </w:p>
+    <w:p>
+      <w:pPr>
+        <w:pStyle w:val="af"/>
+        <w:ind w:firstLine="0"/>
+      </w:pPr>
+      <w:r>
+        <w:rPr>
+          <w:noProof/>
+          <w:lang w:eastAsia="ru-RU"/>
+        </w:rPr>
+        <w:lastRenderedPageBreak/>
+        <w:drawing>
+          <wp:inline distT="0" distB="0" distL="0" distR="0" wp14:anchorId="220B4ECC" wp14:editId="0FE53B2D">
+            <wp:extent cx="5940425" cy="3950383"/>
+            <wp:effectExtent l="0" t="0" r="3175" b="0"/>
+            <wp:docPr id="24" name="Рисунок 24" descr="C:\Study\4year\Diplom\diagrams\png\03_A2.png"/>
+            <wp:cNvGraphicFramePr>
+              <a:graphicFrameLocks xmlns:a="http://schemas.openxmlformats.org/drawingml/2006/main" noChangeAspect="1"/>
+            </wp:cNvGraphicFramePr>
+            <a:graphic xmlns:a="http://schemas.openxmlformats.org/drawingml/2006/main">
+              <a:graphicData uri="http://schemas.openxmlformats.org/drawingml/2006/picture">
+                <pic:pic xmlns:pic="http://schemas.openxmlformats.org/drawingml/2006/picture">
+                  <pic:nvPicPr>
+                    <pic:cNvPr id="0" name="Picture 4" descr="C:\Study\4year\Diplom\diagrams\png\03_A2.png"/>
+                    <pic:cNvPicPr>
+                      <a:picLocks noChangeAspect="1" noChangeArrowheads="1"/>
+                    </pic:cNvPicPr>
+                  </pic:nvPicPr>
+                  <pic:blipFill>
+                    <a:blip r:embed="rId36" cstate="print">
+                      <a:extLst>
+                        <a:ext uri="{28A0092B-C50C-407E-A947-70E740481C1C}">
+                          <a14:useLocalDpi xmlns:a14="http://schemas.microsoft.com/office/drawing/2010/main" val="0"/>
+                        </a:ext>
+                      </a:extLst>
+                    </a:blip>
+                    <a:srcRect/>
+                    <a:stretch>
+                      <a:fillRect/>
+                    </a:stretch>
+                  </pic:blipFill>
+                  <pic:spPr bwMode="auto">
+                    <a:xfrm>
+                      <a:off x="0" y="0"/>
+                      <a:ext cx="5940425" cy="3950383"/>
+                    </a:xfrm>
+                    <a:prstGeom prst="rect">
+                      <a:avLst/>
+                    </a:prstGeom>
+                    <a:noFill/>
+                    <a:ln>
+                      <a:noFill/>
+                    </a:ln>
+                  </pic:spPr>
+                </pic:pic>
+              </a:graphicData>
+            </a:graphic>
+          </wp:inline>
+        </w:drawing>
+      </w:r>
+    </w:p>
+    <w:p>
+      <w:pPr>
+        <w:pStyle w:val="af"/>
+        <w:ind w:firstLine="0"/>
+        <w:jc w:val="center"/>
+      </w:pPr>
+      <w:r>
+        <w:t>Рисунок А.7</w:t>
+      </w:r>
+      <w:r>
+        <w:t xml:space="preserve"> – </w:t>
+      </w:r>
+      <w:r>
+        <w:t xml:space="preserve">Модель </w:t>
+      </w:r>
+      <w:r>
+        <w:rPr>
+          <w:lang w:val="en-US"/>
+        </w:rPr>
+        <w:t>TO</w:t>
+      </w:r>
+      <w:r>
+        <w:t>-</w:t>
+      </w:r>
+      <w:r>
+        <w:rPr>
+          <w:lang w:val="en-US"/>
+        </w:rPr>
+        <w:t>BE</w:t>
+      </w:r>
+      <w:r>
+        <w:t xml:space="preserve">. </w:t>
+      </w:r>
+      <w:r>
+        <w:t>Декомпозиция блока А2</w:t>
+      </w:r>
+      <w:r>
+        <w:t>(разработано автором)</w:t>
+      </w:r>
+    </w:p>
+    <w:p>
+      <w:pPr>
+        <w:pStyle w:val="af"/>
+        <w:ind w:firstLine="0"/>
+        <w:jc w:val="center"/>
+      </w:pPr>
+      <w:r>
+        <w:rPr>
+          <w:noProof/>
+          <w:lang w:eastAsia="ru-RU"/>
+        </w:rPr>
+        <w:drawing>
+          <wp:inline distT="0" distB="0" distL="0" distR="0" wp14:anchorId="34256A08" wp14:editId="208AD584">
+            <wp:extent cx="5940425" cy="3950383"/>
+            <wp:effectExtent l="0" t="0" r="3175" b="0"/>
+            <wp:docPr id="25" name="Рисунок 25" descr="C:\Study\4year\Diplom\diagrams\png\04_A3.png"/>
+            <wp:cNvGraphicFramePr>
+              <a:graphicFrameLocks xmlns:a="http://schemas.openxmlformats.org/drawingml/2006/main" noChangeAspect="1"/>
+            </wp:cNvGraphicFramePr>
+            <a:graphic xmlns:a="http://schemas.openxmlformats.org/drawingml/2006/main">
+              <a:graphicData uri="http://schemas.openxmlformats.org/drawingml/2006/picture">
+                <pic:pic xmlns:pic="http://schemas.openxmlformats.org/drawingml/2006/picture">
+                  <pic:nvPicPr>
+                    <pic:cNvPr id="0" name="Picture 5" descr="C:\Study\4year\Diplom\diagrams\png\04_A3.png"/>
+                    <pic:cNvPicPr>
+                      <a:picLocks noChangeAspect="1" noChangeArrowheads="1"/>
+                    </pic:cNvPicPr>
+                  </pic:nvPicPr>
+                  <pic:blipFill>
+                    <a:blip r:embed="rId37" cstate="print">
+                      <a:extLst>
+                        <a:ext uri="{28A0092B-C50C-407E-A947-70E740481C1C}">
+                          <a14:useLocalDpi xmlns:a14="http://schemas.microsoft.com/office/drawing/2010/main" val="0"/>
+                        </a:ext>
+                      </a:extLst>
+                    </a:blip>
+                    <a:srcRect/>
+                    <a:stretch>
+                      <a:fillRect/>
+                    </a:stretch>
+                  </pic:blipFill>
+                  <pic:spPr bwMode="auto">
+                    <a:xfrm>
+                      <a:off x="0" y="0"/>
+                      <a:ext cx="5940425" cy="3950383"/>
+                    </a:xfrm>
+                    <a:prstGeom prst="rect">
+                      <a:avLst/>
+                    </a:prstGeom>
+                    <a:noFill/>
+                    <a:ln>
+                      <a:noFill/>
+                    </a:ln>
+                  </pic:spPr>
+                </pic:pic>
+              </a:graphicData>
+            </a:graphic>
+          </wp:inline>
+        </w:drawing>
+      </w:r>
+    </w:p>
+    <w:p>
+      <w:pPr>
+        <w:pStyle w:val="af"/>
+        <w:ind w:firstLine="0"/>
+        <w:jc w:val="center"/>
+      </w:pPr>
+      <w:r>
+        <w:t>Рис</w:t>
+      </w:r>
+      <w:r>
+        <w:t>унок А.8</w:t>
+      </w:r>
+      <w:r>
+        <w:t xml:space="preserve"> – </w:t>
+      </w:r>
+      <w:r>
+        <w:t xml:space="preserve">Модель </w:t>
+      </w:r>
+      <w:r>
+        <w:rPr>
+          <w:lang w:val="en-US"/>
+        </w:rPr>
+        <w:t>TO</w:t>
+      </w:r>
+      <w:r>
+        <w:t>-</w:t>
+      </w:r>
+      <w:r>
+        <w:rPr>
+          <w:lang w:val="en-US"/>
+        </w:rPr>
+        <w:t>BE</w:t>
+      </w:r>
+      <w:r>
+        <w:t xml:space="preserve">. </w:t>
+      </w:r>
+      <w:r>
+        <w:t>Декомпозиция блока А3</w:t>
+      </w:r>
+      <w:r>
+        <w:t>(разработано автором)</w:t>
+      </w:r>
+    </w:p>
+    <w:p>
+      <w:pPr>
+        <w:pStyle w:val="af"/>
+        <w:ind w:firstLine="0"/>
+        <w:jc w:val="center"/>
+        <w:rPr>
+          <w:lang w:val="en-US"/>
+        </w:rPr>
+      </w:pPr>
+      <w:r>
+        <w:rPr>
+          <w:noProof/>
+          <w:lang w:eastAsia="ru-RU"/>
+        </w:rPr>
+        <w:lastRenderedPageBreak/>
+        <w:drawing>
+          <wp:inline distT="0" distB="0" distL="0" distR="0" wp14:anchorId="51409E5F" wp14:editId="38DDFB9B">
+            <wp:extent cx="5940425" cy="3950383"/>
+            <wp:effectExtent l="0" t="0" r="3175" b="0"/>
+            <wp:docPr id="26" name="Рисунок 26" descr="C:\Study\4year\Diplom\diagrams\png\05_A4.png"/>
+            <wp:cNvGraphicFramePr>
+              <a:graphicFrameLocks xmlns:a="http://schemas.openxmlformats.org/drawingml/2006/main" noChangeAspect="1"/>
+            </wp:cNvGraphicFramePr>
+            <a:graphic xmlns:a="http://schemas.openxmlformats.org/drawingml/2006/main">
+              <a:graphicData uri="http://schemas.openxmlformats.org/drawingml/2006/picture">
+                <pic:pic xmlns:pic="http://schemas.openxmlformats.org/drawingml/2006/picture">
+                  <pic:nvPicPr>
+                    <pic:cNvPr id="0" name="Picture 6" descr="C:\Study\4year\Diplom\diagrams\png\05_A4.png"/>
+                    <pic:cNvPicPr>
+                      <a:picLocks noChangeAspect="1" noChangeArrowheads="1"/>
+                    </pic:cNvPicPr>
+                  </pic:nvPicPr>
+                  <pic:blipFill>
+                    <a:blip r:embed="rId38" cstate="print">
+                      <a:extLst>
+                        <a:ext uri="{28A0092B-C50C-407E-A947-70E740481C1C}">
+                          <a14:useLocalDpi xmlns:a14="http://schemas.microsoft.com/office/drawing/2010/main" val="0"/>
+                        </a:ext>
+                      </a:extLst>
+                    </a:blip>
+                    <a:srcRect/>
+                    <a:stretch>
+                      <a:fillRect/>
+                    </a:stretch>
+                  </pic:blipFill>
+                  <pic:spPr bwMode="auto">
+                    <a:xfrm>
+                      <a:off x="0" y="0"/>
+                      <a:ext cx="5940425" cy="3950383"/>
+                    </a:xfrm>
+                    <a:prstGeom prst="rect">
+                      <a:avLst/>
+                    </a:prstGeom>
+                    <a:noFill/>
+                    <a:ln>
+                      <a:noFill/>
+                    </a:ln>
+                  </pic:spPr>
+                </pic:pic>
+              </a:graphicData>
+            </a:graphic>
+          </wp:inline>
+        </w:drawing>
+      </w:r>
+    </w:p>
+    <w:p>
+      <w:pPr>
+        <w:pStyle w:val="af"/>
+        <w:ind w:firstLine="0"/>
+        <w:jc w:val="center"/>
+      </w:pPr>
+      <w:r>
         <w:t>Рисунок А.9</w:t>
       </w:r>
       <w:r>
@@ -21210,7 +21616,7 @@
                     <pic:cNvPicPr/>
                   </pic:nvPicPr>
                   <pic:blipFill rotWithShape="1">
-                    <a:blip r:embed="rId34"/>
+                    <a:blip r:embed="rId39"/>
                     <a:srcRect l="3529" r="2501"/>
                     <a:stretch/>
                   </pic:blipFill>
@@ -21296,7 +21702,7 @@
                     <pic:cNvPicPr/>
                   </pic:nvPicPr>
                   <pic:blipFill>
-                    <a:blip r:embed="rId35"/>
+                    <a:blip r:embed="rId40"/>
                     <a:stretch>
                       <a:fillRect/>
                     </a:stretch>
@@ -21356,8 +21762,8 @@
         <w:pStyle w:val="af"/>
         <w:ind w:firstLine="0"/>
         <w:sectPr>
-          <w:footerReference w:type="even" r:id="rId36"/>
-          <w:footerReference w:type="default" r:id="rId37"/>
+          <w:footerReference w:type="even" r:id="rId41"/>
+          <w:footerReference w:type="default" r:id="rId42"/>
           <w:pgSz w:w="11906" w:h="16838"/>
           <w:pgMar w:top="1134" w:right="850" w:bottom="1134" w:left="1701" w:header="708" w:footer="708" w:gutter="0"/>
           <w:pgNumType w:start="1"/>
@@ -21395,7 +21801,7 @@
                     <pic:cNvPicPr/>
                   </pic:nvPicPr>
                   <pic:blipFill>
-                    <a:blip r:embed="rId38"/>
+                    <a:blip r:embed="rId43"/>
                     <a:stretch>
                       <a:fillRect/>
                     </a:stretch>
@@ -21667,9 +22073,6 @@
           <w:p>
             <w:pPr>
               <w:pStyle w:val="af7"/>
-              <w:rPr>
-                <w:lang w:val="ru-RU"/>
-              </w:rPr>
             </w:pPr>
           </w:p>
           <w:p>
@@ -32921,6 +33324,11 @@
         <w:docPartUnique/>
       </w:docPartObj>
     </w:sdtPr>
+    <w:sdtEndPr>
+      <w:rPr>
+        <w:rStyle w:val="aa"/>
+      </w:rPr>
+    </w:sdtEndPr>
     <w:sdtContent>
       <w:p>
         <w:pPr>
@@ -32975,6 +33383,11 @@
         <w:docPartUnique/>
       </w:docPartObj>
     </w:sdtPr>
+    <w:sdtEndPr>
+      <w:rPr>
+        <w:rStyle w:val="aa"/>
+      </w:rPr>
+    </w:sdtEndPr>
     <w:sdtContent>
       <w:p>
         <w:pPr>
@@ -33022,7 +33435,7 @@
             <w:sz w:val="28"/>
             <w:szCs w:val="28"/>
           </w:rPr>
-          <w:t>44</w:t>
+          <w:t>26</w:t>
         </w:r>
         <w:r>
           <w:rPr>
@@ -38919,7 +39332,7 @@
 </file>
 
 <file path=customXml/itemProps1.xml><?xml version="1.0" encoding="utf-8"?>
-<ds:datastoreItem xmlns:ds="http://schemas.openxmlformats.org/officeDocument/2006/customXml" ds:itemID="{287FD3DF-1854-4BD4-B46D-8D0FA0E86E23}">
+<ds:datastoreItem xmlns:ds="http://schemas.openxmlformats.org/officeDocument/2006/customXml" ds:itemID="{A9098813-6332-4051-BFE3-547B9D36FD21}">
   <ds:schemaRefs>
     <ds:schemaRef ds:uri="http://schemas.openxmlformats.org/officeDocument/2006/bibliography"/>
   </ds:schemaRefs>
